--- a/paper.docx
+++ b/paper.docx
@@ -17,6 +17,13 @@
           <w:lang w:val="es-ES"/>
         </w:rPr>
         <w:t>Clasificación de variedades de arroz mediante regresión logística</w:t>
+      </w:r>
+      <w:r>
+        <w:rPr>
+          <w:kern w:val="48"/>
+          <w:lang w:val="es-ES"/>
+        </w:rPr>
+        <w:t xml:space="preserve"> y Random Forest</w:t>
       </w:r>
     </w:p>
     <w:p>
@@ -150,7 +157,6 @@
           <w:lang w:val="es-ES"/>
         </w:rPr>
       </w:pPr>
-      <w:proofErr w:type="spellStart"/>
       <w:r>
         <w:rPr>
           <w:i/>
@@ -159,7 +165,6 @@
         </w:rPr>
         <w:t>Abstract</w:t>
       </w:r>
-      <w:proofErr w:type="spellEnd"/>
       <w:r>
         <w:rPr>
           <w:i/>
@@ -184,28 +189,26 @@
         <w:rPr>
           <w:lang w:val="es-ES"/>
         </w:rPr>
-        <w:t xml:space="preserve">Este </w:t>
-      </w:r>
-      <w:r>
-        <w:rPr>
-          <w:lang w:val="es-ES"/>
-        </w:rPr>
-        <w:t>documento</w:t>
-      </w:r>
-      <w:r>
-        <w:rPr>
-          <w:lang w:val="es-ES"/>
-        </w:rPr>
-        <w:t xml:space="preserve"> presenta la implementación manual de un modelo de regresión logística para clasificar granos de arroz de las variedades Cammeo y </w:t>
-      </w:r>
-      <w:proofErr w:type="spellStart"/>
-      <w:r>
-        <w:rPr>
-          <w:lang w:val="es-ES"/>
-        </w:rPr>
-        <w:t>Osmancik</w:t>
-      </w:r>
-      <w:proofErr w:type="spellEnd"/>
+        <w:t>E</w:t>
+      </w:r>
+      <w:r>
+        <w:rPr>
+          <w:lang w:val="es-ES"/>
+        </w:rPr>
+        <w:t xml:space="preserve">ste documento presenta </w:t>
+      </w:r>
+      <w:r>
+        <w:rPr>
+          <w:lang w:val="es-ES"/>
+        </w:rPr>
+        <w:t xml:space="preserve">la implementación de </w:t>
+      </w:r>
+      <w:r>
+        <w:rPr>
+          <w:lang w:val="es-ES"/>
+        </w:rPr>
+        <w:t>dos modelos de aprendizaje supervisado para clasificar granos de arroz de las variedades Cammeo y Osmancik a partir de siete características físicas. Primero se desarrolló</w:t>
+      </w:r>
       <w:r>
         <w:rPr>
           <w:lang w:val="es-ES"/>
@@ -216,25 +219,434 @@
         <w:rPr>
           <w:lang w:val="es-ES"/>
         </w:rPr>
-        <w:t xml:space="preserve">utilizando </w:t>
-      </w:r>
-      <w:r>
-        <w:rPr>
-          <w:lang w:val="es-ES"/>
-        </w:rPr>
-        <w:t xml:space="preserve">sus </w:t>
-      </w:r>
-      <w:r>
-        <w:rPr>
-          <w:lang w:val="es-ES"/>
-        </w:rPr>
-        <w:t>característica</w:t>
-      </w:r>
-      <w:r>
-        <w:rPr>
-          <w:lang w:val="es-ES"/>
-        </w:rPr>
-        <w:t>s físicas</w:t>
+        <w:t>un modelo de regresión logística</w:t>
+      </w:r>
+      <w:r>
+        <w:rPr>
+          <w:lang w:val="es-ES"/>
+        </w:rPr>
+        <w:t xml:space="preserve"> a mano</w:t>
+      </w:r>
+      <w:r>
+        <w:rPr>
+          <w:lang w:val="es-ES"/>
+        </w:rPr>
+        <w:t xml:space="preserve"> mediante la función sigmoide, cross-entropy y gradiente descendente. </w:t>
+      </w:r>
+      <w:r>
+        <w:rPr>
+          <w:lang w:val="es-ES"/>
+        </w:rPr>
+        <w:t>Después,</w:t>
+      </w:r>
+      <w:r>
+        <w:rPr>
+          <w:lang w:val="es-ES"/>
+        </w:rPr>
+        <w:t xml:space="preserve"> se implementó un Random Forest con</w:t>
+      </w:r>
+      <w:r>
+        <w:rPr>
+          <w:lang w:val="es-ES"/>
+        </w:rPr>
+        <w:t xml:space="preserve"> la librería</w:t>
+      </w:r>
+      <w:r>
+        <w:rPr>
+          <w:lang w:val="es-ES"/>
+        </w:rPr>
+        <w:t xml:space="preserve"> sciki</w:t>
+      </w:r>
+      <w:r>
+        <w:rPr>
+          <w:lang w:val="es-ES"/>
+        </w:rPr>
+        <w:t>t-</w:t>
+      </w:r>
+      <w:r>
+        <w:rPr>
+          <w:lang w:val="es-ES"/>
+        </w:rPr>
+        <w:t xml:space="preserve">learn y se analizaron sus resultados antes y después </w:t>
+      </w:r>
+      <w:r>
+        <w:rPr>
+          <w:lang w:val="es-ES"/>
+        </w:rPr>
+        <w:t>de un</w:t>
+      </w:r>
+      <w:r>
+        <w:rPr>
+          <w:lang w:val="es-ES"/>
+        </w:rPr>
+        <w:t xml:space="preserve"> ajuste de hiperparámetros.</w:t>
+      </w:r>
+      <w:r>
+        <w:rPr>
+          <w:lang w:val="es-ES"/>
+        </w:rPr>
+        <w:t xml:space="preserve"> </w:t>
+      </w:r>
+      <w:r>
+        <w:rPr>
+          <w:lang w:val="es-ES"/>
+        </w:rPr>
+        <w:t>El dataset se dividió de manera estratificada en 60% para entrenamiento, 20% para validación y 20% para prueba. La regresión logística alcanzó un</w:t>
+      </w:r>
+      <w:r>
+        <w:rPr>
+          <w:lang w:val="es-ES"/>
+        </w:rPr>
+        <w:t xml:space="preserve">a precisión </w:t>
+      </w:r>
+      <w:r>
+        <w:rPr>
+          <w:lang w:val="es-ES"/>
+        </w:rPr>
+        <w:t xml:space="preserve">de 92.65% en entrenamiento, 93.57% en validación y 92.65% en prueba. El Random Forest con parámetros </w:t>
+      </w:r>
+      <w:r>
+        <w:rPr>
+          <w:lang w:val="es-ES"/>
+        </w:rPr>
+        <w:t>por default</w:t>
+      </w:r>
+      <w:r>
+        <w:rPr>
+          <w:lang w:val="es-ES"/>
+        </w:rPr>
+        <w:t xml:space="preserve"> obtuvo 100% en entrenamiento y </w:t>
+      </w:r>
+      <w:r>
+        <w:rPr>
+          <w:lang w:val="es-MX"/>
+        </w:rPr>
+        <w:t>92.65</w:t>
+      </w:r>
+      <w:r>
+        <w:rPr>
+          <w:lang w:val="es-ES"/>
+        </w:rPr>
+        <w:t xml:space="preserve">% en validación, </w:t>
+      </w:r>
+      <w:r>
+        <w:rPr>
+          <w:lang w:val="es-ES"/>
+        </w:rPr>
+        <w:t xml:space="preserve">lo cual indicaba </w:t>
+      </w:r>
+      <w:r>
+        <w:rPr>
+          <w:lang w:val="es-ES"/>
+        </w:rPr>
+        <w:t>sobreajuste. Después de</w:t>
+      </w:r>
+      <w:r>
+        <w:rPr>
+          <w:lang w:val="es-ES"/>
+        </w:rPr>
+        <w:t xml:space="preserve"> buscar hiperparámetros acertados con</w:t>
+      </w:r>
+      <w:r>
+        <w:rPr>
+          <w:lang w:val="es-ES"/>
+        </w:rPr>
+        <w:t xml:space="preserve"> GridSearchCV, la brecha entre entrenamiento y validación disminuyó de </w:t>
+      </w:r>
+      <w:r>
+        <w:rPr>
+          <w:lang w:val="es-MX"/>
+        </w:rPr>
+        <w:t>7.35 a 0.66 puntos porcentuales</w:t>
+      </w:r>
+      <w:r>
+        <w:rPr>
+          <w:lang w:val="es-ES"/>
+        </w:rPr>
+        <w:t xml:space="preserve">. El modelo ajustado </w:t>
+      </w:r>
+      <w:r>
+        <w:rPr>
+          <w:lang w:val="es-ES"/>
+        </w:rPr>
+        <w:t>obtuvo</w:t>
+      </w:r>
+      <w:r>
+        <w:rPr>
+          <w:lang w:val="es-ES"/>
+        </w:rPr>
+        <w:t xml:space="preserve"> </w:t>
+      </w:r>
+      <w:r>
+        <w:rPr>
+          <w:lang w:val="es-MX"/>
+        </w:rPr>
+        <w:t>93.96</w:t>
+      </w:r>
+      <w:r>
+        <w:rPr>
+          <w:lang w:val="es-ES"/>
+        </w:rPr>
+        <w:t xml:space="preserve">% en entrenamiento, </w:t>
+      </w:r>
+      <w:r>
+        <w:rPr>
+          <w:lang w:val="es-MX"/>
+        </w:rPr>
+        <w:t>93.31</w:t>
+      </w:r>
+      <w:r>
+        <w:rPr>
+          <w:lang w:val="es-ES"/>
+        </w:rPr>
+        <w:t xml:space="preserve">% en validación y 92.65% en prueba, lo </w:t>
+      </w:r>
+      <w:r>
+        <w:rPr>
+          <w:lang w:val="es-ES"/>
+        </w:rPr>
+        <w:t>cual</w:t>
+      </w:r>
+      <w:r>
+        <w:rPr>
+          <w:lang w:val="es-ES"/>
+        </w:rPr>
+        <w:t xml:space="preserve"> indica un sesgo bajo, una varianza baja y un </w:t>
+      </w:r>
+      <w:r>
+        <w:rPr>
+          <w:lang w:val="es-ES"/>
+        </w:rPr>
+        <w:t>fitting</w:t>
+      </w:r>
+      <w:r>
+        <w:rPr>
+          <w:lang w:val="es-ES"/>
+        </w:rPr>
+        <w:t xml:space="preserve"> adecuado.</w:t>
+      </w:r>
+    </w:p>
+    <w:p>
+      <w:pPr>
+        <w:pStyle w:val="Keywords"/>
+      </w:pPr>
+      <w:r>
+        <w:t>Keywords</w:t>
+      </w:r>
+      <w:r>
+        <w:t xml:space="preserve"> </w:t>
+      </w:r>
+      <w:r>
+        <w:t>—</w:t>
+      </w:r>
+      <w:r>
+        <w:t xml:space="preserve"> </w:t>
+      </w:r>
+      <w:r>
+        <w:t>rice</w:t>
+      </w:r>
+      <w:r>
+        <w:t>,</w:t>
+      </w:r>
+      <w:r>
+        <w:t xml:space="preserve"> </w:t>
+      </w:r>
+      <w:r>
+        <w:t>logistic regression</w:t>
+      </w:r>
+      <w:r>
+        <w:t>,</w:t>
+      </w:r>
+      <w:r>
+        <w:t xml:space="preserve"> </w:t>
+      </w:r>
+      <w:r>
+        <w:t xml:space="preserve">Random Forest, hypterparameter tuning, bias, variance, overfitting, </w:t>
+      </w:r>
+      <w:r>
+        <w:t>sigmoid</w:t>
+      </w:r>
+      <w:r>
+        <w:t>,</w:t>
+      </w:r>
+      <w:r>
+        <w:t xml:space="preserve"> </w:t>
+      </w:r>
+      <w:r>
+        <w:t>cross-entropy</w:t>
+      </w:r>
+      <w:r>
+        <w:t>,</w:t>
+      </w:r>
+      <w:r>
+        <w:t xml:space="preserve"> </w:t>
+      </w:r>
+      <w:r>
+        <w:t>gradient descent, Turkey</w:t>
+      </w:r>
+    </w:p>
+    <w:p>
+      <w:pPr>
+        <w:pStyle w:val="Ttulo1"/>
+        <w:rPr>
+          <w:lang w:val="es-ES"/>
+        </w:rPr>
+      </w:pPr>
+      <w:r>
+        <w:rPr>
+          <w:lang w:val="es-ES"/>
+        </w:rPr>
+        <w:t>Introducción</w:t>
+      </w:r>
+    </w:p>
+    <w:p>
+      <w:pPr>
+        <w:pStyle w:val="Textoindependiente"/>
+        <w:rPr>
+          <w:lang w:val="es-ES"/>
+        </w:rPr>
+      </w:pPr>
+      <w:r>
+        <w:rPr>
+          <w:lang w:val="es-ES"/>
+        </w:rPr>
+        <w:t xml:space="preserve">Los algoritmos de machine learning permiten construir modelos capaces de aprender relaciones entre variables de entrada y una variable objetivo a partir de ejemplos que los entrenan. En ese ámbito, los problemas de clasificación buscan asignar cada observación a una categoría del </w:t>
+      </w:r>
+      <w:r>
+        <w:rPr>
+          <w:lang w:val="es-ES"/>
+        </w:rPr>
+        <w:t>dataset</w:t>
+      </w:r>
+      <w:r>
+        <w:rPr>
+          <w:lang w:val="es-ES"/>
+        </w:rPr>
+        <w:t>, y cuando sólo hay 2 clases, la regresión logística</w:t>
+      </w:r>
+      <w:r>
+        <w:rPr>
+          <w:lang w:val="es-ES"/>
+        </w:rPr>
+        <w:t xml:space="preserve"> y Random Forest</w:t>
+      </w:r>
+      <w:r>
+        <w:rPr>
+          <w:lang w:val="es-ES"/>
+        </w:rPr>
+        <w:t xml:space="preserve"> </w:t>
+      </w:r>
+      <w:r>
+        <w:rPr>
+          <w:lang w:val="es-ES"/>
+        </w:rPr>
+        <w:t>son</w:t>
+      </w:r>
+      <w:r>
+        <w:rPr>
+          <w:lang w:val="es-ES"/>
+        </w:rPr>
+        <w:t xml:space="preserve"> una</w:t>
+      </w:r>
+      <w:r>
+        <w:rPr>
+          <w:lang w:val="es-ES"/>
+        </w:rPr>
+        <w:t>s</w:t>
+      </w:r>
+      <w:r>
+        <w:rPr>
+          <w:lang w:val="es-ES"/>
+        </w:rPr>
+        <w:t xml:space="preserve"> de las técnicas más utilizadas por su simplicidad y facilidad de</w:t>
+      </w:r>
+      <w:r>
+        <w:rPr>
+          <w:lang w:val="es-ES"/>
+        </w:rPr>
+        <w:t xml:space="preserve"> comprensión.</w:t>
+      </w:r>
+    </w:p>
+    <w:p>
+      <w:pPr>
+        <w:pStyle w:val="Textoindependiente"/>
+        <w:rPr>
+          <w:lang w:val="es-ES"/>
+        </w:rPr>
+      </w:pPr>
+      <w:r>
+        <w:rPr>
+          <w:lang w:val="es-ES"/>
+        </w:rPr>
+        <w:t xml:space="preserve">Para este trabajo, decidí utilizar el </w:t>
+      </w:r>
+      <w:r>
+        <w:rPr>
+          <w:lang w:val="es-ES"/>
+        </w:rPr>
+        <w:t>dataset</w:t>
+      </w:r>
+      <w:r>
+        <w:rPr>
+          <w:lang w:val="es-ES"/>
+        </w:rPr>
+        <w:t xml:space="preserve"> Rice - Cammeo and Osmancik, compuesto por 3810 granos de arroz clasificados en 2 variedades. A partir de las imagenes procesadas de los granos, se identificaron siete características físicas: área, perímetro, longitud del eje mayor, longitud del eje menor, excentricidad, área convexa y extensión. Estas características permiten analizar diferencias de tamaño y forma entre ambas variedades, por lo cual resulta interesante averiguar si también son suficientes para categorizarlas completamente y poder predecir qué variedad de arroz corresponde a cada grano.</w:t>
+      </w:r>
+    </w:p>
+    <w:p>
+      <w:pPr>
+        <w:pStyle w:val="Textoindependiente"/>
+        <w:rPr>
+          <w:lang w:val="es-MX"/>
+        </w:rPr>
+      </w:pPr>
+      <w:r>
+        <w:rPr>
+          <w:lang w:val="es-ES"/>
+        </w:rPr>
+        <w:t xml:space="preserve">Es por esto que </w:t>
+      </w:r>
+      <w:r>
+        <w:rPr>
+          <w:lang w:val="es-ES"/>
+        </w:rPr>
+        <w:t>e</w:t>
+      </w:r>
+      <w:r>
+        <w:rPr>
+          <w:lang w:val="es-ES"/>
+        </w:rPr>
+        <w:t xml:space="preserve">l objetivo de este trabajo es </w:t>
+      </w:r>
+      <w:r>
+        <w:rPr>
+          <w:lang w:val="es-ES"/>
+        </w:rPr>
+        <w:t>implementar</w:t>
+      </w:r>
+      <w:r>
+        <w:rPr>
+          <w:lang w:val="es-ES"/>
+        </w:rPr>
+        <w:t xml:space="preserve"> y evaluar dos </w:t>
+      </w:r>
+      <w:r>
+        <w:rPr>
+          <w:lang w:val="es-ES"/>
+        </w:rPr>
+        <w:t>modelos</w:t>
+      </w:r>
+      <w:r>
+        <w:rPr>
+          <w:lang w:val="es-ES"/>
+        </w:rPr>
+        <w:t xml:space="preserve"> de aprendizaje supervisado para clasificar granos de arroz de </w:t>
+      </w:r>
+      <w:r>
+        <w:rPr>
+          <w:lang w:val="es-ES"/>
+        </w:rPr>
+        <w:t>las 2 variedades dadas sus características físicas</w:t>
       </w:r>
       <w:r>
         <w:rPr>
@@ -246,63 +658,79 @@
         <w:rPr>
           <w:lang w:val="es-ES"/>
         </w:rPr>
-        <w:t xml:space="preserve">El </w:t>
-      </w:r>
-      <w:proofErr w:type="spellStart"/>
-      <w:r>
-        <w:rPr>
-          <w:lang w:val="es-ES"/>
-        </w:rPr>
-        <w:t>dataset</w:t>
-      </w:r>
-      <w:proofErr w:type="spellEnd"/>
-      <w:r>
-        <w:rPr>
-          <w:lang w:val="es-ES"/>
-        </w:rPr>
-        <w:t xml:space="preserve"> a procesar </w:t>
-      </w:r>
-      <w:r>
-        <w:rPr>
-          <w:lang w:val="es-ES"/>
-        </w:rPr>
-        <w:t xml:space="preserve">contiene 3810 observaciones y siete variables numéricas obtenidas a partir de imágenes procesadas de granos de arroz. Se realizó un </w:t>
-      </w:r>
-      <w:r>
-        <w:rPr>
-          <w:lang w:val="es-ES"/>
-        </w:rPr>
-        <w:t>EDA</w:t>
-      </w:r>
-      <w:r>
-        <w:rPr>
-          <w:lang w:val="es-ES"/>
-        </w:rPr>
-        <w:t xml:space="preserve"> para evaluar la calidad de la información, la distribución de las clases y las relaciones entre las </w:t>
-      </w:r>
-      <w:r>
-        <w:rPr>
-          <w:lang w:val="es-ES"/>
-        </w:rPr>
-        <w:t>variables, y p</w:t>
-      </w:r>
-      <w:r>
-        <w:rPr>
-          <w:lang w:val="es-ES"/>
-        </w:rPr>
-        <w:t xml:space="preserve">osteriormente, se </w:t>
-      </w:r>
-      <w:r>
-        <w:rPr>
-          <w:lang w:val="es-ES"/>
-        </w:rPr>
-        <w:t xml:space="preserve">separó </w:t>
-      </w:r>
-      <w:r>
-        <w:rPr>
-          <w:lang w:val="es-ES"/>
-        </w:rPr>
-        <w:t>la variable objetivo, se dividieron los datos en conjuntos de entrenamiento y prueba</w:t>
+        <w:t>El primer modelo consiste en</w:t>
+      </w:r>
+      <w:r>
+        <w:rPr>
+          <w:lang w:val="es-ES"/>
+        </w:rPr>
+        <w:t xml:space="preserve"> una regresión logística implementada manualmente </w:t>
+      </w:r>
+      <w:r>
+        <w:rPr>
+          <w:lang w:val="es-ES"/>
+        </w:rPr>
+        <w:t>con</w:t>
+      </w:r>
+      <w:r>
+        <w:rPr>
+          <w:lang w:val="es-ES"/>
+        </w:rPr>
+        <w:t xml:space="preserve"> numpy</w:t>
+      </w:r>
+      <w:r>
+        <w:rPr>
+          <w:lang w:val="es-ES"/>
+        </w:rPr>
+        <w:t xml:space="preserve">, mientras que el </w:t>
+      </w:r>
+      <w:r>
+        <w:rPr>
+          <w:lang w:val="es-ES"/>
+        </w:rPr>
+        <w:t>segund</w:t>
+      </w:r>
+      <w:r>
+        <w:rPr>
+          <w:lang w:val="es-ES"/>
+        </w:rPr>
+        <w:t xml:space="preserve">o </w:t>
+      </w:r>
+      <w:r>
+        <w:rPr>
+          <w:lang w:val="es-ES"/>
+        </w:rPr>
+        <w:t xml:space="preserve">utiliza </w:t>
+      </w:r>
+      <w:r>
+        <w:rPr>
+          <w:lang w:val="es-ES"/>
+        </w:rPr>
+        <w:t xml:space="preserve">el algoritmo de </w:t>
+      </w:r>
+      <w:r>
+        <w:rPr>
+          <w:lang w:val="es-ES"/>
+        </w:rPr>
+        <w:t xml:space="preserve">Random Forest </w:t>
+      </w:r>
+      <w:r>
+        <w:rPr>
+          <w:lang w:val="es-ES"/>
+        </w:rPr>
+        <w:t>con</w:t>
+      </w:r>
+      <w:r>
+        <w:rPr>
+          <w:lang w:val="es-ES"/>
+        </w:rPr>
+        <w:t xml:space="preserve"> scikit-learn.</w:t>
+      </w:r>
+      <w:r>
+        <w:rPr>
+          <w:lang w:val="es-ES"/>
+        </w:rPr>
+        <w:t xml:space="preserve"> En el caso de este último</w:t>
       </w:r>
       <w:r>
         <w:rPr>
@@ -314,467 +742,73 @@
         <w:rPr>
           <w:lang w:val="es-ES"/>
         </w:rPr>
-        <w:t xml:space="preserve"> y se aplicó escalamiento para mejorar la estabilidad del gradiente descendente. El modelo fue </w:t>
-      </w:r>
-      <w:r>
-        <w:rPr>
-          <w:lang w:val="es-ES"/>
-        </w:rPr>
-        <w:t>implementado</w:t>
-      </w:r>
-      <w:r>
-        <w:rPr>
-          <w:lang w:val="es-ES"/>
-        </w:rPr>
-        <w:t xml:space="preserve"> sin </w:t>
-      </w:r>
-      <w:r>
-        <w:rPr>
-          <w:lang w:val="es-ES"/>
-        </w:rPr>
-        <w:t xml:space="preserve">el uso de </w:t>
-      </w:r>
-      <w:proofErr w:type="spellStart"/>
-      <w:r>
-        <w:rPr>
-          <w:lang w:val="es-ES"/>
-        </w:rPr>
-        <w:t>frameworks</w:t>
-      </w:r>
-      <w:proofErr w:type="spellEnd"/>
-      <w:r>
-        <w:rPr>
-          <w:lang w:val="es-ES"/>
-        </w:rPr>
-        <w:t xml:space="preserve"> de</w:t>
-      </w:r>
-      <w:r>
-        <w:rPr>
-          <w:lang w:val="es-ES"/>
-        </w:rPr>
-        <w:t xml:space="preserve"> Machine </w:t>
-      </w:r>
-      <w:proofErr w:type="spellStart"/>
-      <w:r>
-        <w:rPr>
-          <w:lang w:val="es-ES"/>
-        </w:rPr>
-        <w:t>Learning</w:t>
-      </w:r>
-      <w:proofErr w:type="spellEnd"/>
-      <w:r>
-        <w:rPr>
-          <w:lang w:val="es-ES"/>
-        </w:rPr>
-        <w:t xml:space="preserve">, utilizando </w:t>
-      </w:r>
-      <w:r>
-        <w:rPr>
-          <w:lang w:val="es-ES"/>
-        </w:rPr>
-        <w:t>la</w:t>
-      </w:r>
-      <w:r>
-        <w:rPr>
-          <w:lang w:val="es-ES"/>
-        </w:rPr>
-        <w:t xml:space="preserve"> función sigmoide, </w:t>
-      </w:r>
-      <w:proofErr w:type="spellStart"/>
-      <w:r>
-        <w:rPr>
-          <w:lang w:val="es-ES"/>
-        </w:rPr>
-        <w:t>cross-entropy</w:t>
-      </w:r>
-      <w:proofErr w:type="spellEnd"/>
-      <w:r>
-        <w:rPr>
-          <w:lang w:val="es-ES"/>
-        </w:rPr>
-        <w:t xml:space="preserve"> y </w:t>
-      </w:r>
-      <w:r>
-        <w:rPr>
-          <w:lang w:val="es-ES"/>
-        </w:rPr>
-        <w:t>gradiente descendente</w:t>
-      </w:r>
-      <w:r>
-        <w:rPr>
-          <w:lang w:val="es-ES"/>
-        </w:rPr>
-        <w:t xml:space="preserve"> para optimizar los parámetros. Con un</w:t>
-      </w:r>
-      <w:r>
-        <w:rPr>
-          <w:lang w:val="es-ES"/>
-        </w:rPr>
-        <w:t xml:space="preserve"> </w:t>
-      </w:r>
-      <w:proofErr w:type="spellStart"/>
-      <w:r>
-        <w:rPr>
-          <w:lang w:val="es-ES"/>
-        </w:rPr>
-        <w:t>learning</w:t>
-      </w:r>
-      <w:proofErr w:type="spellEnd"/>
-      <w:r>
-        <w:rPr>
-          <w:lang w:val="es-ES"/>
-        </w:rPr>
-        <w:t xml:space="preserve"> </w:t>
-      </w:r>
-      <w:proofErr w:type="spellStart"/>
-      <w:r>
-        <w:rPr>
-          <w:lang w:val="es-ES"/>
-        </w:rPr>
-        <w:t>rate</w:t>
-      </w:r>
-      <w:proofErr w:type="spellEnd"/>
-      <w:r>
-        <w:rPr>
-          <w:lang w:val="es-ES"/>
-        </w:rPr>
-        <w:t xml:space="preserve"> </w:t>
-      </w:r>
-      <w:r>
-        <w:rPr>
-          <w:lang w:val="es-ES"/>
-        </w:rPr>
-        <w:t xml:space="preserve">de 0.03 </w:t>
-      </w:r>
-      <w:r>
-        <w:rPr>
-          <w:lang w:val="es-ES"/>
-        </w:rPr>
-        <w:t>en</w:t>
-      </w:r>
-      <w:r>
-        <w:rPr>
-          <w:lang w:val="es-ES"/>
-        </w:rPr>
-        <w:t xml:space="preserve"> 3000 </w:t>
-      </w:r>
-      <w:proofErr w:type="spellStart"/>
-      <w:r>
-        <w:rPr>
-          <w:lang w:val="es-ES"/>
-        </w:rPr>
-        <w:t>epochs</w:t>
-      </w:r>
-      <w:proofErr w:type="spellEnd"/>
-      <w:r>
-        <w:rPr>
-          <w:lang w:val="es-ES"/>
-        </w:rPr>
-        <w:t xml:space="preserve">, el modelo </w:t>
-      </w:r>
-      <w:r>
-        <w:rPr>
-          <w:lang w:val="es-ES"/>
-        </w:rPr>
-        <w:t>logró</w:t>
-      </w:r>
-      <w:r>
-        <w:rPr>
-          <w:lang w:val="es-ES"/>
-        </w:rPr>
-        <w:t xml:space="preserve"> una precisión d</w:t>
-      </w:r>
-      <w:r>
-        <w:rPr>
-          <w:lang w:val="es-ES"/>
-        </w:rPr>
-        <w:t>el</w:t>
-      </w:r>
-      <w:r>
-        <w:rPr>
-          <w:lang w:val="es-ES"/>
-        </w:rPr>
-        <w:t xml:space="preserve"> 88.16% en entrenamiento y 87.66% en prueba</w:t>
+        <w:t xml:space="preserve"> también</w:t>
+      </w:r>
+      <w:r>
+        <w:rPr>
+          <w:lang w:val="es-ES"/>
+        </w:rPr>
+        <w:t xml:space="preserve"> se analiza </w:t>
+      </w:r>
+      <w:r>
+        <w:rPr>
+          <w:lang w:val="es-ES"/>
+        </w:rPr>
+        <w:t>su</w:t>
+      </w:r>
+      <w:r>
+        <w:rPr>
+          <w:lang w:val="es-ES"/>
+        </w:rPr>
+        <w:t xml:space="preserve"> desempeño mediante conjuntos de entrenamiento, validación y prueba, se</w:t>
+      </w:r>
+      <w:r>
+        <w:rPr>
+          <w:lang w:val="es-ES"/>
+        </w:rPr>
+        <w:t xml:space="preserve"> diagnostica</w:t>
+      </w:r>
+      <w:r>
+        <w:rPr>
+          <w:lang w:val="es-ES"/>
+        </w:rPr>
+        <w:t xml:space="preserve"> su sesgo, varianza y </w:t>
+      </w:r>
+      <w:r>
+        <w:rPr>
+          <w:lang w:val="es-ES"/>
+        </w:rPr>
+        <w:t>fitting</w:t>
+      </w:r>
+      <w:r>
+        <w:rPr>
+          <w:lang w:val="es-ES"/>
+        </w:rPr>
+        <w:t xml:space="preserve">, y se </w:t>
+      </w:r>
+      <w:r>
+        <w:rPr>
+          <w:lang w:val="es-ES"/>
+        </w:rPr>
+        <w:t xml:space="preserve">realiza una búsqueda de </w:t>
+      </w:r>
+      <w:r>
+        <w:rPr>
+          <w:lang w:val="es-ES"/>
+        </w:rPr>
+        <w:t>hiperparámetros para mejorar su</w:t>
+      </w:r>
+      <w:r>
+        <w:rPr>
+          <w:lang w:val="es-ES"/>
+        </w:rPr>
+        <w:t xml:space="preserve"> precisión</w:t>
       </w:r>
       <w:r>
         <w:rPr>
           <w:lang w:val="es-ES"/>
         </w:rPr>
         <w:t>.</w:t>
-      </w:r>
-    </w:p>
-    <w:p>
-      <w:pPr>
-        <w:pStyle w:val="Keywords"/>
-      </w:pPr>
-      <w:r>
-        <w:t>Keywords</w:t>
-      </w:r>
-      <w:r>
-        <w:t xml:space="preserve"> </w:t>
-      </w:r>
-      <w:r>
-        <w:t>—</w:t>
-      </w:r>
-      <w:r>
-        <w:t xml:space="preserve"> </w:t>
-      </w:r>
-      <w:r>
-        <w:t>rice</w:t>
-      </w:r>
-      <w:r>
-        <w:t>,</w:t>
-      </w:r>
-      <w:r>
-        <w:t xml:space="preserve"> </w:t>
-      </w:r>
-      <w:r>
-        <w:t>logistic regression</w:t>
-      </w:r>
-      <w:r>
-        <w:t>,</w:t>
-      </w:r>
-      <w:r>
-        <w:t xml:space="preserve"> </w:t>
-      </w:r>
-      <w:r>
-        <w:t>sigmoid</w:t>
-      </w:r>
-      <w:r>
-        <w:t>,</w:t>
-      </w:r>
-      <w:r>
-        <w:t xml:space="preserve"> </w:t>
-      </w:r>
-      <w:r>
-        <w:t>cross-entropy</w:t>
-      </w:r>
-      <w:r>
-        <w:t>,</w:t>
-      </w:r>
-      <w:r>
-        <w:t xml:space="preserve"> </w:t>
-      </w:r>
-      <w:r>
-        <w:t>gradient descent, Turkey</w:t>
-      </w:r>
-    </w:p>
-    <w:p>
-      <w:pPr>
-        <w:pStyle w:val="Ttulo1"/>
-        <w:rPr>
-          <w:lang w:val="es-ES"/>
-        </w:rPr>
-      </w:pPr>
-      <w:r>
-        <w:rPr>
-          <w:lang w:val="es-ES"/>
-        </w:rPr>
-        <w:t>Introducción</w:t>
-      </w:r>
-    </w:p>
-    <w:p>
-      <w:pPr>
-        <w:pStyle w:val="Textoindependiente"/>
-        <w:rPr>
-          <w:lang w:val="es-ES"/>
-        </w:rPr>
-      </w:pPr>
-      <w:r>
-        <w:rPr>
-          <w:lang w:val="es-ES"/>
-        </w:rPr>
-        <w:t xml:space="preserve">Los algoritmos de machine </w:t>
-      </w:r>
-      <w:proofErr w:type="spellStart"/>
-      <w:r>
-        <w:rPr>
-          <w:lang w:val="es-ES"/>
-        </w:rPr>
-        <w:t>learning</w:t>
-      </w:r>
-      <w:proofErr w:type="spellEnd"/>
-      <w:r>
-        <w:rPr>
-          <w:lang w:val="es-ES"/>
-        </w:rPr>
-        <w:t xml:space="preserve"> permiten construir modelos capaces de aprender relaciones entre variables de entrada y una variable objetivo a partir de ejemplos que los entrenan. En ese ámbito, los problemas de clasificación buscan asignar cada observación a una categoría del </w:t>
-      </w:r>
-      <w:proofErr w:type="spellStart"/>
-      <w:r>
-        <w:rPr>
-          <w:lang w:val="es-ES"/>
-        </w:rPr>
-        <w:t>dataset</w:t>
-      </w:r>
-      <w:proofErr w:type="spellEnd"/>
-      <w:r>
-        <w:rPr>
-          <w:lang w:val="es-ES"/>
-        </w:rPr>
-        <w:t>, y cuando sólo hay 2 clases, la regresión logística es una de las técnicas más utilizadas por su simplicidad y facilidad de comprenderla.</w:t>
-      </w:r>
-    </w:p>
-    <w:p>
-      <w:pPr>
-        <w:pStyle w:val="Textoindependiente"/>
-        <w:rPr>
-          <w:lang w:val="es-ES"/>
-        </w:rPr>
-      </w:pPr>
-      <w:r>
-        <w:rPr>
-          <w:lang w:val="es-ES"/>
-        </w:rPr>
-        <w:t xml:space="preserve">Para este trabajo, decidí utilizar el </w:t>
-      </w:r>
-      <w:proofErr w:type="spellStart"/>
-      <w:r>
-        <w:rPr>
-          <w:lang w:val="es-ES"/>
-        </w:rPr>
-        <w:t>dataset</w:t>
-      </w:r>
-      <w:proofErr w:type="spellEnd"/>
-      <w:r>
-        <w:rPr>
-          <w:lang w:val="es-ES"/>
-        </w:rPr>
-        <w:t xml:space="preserve"> Rice - Cammeo and </w:t>
-      </w:r>
-      <w:proofErr w:type="spellStart"/>
-      <w:r>
-        <w:rPr>
-          <w:lang w:val="es-ES"/>
-        </w:rPr>
-        <w:t>Osmancik</w:t>
-      </w:r>
-      <w:proofErr w:type="spellEnd"/>
-      <w:r>
-        <w:rPr>
-          <w:lang w:val="es-ES"/>
-        </w:rPr>
-        <w:t xml:space="preserve">, compuesto por 3810 granos de arroz clasificados en 2 variedades. A partir de las </w:t>
-      </w:r>
-      <w:proofErr w:type="spellStart"/>
-      <w:r>
-        <w:rPr>
-          <w:lang w:val="es-ES"/>
-        </w:rPr>
-        <w:t>imagenes</w:t>
-      </w:r>
-      <w:proofErr w:type="spellEnd"/>
-      <w:r>
-        <w:rPr>
-          <w:lang w:val="es-ES"/>
-        </w:rPr>
-        <w:t xml:space="preserve"> procesadas de los granos, se identificaron siete características físicas: área, perímetro, longitud del eje mayor, longitud del eje menor, excentricidad, área convexa y extensión. Estas características permiten analizar diferencias de tamaño y forma entre ambas variedades, por lo cual resulta interesante averiguar si también son suficientes para categorizarlas completamente y poder predecir qué variedad de arroz corresponde a cada grano.</w:t>
-      </w:r>
-    </w:p>
-    <w:p>
-      <w:pPr>
-        <w:pStyle w:val="Textoindependiente"/>
-        <w:rPr>
-          <w:lang w:val="es-ES"/>
-        </w:rPr>
-      </w:pPr>
-      <w:r>
-        <w:rPr>
-          <w:lang w:val="es-ES"/>
-        </w:rPr>
-        <w:t xml:space="preserve">Es por esto </w:t>
-      </w:r>
-      <w:proofErr w:type="gramStart"/>
-      <w:r>
-        <w:rPr>
-          <w:lang w:val="es-ES"/>
-        </w:rPr>
-        <w:t>que</w:t>
-      </w:r>
-      <w:proofErr w:type="gramEnd"/>
-      <w:r>
-        <w:rPr>
-          <w:lang w:val="es-ES"/>
-        </w:rPr>
-        <w:t xml:space="preserve"> el objetivo de este trabajo es implementar un modelo de regresión logística, por el momento, sin utilizar </w:t>
-      </w:r>
-      <w:proofErr w:type="spellStart"/>
-      <w:r>
-        <w:rPr>
-          <w:lang w:val="es-ES"/>
-        </w:rPr>
-        <w:t>frameworks</w:t>
-      </w:r>
-      <w:proofErr w:type="spellEnd"/>
-      <w:r>
-        <w:rPr>
-          <w:lang w:val="es-ES"/>
-        </w:rPr>
-        <w:t xml:space="preserve"> de machine </w:t>
-      </w:r>
-      <w:proofErr w:type="spellStart"/>
-      <w:r>
-        <w:rPr>
-          <w:lang w:val="es-ES"/>
-        </w:rPr>
-        <w:t>learning</w:t>
-      </w:r>
-      <w:proofErr w:type="spellEnd"/>
-      <w:r>
-        <w:rPr>
-          <w:lang w:val="es-ES"/>
-        </w:rPr>
-        <w:t xml:space="preserve">. Para eso, primero </w:t>
-      </w:r>
-      <w:r>
-        <w:rPr>
-          <w:lang w:val="es-ES"/>
-        </w:rPr>
-        <w:t>se llevó</w:t>
-      </w:r>
-      <w:r>
-        <w:rPr>
-          <w:lang w:val="es-ES"/>
-        </w:rPr>
-        <w:t xml:space="preserve"> a cabo un análisis exploratorio (EDA) y una preparación de los datos, seguido de la implementación de la función sigmoide, la </w:t>
-      </w:r>
-      <w:proofErr w:type="spellStart"/>
-      <w:r>
-        <w:rPr>
-          <w:lang w:val="es-ES"/>
-        </w:rPr>
-        <w:t>cross-entropy</w:t>
-      </w:r>
-      <w:proofErr w:type="spellEnd"/>
-      <w:r>
-        <w:rPr>
-          <w:lang w:val="es-ES"/>
-        </w:rPr>
-        <w:t xml:space="preserve"> y el gradiente descen</w:t>
-      </w:r>
-      <w:r>
-        <w:rPr>
-          <w:lang w:val="es-ES"/>
-        </w:rPr>
-        <w:t>de</w:t>
-      </w:r>
-      <w:r>
-        <w:rPr>
-          <w:lang w:val="es-ES"/>
-        </w:rPr>
-        <w:t xml:space="preserve">nte para estimar los parámetros del modelo. Finalmente, </w:t>
-      </w:r>
-      <w:r>
-        <w:rPr>
-          <w:lang w:val="es-ES"/>
-        </w:rPr>
-        <w:t>se evaluó</w:t>
-      </w:r>
-      <w:r>
-        <w:rPr>
-          <w:lang w:val="es-ES"/>
-        </w:rPr>
-        <w:t xml:space="preserve"> el desempeño con datos de entrenamiento y prueba, así como predicciones individuales sobre observaciones no utilizadas durante el entrenamiento.</w:t>
       </w:r>
     </w:p>
     <w:p>
@@ -990,7 +1024,25 @@
         <w:rPr>
           <w:lang w:val="es-MX"/>
         </w:rPr>
-        <w:t>, y es debido a eso que este dataset representa un problema de clasificación binaria que puede ser atacado con la implementación de un modelo de regresión logística.</w:t>
+        <w:t xml:space="preserve">, y es debido a eso que este dataset representa un problema de clasificación binaria </w:t>
+      </w:r>
+      <w:r>
+        <w:rPr>
+          <w:lang w:val="es-MX"/>
+        </w:rPr>
+        <w:t xml:space="preserve">que puede </w:t>
+      </w:r>
+      <w:r>
+        <w:rPr>
+          <w:lang w:val="es-MX"/>
+        </w:rPr>
+        <w:t>ser atacado</w:t>
+      </w:r>
+      <w:r>
+        <w:rPr>
+          <w:lang w:val="es-MX"/>
+        </w:rPr>
+        <w:t xml:space="preserve"> mediante algoritmos como la regresión logística y Random Forest.</w:t>
       </w:r>
     </w:p>
     <w:p>
@@ -1104,21 +1156,7 @@
         <w:rPr>
           <w:lang w:val="es-ES"/>
         </w:rPr>
-        <w:t xml:space="preserve"> una revisión inicial de su estructura y calidad. El </w:t>
-      </w:r>
-      <w:proofErr w:type="spellStart"/>
-      <w:r>
-        <w:rPr>
-          <w:lang w:val="es-ES"/>
-        </w:rPr>
-        <w:t>dataset</w:t>
-      </w:r>
-      <w:proofErr w:type="spellEnd"/>
-      <w:r>
-        <w:rPr>
-          <w:lang w:val="es-ES"/>
-        </w:rPr>
-        <w:t xml:space="preserve"> importado era de 3810 observaciones y 8 columnas correspondientes a las 7 características físicas y a la clase. Fue ahí que </w:t>
+        <w:t xml:space="preserve"> una revisión inicial de su estructura y calidad. El dataset importado era de 3810 observaciones y 8 columnas correspondientes a las 7 características físicas y a la clase. Fue ahí que </w:t>
       </w:r>
       <w:r>
         <w:rPr>
@@ -1144,21 +1182,7 @@
         <w:rPr>
           <w:lang w:val="es-ES"/>
         </w:rPr>
-        <w:t xml:space="preserve"> era un </w:t>
-      </w:r>
-      <w:proofErr w:type="spellStart"/>
-      <w:r>
-        <w:rPr>
-          <w:lang w:val="es-ES"/>
-        </w:rPr>
-        <w:t>string</w:t>
-      </w:r>
-      <w:proofErr w:type="spellEnd"/>
-      <w:r>
-        <w:rPr>
-          <w:lang w:val="es-ES"/>
-        </w:rPr>
-        <w:t>.</w:t>
+        <w:t xml:space="preserve"> era un string.</w:t>
       </w:r>
     </w:p>
     <w:p>
@@ -1175,7 +1199,7 @@
           <w:lang w:val="es-ES"/>
         </w:rPr>
         <w:drawing>
-          <wp:inline distT="0" distB="0" distL="0" distR="0" wp14:anchorId="04BE41EB" wp14:editId="4CEA8675">
+          <wp:inline distT="0" distB="0" distL="0" distR="0" wp14:anchorId="04BE41EB" wp14:editId="538759B2">
             <wp:extent cx="3089910" cy="1619885"/>
             <wp:effectExtent l="0" t="0" r="0" b="5715"/>
             <wp:docPr id="828635885" name="Imagen 2"/>
@@ -1258,7 +1282,7 @@
           <w:lang w:val="es-ES"/>
         </w:rPr>
         <w:drawing>
-          <wp:inline distT="0" distB="0" distL="0" distR="0" wp14:anchorId="2709CD5A" wp14:editId="1E6EBC4A">
+          <wp:inline distT="0" distB="0" distL="0" distR="0" wp14:anchorId="2709CD5A" wp14:editId="58085A91">
             <wp:extent cx="3089910" cy="1566545"/>
             <wp:effectExtent l="0" t="0" r="0" b="0"/>
             <wp:docPr id="1443635346" name="Imagen 3"/>
@@ -1366,7 +1390,7 @@
           <w:lang w:val="es-MX"/>
         </w:rPr>
         <w:drawing>
-          <wp:inline distT="0" distB="0" distL="0" distR="0" wp14:anchorId="5EB07C30" wp14:editId="1F97D262">
+          <wp:inline distT="0" distB="0" distL="0" distR="0" wp14:anchorId="5EB07C30" wp14:editId="6BEF57CE">
             <wp:extent cx="3089910" cy="1821180"/>
             <wp:effectExtent l="0" t="0" r="0" b="0"/>
             <wp:docPr id="660732401" name="Imagen 4"/>
@@ -1456,7 +1480,7 @@
           <w:lang w:val="es-MX"/>
         </w:rPr>
         <w:drawing>
-          <wp:inline distT="0" distB="0" distL="0" distR="0" wp14:anchorId="68F319CE" wp14:editId="2D575B4C">
+          <wp:inline distT="0" distB="0" distL="0" distR="0" wp14:anchorId="68F319CE" wp14:editId="5685F405">
             <wp:extent cx="3089910" cy="1931035"/>
             <wp:effectExtent l="0" t="0" r="0" b="0"/>
             <wp:docPr id="2047437194" name="Imagen 5"/>
@@ -1719,7 +1743,7 @@
           <w:lang w:val="es-MX"/>
         </w:rPr>
         <w:drawing>
-          <wp:inline distT="0" distB="0" distL="0" distR="0" wp14:anchorId="5D155E66" wp14:editId="512CF7A0">
+          <wp:inline distT="0" distB="0" distL="0" distR="0" wp14:anchorId="5D155E66" wp14:editId="4BF6CF92">
             <wp:extent cx="3089910" cy="2403475"/>
             <wp:effectExtent l="0" t="0" r="0" b="0"/>
             <wp:docPr id="2128455045" name="Imagen 7"/>
@@ -1763,424 +1787,159 @@
     </w:p>
     <w:p>
       <w:pPr>
-        <w:pStyle w:val="Ttulo1"/>
-        <w:rPr>
-          <w:lang w:val="es-MX"/>
-        </w:rPr>
-      </w:pPr>
+        <w:pStyle w:val="Textoindependiente"/>
+        <w:ind w:firstLine="0pt"/>
+        <w:rPr>
+          <w:lang w:val="es-MX"/>
+        </w:rPr>
+      </w:pPr>
+      <w:r>
+        <w:rPr>
+          <w:lang w:val="es-MX"/>
+        </w:rPr>
+        <w:tab/>
+        <w:t>Podemos observar en la siguiente figura que la</w:t>
+      </w:r>
+      <w:r>
+        <w:rPr>
+          <w:lang w:val="es-MX"/>
+        </w:rPr>
+        <w:t xml:space="preserve"> relación entre Area y Convex Area </w:t>
+      </w:r>
+      <w:r>
+        <w:rPr>
+          <w:lang w:val="es-MX"/>
+        </w:rPr>
+        <w:t>es</w:t>
+      </w:r>
+      <w:r>
+        <w:rPr>
+          <w:lang w:val="es-MX"/>
+        </w:rPr>
+        <w:t xml:space="preserve"> lineal, </w:t>
+      </w:r>
+      <w:r>
+        <w:rPr>
+          <w:lang w:val="es-MX"/>
+        </w:rPr>
+        <w:t>pues su</w:t>
+      </w:r>
+      <w:r>
+        <w:rPr>
+          <w:lang w:val="es-MX"/>
+        </w:rPr>
+        <w:t xml:space="preserve"> correlación </w:t>
+      </w:r>
+      <w:r>
+        <w:rPr>
+          <w:lang w:val="es-MX"/>
+        </w:rPr>
+        <w:t xml:space="preserve">es </w:t>
+      </w:r>
+      <w:r>
+        <w:rPr>
+          <w:lang w:val="es-MX"/>
+        </w:rPr>
+        <w:t xml:space="preserve">de </w:t>
+      </w:r>
+      <w:r>
+        <w:rPr>
+          <w:lang w:val="es-MX"/>
+        </w:rPr>
+        <w:t>1, y c</w:t>
+      </w:r>
+      <w:r>
+        <w:rPr>
+          <w:lang w:val="es-MX"/>
+        </w:rPr>
+        <w:t xml:space="preserve">onforme aumenta el área del grano, su área convexa </w:t>
+      </w:r>
+      <w:r>
+        <w:rPr>
+          <w:lang w:val="es-MX"/>
+        </w:rPr>
+        <w:t>también lo hace</w:t>
+      </w:r>
+      <w:r>
+        <w:rPr>
+          <w:lang w:val="es-MX"/>
+        </w:rPr>
+        <w:t xml:space="preserve"> en la misma proporción. La gráfica muestra una separación parcial entre las variedades</w:t>
+      </w:r>
+      <w:r>
+        <w:rPr>
+          <w:lang w:val="es-MX"/>
+        </w:rPr>
+        <w:t>, pues</w:t>
+      </w:r>
+      <w:r>
+        <w:rPr>
+          <w:lang w:val="es-MX"/>
+        </w:rPr>
+        <w:t xml:space="preserve"> Osmancik se </w:t>
+      </w:r>
       <w:r>
         <w:rPr>
           <w:lang w:val="es-MX"/>
         </w:rPr>
         <w:lastRenderedPageBreak/>
-        <w:t>Preparación de datos e implementación del modelo</w:t>
-      </w:r>
-    </w:p>
-    <w:p>
-      <w:pPr>
-        <w:pStyle w:val="Ttulo2"/>
-        <w:rPr>
-          <w:lang w:val="es-ES"/>
-        </w:rPr>
-      </w:pPr>
-      <w:r>
-        <w:rPr>
-          <w:lang w:val="es-ES"/>
-        </w:rPr>
-        <w:t>Preparación de datos</w:t>
+        <w:t xml:space="preserve">concentra </w:t>
+      </w:r>
+      <w:r>
+        <w:rPr>
+          <w:lang w:val="es-MX"/>
+        </w:rPr>
+        <w:t xml:space="preserve">mayormente </w:t>
+      </w:r>
+      <w:r>
+        <w:rPr>
+          <w:lang w:val="es-MX"/>
+        </w:rPr>
+        <w:t>en valores menores</w:t>
+      </w:r>
+      <w:r>
+        <w:rPr>
+          <w:lang w:val="es-MX"/>
+        </w:rPr>
+        <w:t xml:space="preserve"> y </w:t>
+      </w:r>
+      <w:r>
+        <w:rPr>
+          <w:lang w:val="es-MX"/>
+        </w:rPr>
+        <w:t xml:space="preserve">Cammeo </w:t>
+      </w:r>
+      <w:r>
+        <w:rPr>
+          <w:lang w:val="es-MX"/>
+        </w:rPr>
+        <w:t>en</w:t>
+      </w:r>
+      <w:r>
+        <w:rPr>
+          <w:lang w:val="es-MX"/>
+        </w:rPr>
+        <w:t xml:space="preserve"> valores mayores. </w:t>
       </w:r>
     </w:p>
     <w:p>
       <w:pPr>
         <w:pStyle w:val="Textoindependiente"/>
-        <w:rPr>
-          <w:lang w:val="es-ES"/>
-        </w:rPr>
-      </w:pPr>
-      <w:r>
-        <w:rPr>
-          <w:lang w:val="es-ES"/>
-        </w:rPr>
-        <w:t>Para aplicar el modelo de regresión logística fue necesario transformar la variable objetivo Class, debido a que sus valores originales eran etiquetas de texto "Cammeo" y "</w:t>
-      </w:r>
-      <w:proofErr w:type="spellStart"/>
-      <w:r>
-        <w:rPr>
-          <w:lang w:val="es-ES"/>
-        </w:rPr>
-        <w:t>Osmancik</w:t>
-      </w:r>
-      <w:proofErr w:type="spellEnd"/>
-      <w:r>
-        <w:rPr>
-          <w:lang w:val="es-ES"/>
-        </w:rPr>
-        <w:t xml:space="preserve">". Es por eso </w:t>
-      </w:r>
-      <w:proofErr w:type="gramStart"/>
-      <w:r>
-        <w:rPr>
-          <w:lang w:val="es-ES"/>
-        </w:rPr>
-        <w:t>que</w:t>
-      </w:r>
-      <w:proofErr w:type="gramEnd"/>
-      <w:r>
-        <w:rPr>
-          <w:lang w:val="es-ES"/>
-        </w:rPr>
-        <w:t xml:space="preserve"> se optó por asignar el valor 0 a </w:t>
-      </w:r>
-      <w:proofErr w:type="spellStart"/>
-      <w:r>
-        <w:rPr>
-          <w:lang w:val="es-ES"/>
-        </w:rPr>
-        <w:t>Osmancik</w:t>
-      </w:r>
-      <w:proofErr w:type="spellEnd"/>
-      <w:r>
-        <w:rPr>
-          <w:lang w:val="es-ES"/>
-        </w:rPr>
-        <w:t xml:space="preserve"> y el valor 1 a Cammeo, obteniendo así una variable </w:t>
-      </w:r>
-      <w:proofErr w:type="gramStart"/>
-      <w:r>
-        <w:rPr>
-          <w:lang w:val="es-ES"/>
-        </w:rPr>
-        <w:t>objetivo binaria</w:t>
-      </w:r>
-      <w:proofErr w:type="gramEnd"/>
-      <w:r>
-        <w:rPr>
-          <w:lang w:val="es-ES"/>
-        </w:rPr>
-        <w:t xml:space="preserve"> lista para la función sigmoide usada por el modelo.</w:t>
-      </w:r>
-    </w:p>
-    <w:p>
-      <w:pPr>
-        <w:pStyle w:val="Textoindependiente"/>
-        <w:rPr>
-          <w:lang w:val="es-ES"/>
-        </w:rPr>
-      </w:pPr>
-      <w:r>
-        <w:rPr>
-          <w:lang w:val="es-ES"/>
-        </w:rPr>
-        <w:t xml:space="preserve">De igual forma, el </w:t>
-      </w:r>
-      <w:proofErr w:type="spellStart"/>
-      <w:r>
-        <w:rPr>
-          <w:lang w:val="es-ES"/>
-        </w:rPr>
-        <w:t>dataset</w:t>
-      </w:r>
-      <w:proofErr w:type="spellEnd"/>
-      <w:r>
-        <w:rPr>
-          <w:lang w:val="es-ES"/>
-        </w:rPr>
-        <w:t xml:space="preserve"> original se encontraba ordenado de acuerdo con la variedad de arroz, es decir, primero las observaciones de Cammeo y después las de </w:t>
-      </w:r>
-      <w:proofErr w:type="spellStart"/>
-      <w:r>
-        <w:rPr>
-          <w:lang w:val="es-ES"/>
-        </w:rPr>
-        <w:t>Osmancik</w:t>
-      </w:r>
-      <w:proofErr w:type="spellEnd"/>
-      <w:r>
-        <w:rPr>
-          <w:lang w:val="es-ES"/>
-        </w:rPr>
-        <w:t xml:space="preserve">. Es por eso </w:t>
-      </w:r>
-      <w:proofErr w:type="gramStart"/>
-      <w:r>
-        <w:rPr>
-          <w:lang w:val="es-ES"/>
-        </w:rPr>
-        <w:t>que</w:t>
-      </w:r>
-      <w:proofErr w:type="gramEnd"/>
-      <w:r>
-        <w:rPr>
-          <w:lang w:val="es-ES"/>
-        </w:rPr>
-        <w:t xml:space="preserve"> antes de realizar la división de los datos, se les hizo un </w:t>
-      </w:r>
-      <w:proofErr w:type="spellStart"/>
-      <w:r>
-        <w:rPr>
-          <w:lang w:val="es-ES"/>
-        </w:rPr>
-        <w:t>shuffle</w:t>
-      </w:r>
-      <w:proofErr w:type="spellEnd"/>
-      <w:r>
-        <w:rPr>
-          <w:lang w:val="es-ES"/>
-        </w:rPr>
-        <w:t xml:space="preserve"> a las observaciones usando una </w:t>
-      </w:r>
-      <w:proofErr w:type="spellStart"/>
-      <w:r>
-        <w:rPr>
-          <w:lang w:val="es-ES"/>
-        </w:rPr>
-        <w:t>seed</w:t>
-      </w:r>
-      <w:proofErr w:type="spellEnd"/>
-      <w:r>
-        <w:rPr>
-          <w:lang w:val="es-ES"/>
-        </w:rPr>
-        <w:t xml:space="preserve"> para que el orden fuera igual en otras ejecuciones. Después, el 80% de las observaciones fue destinado al conjunto de </w:t>
-      </w:r>
-      <w:proofErr w:type="spellStart"/>
-      <w:r>
-        <w:rPr>
-          <w:lang w:val="es-ES"/>
-        </w:rPr>
-        <w:t>train</w:t>
-      </w:r>
-      <w:proofErr w:type="spellEnd"/>
-      <w:r>
-        <w:rPr>
-          <w:lang w:val="es-ES"/>
-        </w:rPr>
-        <w:t xml:space="preserve"> y el otro 20% al conjunto </w:t>
-      </w:r>
-      <w:proofErr w:type="gramStart"/>
-      <w:r>
-        <w:rPr>
-          <w:lang w:val="es-ES"/>
-        </w:rPr>
-        <w:t>de test</w:t>
-      </w:r>
-      <w:proofErr w:type="gramEnd"/>
-      <w:r>
-        <w:rPr>
-          <w:lang w:val="es-ES"/>
-        </w:rPr>
-        <w:t xml:space="preserve">. </w:t>
-      </w:r>
-    </w:p>
-    <w:p>
-      <w:pPr>
-        <w:pStyle w:val="Textoindependiente"/>
-        <w:rPr>
-          <w:lang w:val="es-ES"/>
-        </w:rPr>
-      </w:pPr>
-      <w:r>
-        <w:rPr>
-          <w:lang w:val="es-ES"/>
-        </w:rPr>
-        <w:t xml:space="preserve">Por último, y debido a las diferencias de magnitud entre las características, se aplicó mean </w:t>
-      </w:r>
-      <w:proofErr w:type="spellStart"/>
-      <w:r>
-        <w:rPr>
-          <w:lang w:val="es-ES"/>
-        </w:rPr>
-        <w:t>scaling</w:t>
-      </w:r>
-      <w:proofErr w:type="spellEnd"/>
-      <w:r>
-        <w:rPr>
-          <w:lang w:val="es-ES"/>
-        </w:rPr>
-        <w:t xml:space="preserve"> antes del entrenamiento. Variables como </w:t>
-      </w:r>
-      <w:proofErr w:type="spellStart"/>
-      <w:r>
-        <w:rPr>
-          <w:lang w:val="es-ES"/>
-        </w:rPr>
-        <w:t>Area</w:t>
-      </w:r>
-      <w:proofErr w:type="spellEnd"/>
-      <w:r>
-        <w:rPr>
-          <w:lang w:val="es-ES"/>
-        </w:rPr>
-        <w:t xml:space="preserve"> y </w:t>
-      </w:r>
-      <w:proofErr w:type="spellStart"/>
-      <w:r>
-        <w:rPr>
-          <w:lang w:val="es-ES"/>
-        </w:rPr>
-        <w:t>Convex</w:t>
-      </w:r>
-      <w:proofErr w:type="spellEnd"/>
-      <w:r>
-        <w:rPr>
-          <w:lang w:val="es-ES"/>
-        </w:rPr>
-        <w:t xml:space="preserve"> </w:t>
-      </w:r>
-      <w:proofErr w:type="spellStart"/>
-      <w:r>
-        <w:rPr>
-          <w:lang w:val="es-ES"/>
-        </w:rPr>
-        <w:t>Area</w:t>
-      </w:r>
-      <w:proofErr w:type="spellEnd"/>
-      <w:r>
-        <w:rPr>
-          <w:lang w:val="es-ES"/>
-        </w:rPr>
-        <w:t xml:space="preserve"> contenían valores en miles de unidades, mientras que </w:t>
-      </w:r>
-      <w:proofErr w:type="spellStart"/>
-      <w:r>
-        <w:rPr>
-          <w:lang w:val="es-ES"/>
-        </w:rPr>
-        <w:t>Eccentricity</w:t>
-      </w:r>
-      <w:proofErr w:type="spellEnd"/>
-      <w:r>
-        <w:rPr>
-          <w:lang w:val="es-ES"/>
-        </w:rPr>
-        <w:t xml:space="preserve"> y </w:t>
-      </w:r>
-      <w:proofErr w:type="spellStart"/>
-      <w:r>
-        <w:rPr>
-          <w:lang w:val="es-ES"/>
-        </w:rPr>
-        <w:t>Extent</w:t>
-      </w:r>
-      <w:proofErr w:type="spellEnd"/>
-      <w:r>
-        <w:rPr>
-          <w:lang w:val="es-ES"/>
-        </w:rPr>
-        <w:t xml:space="preserve"> eran valores menores a uno. Estas diferencias</w:t>
-      </w:r>
-      <w:r>
-        <w:rPr>
-          <w:lang w:val="es-ES"/>
-        </w:rPr>
-        <w:t xml:space="preserve"> provocaban</w:t>
-      </w:r>
-      <w:r>
-        <w:rPr>
-          <w:lang w:val="es-ES"/>
-        </w:rPr>
-        <w:t xml:space="preserve"> problemas con la función sigmoide y </w:t>
-      </w:r>
-      <w:r>
-        <w:rPr>
-          <w:lang w:val="es-ES"/>
-        </w:rPr>
-        <w:t>el</w:t>
-      </w:r>
-      <w:r>
-        <w:rPr>
-          <w:lang w:val="es-ES"/>
-        </w:rPr>
-        <w:t xml:space="preserve"> gradiente descendente, así </w:t>
-      </w:r>
-      <w:proofErr w:type="gramStart"/>
-      <w:r>
-        <w:rPr>
-          <w:lang w:val="es-ES"/>
-        </w:rPr>
-        <w:t>que</w:t>
-      </w:r>
-      <w:proofErr w:type="gramEnd"/>
-      <w:r>
-        <w:rPr>
-          <w:lang w:val="es-ES"/>
-        </w:rPr>
-        <w:t xml:space="preserve"> para evitar esos comportamientos, el escalamiento se calculó con los valores del conjunto de entrenamiento, y la misma transformación obtenida a partir de estos datos fue aplicada después al conjunto de prueba.</w:t>
-      </w:r>
-    </w:p>
-    <w:p>
-      <w:pPr>
-        <w:pStyle w:val="Ttulo2"/>
-        <w:rPr>
-          <w:lang w:val="es-ES"/>
-        </w:rPr>
-      </w:pPr>
-      <w:r>
-        <w:rPr>
-          <w:lang w:val="es-ES"/>
-        </w:rPr>
-        <w:t>Modelo de regresión logística</w:t>
-      </w:r>
-    </w:p>
-    <w:p>
-      <w:pPr>
-        <w:pStyle w:val="bulletlist"/>
-        <w:numPr>
-          <w:ilvl w:val="0"/>
-          <w:numId w:val="0"/>
-        </w:numPr>
-        <w:rPr>
-          <w:lang w:val="es-ES"/>
-        </w:rPr>
-      </w:pPr>
-      <w:r>
-        <w:rPr>
-          <w:lang w:val="en-US"/>
-        </w:rPr>
-        <w:tab/>
-      </w:r>
-      <w:r>
-        <w:rPr>
-          <w:lang w:val="es-MX"/>
-        </w:rPr>
-        <w:t xml:space="preserve">Para realizar la clasificación se implementó un modelo de regresión logística usando únicamente la librería numpy para las operaciones matemáticas. El modelo calcula </w:t>
-      </w:r>
-      <w:r>
-        <w:rPr>
-          <w:lang w:val="es-MX"/>
-        </w:rPr>
-        <w:t xml:space="preserve">primero </w:t>
-      </w:r>
-      <w:r>
-        <w:rPr>
-          <w:lang w:val="es-MX"/>
-        </w:rPr>
-        <w:t>una combinación lineal de las siete características de entrada mediante un vector de pesos w y un bias b</w:t>
-      </w:r>
-      <w:r>
-        <w:rPr>
-          <w:lang w:val="es-MX"/>
-        </w:rPr>
-        <w:t>.</w:t>
-      </w:r>
-    </w:p>
-    <w:p>
-      <w:pPr>
-        <w:pStyle w:val="equation"/>
-        <w:rPr>
-          <w:lang w:val="es-ES"/>
+        <w:ind w:firstLine="0pt"/>
+        <w:rPr>
+          <w:lang w:val="es-MX"/>
         </w:rPr>
       </w:pPr>
       <w:r>
         <w:rPr>
           <w:noProof/>
-          <w:lang w:val="es-ES"/>
+          <w:lang w:val="es-MX"/>
         </w:rPr>
         <w:drawing>
-          <wp:inline distT="0" distB="0" distL="0" distR="0" wp14:anchorId="593D6D56" wp14:editId="4059ADBD">
-            <wp:extent cx="3089910" cy="812165"/>
-            <wp:effectExtent l="0" t="0" r="0" b="635"/>
-            <wp:docPr id="665431687" name="Imagen 8"/>
+          <wp:inline distT="0" distB="0" distL="0" distR="0" wp14:anchorId="63C9D9E5" wp14:editId="088ACA0F">
+            <wp:extent cx="3089910" cy="1931035"/>
+            <wp:effectExtent l="0" t="0" r="0" b="0"/>
+            <wp:docPr id="918492165" name="Imagen 1"/>
             <wp:cNvGraphicFramePr>
               <a:graphicFrameLocks xmlns:a="http://purl.oclc.org/ooxml/drawingml/main" noChangeAspect="1"/>
             </wp:cNvGraphicFramePr>
@@ -2188,7 +1947,7 @@
               <a:graphicData uri="http://purl.oclc.org/ooxml/drawingml/picture">
                 <pic:pic xmlns:pic="http://purl.oclc.org/ooxml/drawingml/picture">
                   <pic:nvPicPr>
-                    <pic:cNvPr id="665431687" name="Imagen 665431687"/>
+                    <pic:cNvPr id="918492165" name="Imagen 918492165"/>
                     <pic:cNvPicPr/>
                   </pic:nvPicPr>
                   <pic:blipFill>
@@ -2206,7 +1965,7 @@
                   <pic:spPr>
                     <a:xfrm>
                       <a:off x="0" y="0"/>
-                      <a:ext cx="3089910" cy="812165"/>
+                      <a:ext cx="3089910" cy="1931035"/>
                     </a:xfrm>
                     <a:prstGeom prst="rect">
                       <a:avLst/>
@@ -2217,6 +1976,680 @@
             </a:graphic>
           </wp:inline>
         </w:drawing>
+      </w:r>
+    </w:p>
+    <w:p>
+      <w:pPr>
+        <w:pStyle w:val="Textoindependiente"/>
+        <w:rPr>
+          <w:lang w:val="es-MX"/>
+        </w:rPr>
+      </w:pPr>
+      <w:r>
+        <w:rPr>
+          <w:lang w:val="es-MX"/>
+        </w:rPr>
+        <w:t xml:space="preserve">Otra gráfica interesante es la de </w:t>
+      </w:r>
+      <w:r>
+        <w:rPr>
+          <w:lang w:val="es-MX"/>
+        </w:rPr>
+        <w:t xml:space="preserve">Extent </w:t>
+      </w:r>
+      <w:r>
+        <w:rPr>
+          <w:lang w:val="es-MX"/>
+        </w:rPr>
+        <w:t xml:space="preserve">contra </w:t>
+      </w:r>
+      <w:r>
+        <w:rPr>
+          <w:lang w:val="es-MX"/>
+        </w:rPr>
+        <w:t>Major Axis Length</w:t>
+      </w:r>
+      <w:r>
+        <w:rPr>
+          <w:lang w:val="es-MX"/>
+        </w:rPr>
+        <w:t xml:space="preserve">, pues esta </w:t>
+      </w:r>
+      <w:r>
+        <w:rPr>
+          <w:lang w:val="es-MX"/>
+        </w:rPr>
+        <w:t xml:space="preserve">no presenta una relación lineal evidente. Para valores similares de Extent pueden encontrarse granos con longitudes </w:t>
+      </w:r>
+      <w:r>
+        <w:rPr>
+          <w:lang w:val="es-MX"/>
+        </w:rPr>
+        <w:t>de</w:t>
+      </w:r>
+      <w:r>
+        <w:rPr>
+          <w:lang w:val="es-MX"/>
+        </w:rPr>
+        <w:t xml:space="preserve"> eje </w:t>
+      </w:r>
+      <w:r>
+        <w:rPr>
+          <w:lang w:val="es-MX"/>
+        </w:rPr>
+        <w:t>mayor</w:t>
+      </w:r>
+      <w:r>
+        <w:rPr>
+          <w:lang w:val="es-MX"/>
+        </w:rPr>
+        <w:t xml:space="preserve"> considerablemente diferentes. Esto </w:t>
+      </w:r>
+      <w:r>
+        <w:rPr>
+          <w:lang w:val="es-MX"/>
+        </w:rPr>
+        <w:t>confirma</w:t>
+      </w:r>
+      <w:r>
+        <w:rPr>
+          <w:lang w:val="es-MX"/>
+        </w:rPr>
+        <w:t xml:space="preserve"> </w:t>
+      </w:r>
+      <w:r>
+        <w:rPr>
+          <w:lang w:val="es-MX"/>
+        </w:rPr>
+        <w:t xml:space="preserve">el hecho de </w:t>
+      </w:r>
+      <w:r>
+        <w:rPr>
+          <w:lang w:val="es-MX"/>
+        </w:rPr>
+        <w:t xml:space="preserve">que </w:t>
+      </w:r>
+      <w:r>
+        <w:rPr>
+          <w:lang w:val="es-MX"/>
+        </w:rPr>
+        <w:t xml:space="preserve">Extent </w:t>
+      </w:r>
+      <w:r>
+        <w:rPr>
+          <w:lang w:val="es-MX"/>
+        </w:rPr>
+        <w:t>captura un aspecto distinto de la geometría del grano</w:t>
+      </w:r>
+      <w:r>
+        <w:rPr>
+          <w:lang w:val="es-MX"/>
+        </w:rPr>
+        <w:t xml:space="preserve">, y puede </w:t>
+      </w:r>
+      <w:r>
+        <w:rPr>
+          <w:lang w:val="es-MX"/>
+        </w:rPr>
+        <w:t xml:space="preserve">aportar información complementaria al utilizarse junto </w:t>
+      </w:r>
+      <w:r>
+        <w:rPr>
+          <w:lang w:val="es-MX"/>
+        </w:rPr>
+        <w:t>a</w:t>
+      </w:r>
+      <w:r>
+        <w:rPr>
+          <w:lang w:val="es-MX"/>
+        </w:rPr>
+        <w:t xml:space="preserve"> las demás variables.</w:t>
+      </w:r>
+    </w:p>
+    <w:p>
+      <w:pPr>
+        <w:pStyle w:val="Textoindependiente"/>
+        <w:ind w:firstLine="0pt"/>
+        <w:rPr>
+          <w:lang w:val="es-MX"/>
+        </w:rPr>
+      </w:pPr>
+      <w:r>
+        <w:rPr>
+          <w:noProof/>
+          <w:lang w:val="es-MX"/>
+        </w:rPr>
+        <w:drawing>
+          <wp:inline distT="0" distB="0" distL="0" distR="0" wp14:anchorId="5AE2604B" wp14:editId="435EB375">
+            <wp:extent cx="3089910" cy="1931035"/>
+            <wp:effectExtent l="0" t="0" r="0" b="0"/>
+            <wp:docPr id="2119766593" name="Imagen 2"/>
+            <wp:cNvGraphicFramePr>
+              <a:graphicFrameLocks xmlns:a="http://purl.oclc.org/ooxml/drawingml/main" noChangeAspect="1"/>
+            </wp:cNvGraphicFramePr>
+            <a:graphic xmlns:a="http://purl.oclc.org/ooxml/drawingml/main">
+              <a:graphicData uri="http://purl.oclc.org/ooxml/drawingml/picture">
+                <pic:pic xmlns:pic="http://purl.oclc.org/ooxml/drawingml/picture">
+                  <pic:nvPicPr>
+                    <pic:cNvPr id="2119766593" name="Imagen 2119766593"/>
+                    <pic:cNvPicPr/>
+                  </pic:nvPicPr>
+                  <pic:blipFill>
+                    <a:blip r:embed="rId16" cstate="print">
+                      <a:extLst>
+                        <a:ext uri="{28A0092B-C50C-407E-A947-70E740481C1C}">
+                          <a14:useLocalDpi xmlns:a14="http://schemas.microsoft.com/office/drawing/2010/main" val="0"/>
+                        </a:ext>
+                      </a:extLst>
+                    </a:blip>
+                    <a:stretch>
+                      <a:fillRect/>
+                    </a:stretch>
+                  </pic:blipFill>
+                  <pic:spPr>
+                    <a:xfrm>
+                      <a:off x="0" y="0"/>
+                      <a:ext cx="3089910" cy="1931035"/>
+                    </a:xfrm>
+                    <a:prstGeom prst="rect">
+                      <a:avLst/>
+                    </a:prstGeom>
+                  </pic:spPr>
+                </pic:pic>
+              </a:graphicData>
+            </a:graphic>
+          </wp:inline>
+        </w:drawing>
+      </w:r>
+    </w:p>
+    <w:p>
+      <w:pPr>
+        <w:pStyle w:val="Ttulo1"/>
+        <w:rPr>
+          <w:lang w:val="es-MX"/>
+        </w:rPr>
+      </w:pPr>
+      <w:r>
+        <w:rPr>
+          <w:lang w:val="es-MX"/>
+        </w:rPr>
+        <w:t xml:space="preserve">Preparación de datos e implementación </w:t>
+      </w:r>
+      <w:r>
+        <w:rPr>
+          <w:lang w:val="es-MX"/>
+        </w:rPr>
+        <w:t>manual</w:t>
+      </w:r>
+    </w:p>
+    <w:p>
+      <w:pPr>
+        <w:pStyle w:val="Ttulo2"/>
+        <w:rPr>
+          <w:lang w:val="es-ES"/>
+        </w:rPr>
+      </w:pPr>
+      <w:r>
+        <w:rPr>
+          <w:lang w:val="es-ES"/>
+        </w:rPr>
+        <w:t>Preparación de datos</w:t>
+      </w:r>
+    </w:p>
+    <w:p>
+      <w:pPr>
+        <w:pStyle w:val="Textoindependiente"/>
+        <w:rPr>
+          <w:lang w:val="es-ES"/>
+        </w:rPr>
+      </w:pPr>
+      <w:r>
+        <w:rPr>
+          <w:lang w:val="es-ES"/>
+        </w:rPr>
+        <w:t>Para aplicar la regresión logística fue necesario</w:t>
+      </w:r>
+      <w:r>
+        <w:rPr>
+          <w:lang w:val="es-ES"/>
+        </w:rPr>
+        <w:t xml:space="preserve"> primero</w:t>
+      </w:r>
+      <w:r>
+        <w:rPr>
+          <w:lang w:val="es-ES"/>
+        </w:rPr>
+        <w:t xml:space="preserve"> transformar la variable objetivo Class, debido a que sus valores originales eran las etiquetas de texto </w:t>
+      </w:r>
+      <w:r>
+        <w:rPr>
+          <w:lang w:val="es-ES"/>
+        </w:rPr>
+        <w:t>“</w:t>
+      </w:r>
+      <w:r>
+        <w:rPr>
+          <w:lang w:val="es-ES"/>
+        </w:rPr>
+        <w:t>Cammeo</w:t>
+      </w:r>
+      <w:r>
+        <w:rPr>
+          <w:lang w:val="es-ES"/>
+        </w:rPr>
+        <w:t>”</w:t>
+      </w:r>
+      <w:r>
+        <w:rPr>
+          <w:lang w:val="es-ES"/>
+        </w:rPr>
+        <w:t xml:space="preserve"> y </w:t>
+      </w:r>
+      <w:r>
+        <w:rPr>
+          <w:lang w:val="es-ES"/>
+        </w:rPr>
+        <w:t>“</w:t>
+      </w:r>
+      <w:r>
+        <w:rPr>
+          <w:lang w:val="es-ES"/>
+        </w:rPr>
+        <w:t>Osmancik</w:t>
+      </w:r>
+      <w:r>
+        <w:rPr>
+          <w:lang w:val="es-ES"/>
+        </w:rPr>
+        <w:t>”</w:t>
+      </w:r>
+      <w:r>
+        <w:rPr>
+          <w:lang w:val="es-ES"/>
+        </w:rPr>
+        <w:t>. Se asignó el valor 0 a Osmancik y el valor 1 a Cammeo, obteniendo así una variable objetivo binaria compatible con la función sigmoide.</w:t>
+      </w:r>
+    </w:p>
+    <w:p>
+      <w:pPr>
+        <w:pStyle w:val="Textoindependiente"/>
+        <w:rPr>
+          <w:lang w:val="es-ES"/>
+        </w:rPr>
+      </w:pPr>
+      <w:r>
+        <w:rPr>
+          <w:lang w:val="es-ES"/>
+        </w:rPr>
+        <w:t xml:space="preserve">De igual forma, el dataset original se encontraba ordenado de acuerdo con la variedad de arroz, es decir, primero las observaciones de Cammeo y después las de Osmancik. Es por eso que </w:t>
+      </w:r>
+      <w:r>
+        <w:rPr>
+          <w:lang w:val="es-ES"/>
+        </w:rPr>
+        <w:t xml:space="preserve">se </w:t>
+      </w:r>
+      <w:r>
+        <w:rPr>
+          <w:lang w:val="es-ES"/>
+        </w:rPr>
+        <w:t xml:space="preserve">implementó manualmente una división estratificada con una </w:t>
+      </w:r>
+      <w:r>
+        <w:rPr>
+          <w:lang w:val="es-ES"/>
+        </w:rPr>
+        <w:t>seed</w:t>
+      </w:r>
+      <w:r>
+        <w:rPr>
+          <w:lang w:val="es-ES"/>
+        </w:rPr>
+        <w:t xml:space="preserve"> aleatoria </w:t>
+      </w:r>
+      <w:r>
+        <w:rPr>
+          <w:lang w:val="es-ES"/>
+        </w:rPr>
+        <w:t>para</w:t>
+      </w:r>
+      <w:r>
+        <w:rPr>
+          <w:lang w:val="es-ES"/>
+        </w:rPr>
+        <w:t xml:space="preserve"> hacer shuffle y</w:t>
+      </w:r>
+      <w:r>
+        <w:rPr>
+          <w:lang w:val="es-ES"/>
+        </w:rPr>
+        <w:t xml:space="preserve"> que el orden fuera igual en otras ejecuciones. </w:t>
+      </w:r>
+      <w:r>
+        <w:rPr>
+          <w:lang w:val="es-ES"/>
+        </w:rPr>
+        <w:t>Se asignó el</w:t>
+      </w:r>
+      <w:r>
+        <w:rPr>
+          <w:lang w:val="es-ES"/>
+        </w:rPr>
+        <w:t xml:space="preserve"> 60% de las observaciones al conjunto de entrenamiento, 20% al conjunto de validación y 20% al conjunto de prueba</w:t>
+      </w:r>
+      <w:r>
+        <w:rPr>
+          <w:lang w:val="es-ES"/>
+        </w:rPr>
+        <w:t>, y gracias</w:t>
+      </w:r>
+      <w:r>
+        <w:rPr>
+          <w:lang w:val="es-ES"/>
+        </w:rPr>
+        <w:t xml:space="preserve"> </w:t>
+      </w:r>
+      <w:r>
+        <w:rPr>
+          <w:lang w:val="es-ES"/>
+        </w:rPr>
+        <w:t xml:space="preserve">a la </w:t>
+      </w:r>
+      <w:r>
+        <w:rPr>
+          <w:lang w:val="es-ES"/>
+        </w:rPr>
+        <w:t>estratificación</w:t>
+      </w:r>
+      <w:r>
+        <w:rPr>
+          <w:lang w:val="es-ES"/>
+        </w:rPr>
+        <w:t xml:space="preserve">, se logró </w:t>
+      </w:r>
+      <w:r>
+        <w:rPr>
+          <w:lang w:val="es-ES"/>
+        </w:rPr>
+        <w:t xml:space="preserve">conservar aproximadamente la misma proporción de Cammeo y Osmancik en </w:t>
+      </w:r>
+      <w:r>
+        <w:rPr>
+          <w:lang w:val="es-ES"/>
+        </w:rPr>
+        <w:t>estos</w:t>
+      </w:r>
+      <w:r>
+        <w:rPr>
+          <w:lang w:val="es-ES"/>
+        </w:rPr>
+        <w:t xml:space="preserve"> tres conjuntos.</w:t>
+      </w:r>
+    </w:p>
+    <w:p>
+      <w:pPr>
+        <w:pStyle w:val="Textoindependiente"/>
+        <w:rPr>
+          <w:lang w:val="es-ES"/>
+        </w:rPr>
+      </w:pPr>
+      <w:r>
+        <w:rPr>
+          <w:lang w:val="es-ES"/>
+        </w:rPr>
+        <w:t xml:space="preserve">Por último, y </w:t>
+      </w:r>
+      <w:r>
+        <w:rPr>
+          <w:lang w:val="es-ES"/>
+        </w:rPr>
+        <w:t>d</w:t>
+      </w:r>
+      <w:r>
+        <w:rPr>
+          <w:lang w:val="es-ES"/>
+        </w:rPr>
+        <w:t xml:space="preserve">ebido a que las características presentaban magnitudes diferentes, se aplicó estandarización mediante z-score. En </w:t>
+      </w:r>
+      <w:r>
+        <w:rPr>
+          <w:lang w:val="es-ES"/>
+        </w:rPr>
+        <w:t>un inicio</w:t>
+      </w:r>
+      <w:r>
+        <w:rPr>
+          <w:lang w:val="es-ES"/>
+        </w:rPr>
+        <w:t xml:space="preserve"> se </w:t>
+      </w:r>
+      <w:r>
+        <w:rPr>
+          <w:lang w:val="es-ES"/>
+        </w:rPr>
+        <w:t>había utilizado</w:t>
+      </w:r>
+      <w:r>
+        <w:rPr>
+          <w:lang w:val="es-ES"/>
+        </w:rPr>
+        <w:t xml:space="preserve"> mean scaling para reducir </w:t>
+      </w:r>
+      <w:r>
+        <w:rPr>
+          <w:lang w:val="es-ES"/>
+        </w:rPr>
+        <w:t>estas</w:t>
+      </w:r>
+      <w:r>
+        <w:rPr>
+          <w:lang w:val="es-ES"/>
+        </w:rPr>
+        <w:t xml:space="preserve"> diferencias de magnitu</w:t>
+      </w:r>
+      <w:r>
+        <w:rPr>
+          <w:lang w:val="es-ES"/>
+        </w:rPr>
+        <w:t>d, pero p</w:t>
+      </w:r>
+      <w:r>
+        <w:rPr>
+          <w:lang w:val="es-ES"/>
+        </w:rPr>
+        <w:t xml:space="preserve">ara la versión final se </w:t>
+      </w:r>
+      <w:r>
+        <w:rPr>
+          <w:lang w:val="es-ES"/>
+        </w:rPr>
+        <w:t xml:space="preserve">decidió </w:t>
+      </w:r>
+      <w:r>
+        <w:rPr>
+          <w:lang w:val="es-ES"/>
+        </w:rPr>
+        <w:t>sustitu</w:t>
+      </w:r>
+      <w:r>
+        <w:rPr>
+          <w:lang w:val="es-ES"/>
+        </w:rPr>
+        <w:t xml:space="preserve">ir </w:t>
+      </w:r>
+      <w:r>
+        <w:rPr>
+          <w:lang w:val="es-ES"/>
+        </w:rPr>
+        <w:t xml:space="preserve">por estandarización mediante z-score, </w:t>
+      </w:r>
+      <w:r>
+        <w:rPr>
+          <w:lang w:val="es-ES"/>
+        </w:rPr>
+        <w:t>ya que esta transformación permite centrar cada característica alrededor de cero y expresarla en unidades de desviación estándar</w:t>
+      </w:r>
+      <w:r>
+        <w:rPr>
+          <w:lang w:val="es-ES"/>
+        </w:rPr>
+        <w:t>.</w:t>
+      </w:r>
+    </w:p>
+    <w:p>
+      <w:pPr>
+        <w:pStyle w:val="Textoindependiente"/>
+        <w:ind w:firstLine="0pt"/>
+        <w:jc w:val="center"/>
+      </w:pPr>
+      <w:r>
+        <w:fldChar w:fldCharType="begin"/>
+      </w:r>
+      <w:r>
+        <w:instrText xml:space="preserve"> INCLUDEPICTURE "https://www.thoughtco.com/thmb/hkBlR9QZwh7yCN9gDgYMSHJbsf8=/1500x0/filters:no_upscale():max_bytes(150000):strip_icc()/zscore-56a8fa785f9b58b7d0f6e87b.GIF" \* MERGEFORMATINET </w:instrText>
+      </w:r>
+      <w:r>
+        <w:fldChar w:fldCharType="separate"/>
+      </w:r>
+      <w:r>
+        <w:rPr>
+          <w:noProof/>
+        </w:rPr>
+        <w:drawing>
+          <wp:inline distT="0" distB="0" distL="0" distR="0" wp14:anchorId="63AA4CA1" wp14:editId="11C88DAC">
+            <wp:extent cx="1054595" cy="772633"/>
+            <wp:effectExtent l="0" t="0" r="0" b="2540"/>
+            <wp:docPr id="331937820" name="Imagen 3" descr="Z-Score Formula"/>
+            <wp:cNvGraphicFramePr>
+              <a:graphicFrameLocks xmlns:a="http://purl.oclc.org/ooxml/drawingml/main" noChangeAspect="1"/>
+            </wp:cNvGraphicFramePr>
+            <a:graphic xmlns:a="http://purl.oclc.org/ooxml/drawingml/main">
+              <a:graphicData uri="http://purl.oclc.org/ooxml/drawingml/picture">
+                <pic:pic xmlns:pic="http://purl.oclc.org/ooxml/drawingml/picture">
+                  <pic:nvPicPr>
+                    <pic:cNvPr id="0" name="Picture 1" descr="Z-Score Formula"/>
+                    <pic:cNvPicPr>
+                      <a:picLocks noChangeAspect="1" noChangeArrowheads="1"/>
+                    </pic:cNvPicPr>
+                  </pic:nvPicPr>
+                  <pic:blipFill>
+                    <a:blip r:embed="rId17" cstate="print">
+                      <a:extLst>
+                        <a:ext uri="{28A0092B-C50C-407E-A947-70E740481C1C}">
+                          <a14:useLocalDpi xmlns:a14="http://schemas.microsoft.com/office/drawing/2010/main" val="0"/>
+                        </a:ext>
+                      </a:extLst>
+                    </a:blip>
+                    <a:srcRect/>
+                    <a:stretch>
+                      <a:fillRect/>
+                    </a:stretch>
+                  </pic:blipFill>
+                  <pic:spPr bwMode="auto">
+                    <a:xfrm>
+                      <a:off x="0" y="0"/>
+                      <a:ext cx="1070153" cy="784031"/>
+                    </a:xfrm>
+                    <a:prstGeom prst="rect">
+                      <a:avLst/>
+                    </a:prstGeom>
+                    <a:noFill/>
+                    <a:ln>
+                      <a:noFill/>
+                    </a:ln>
+                  </pic:spPr>
+                </pic:pic>
+              </a:graphicData>
+            </a:graphic>
+          </wp:inline>
+        </w:drawing>
+      </w:r>
+      <w:r>
+        <w:fldChar w:fldCharType="end"/>
+      </w:r>
+    </w:p>
+    <w:p>
+      <w:pPr>
+        <w:pStyle w:val="Textoindependiente"/>
+        <w:ind w:firstLine="0pt"/>
+        <w:jc w:val="start"/>
+        <w:rPr>
+          <w:i/>
+          <w:iCs/>
+          <w:lang w:val="es-ES"/>
+        </w:rPr>
+      </w:pPr>
+      <w:r>
+        <w:rPr>
+          <w:i/>
+          <w:iCs/>
+        </w:rPr>
+        <w:t>F</w:t>
+      </w:r>
+      <w:r>
+        <w:rPr>
+          <w:i/>
+          <w:iCs/>
+          <w:lang w:val="es-419"/>
+        </w:rPr>
+        <w:t>órmula de z-score.</w:t>
+      </w:r>
+    </w:p>
+    <w:p>
+      <w:pPr>
+        <w:pStyle w:val="Ttulo2"/>
+        <w:rPr>
+          <w:lang w:val="es-ES"/>
+        </w:rPr>
+      </w:pPr>
+      <w:r>
+        <w:rPr>
+          <w:lang w:val="es-ES"/>
+        </w:rPr>
+        <w:t>Modelo de regresión logística</w:t>
+      </w:r>
+    </w:p>
+    <w:p>
+      <w:pPr>
+        <w:pStyle w:val="bulletlist"/>
+        <w:numPr>
+          <w:ilvl w:val="0"/>
+          <w:numId w:val="0"/>
+        </w:numPr>
+        <w:rPr>
+          <w:rFonts w:hint="eastAsia"/>
+          <w:lang w:val="es-ES"/>
+        </w:rPr>
+      </w:pPr>
+      <w:r>
+        <w:rPr>
+          <w:lang w:val="es-MX"/>
+        </w:rPr>
+        <w:tab/>
+      </w:r>
+      <w:r>
+        <w:rPr>
+          <w:lang w:val="es-MX"/>
+        </w:rPr>
+        <w:t xml:space="preserve">Para realizar la clasificación se implementó un modelo de regresión logística usando únicamente la librería numpy para las operaciones matemáticas. El modelo calcula </w:t>
+      </w:r>
+      <w:r>
+        <w:rPr>
+          <w:lang w:val="es-MX"/>
+        </w:rPr>
+        <w:t xml:space="preserve">primero </w:t>
+      </w:r>
+      <w:r>
+        <w:rPr>
+          <w:lang w:val="es-MX"/>
+        </w:rPr>
+        <w:t>una combinación lineal de las siete características de entrada mediante un vector de pesos w y un bias b</w:t>
+      </w:r>
+      <w:r>
+        <w:rPr>
+          <w:lang w:val="es-MX"/>
+        </w:rPr>
+        <w:t>.</w:t>
       </w:r>
     </w:p>
     <w:p>
@@ -2321,7 +2754,7 @@
                     <pic:cNvPicPr/>
                   </pic:nvPicPr>
                   <pic:blipFill>
-                    <a:blip r:embed="rId16" cstate="print">
+                    <a:blip r:embed="rId18" cstate="print">
                       <a:extLst>
                         <a:ext uri="{28A0092B-C50C-407E-A947-70E740481C1C}">
                           <a14:useLocalDpi xmlns:a14="http://schemas.microsoft.com/office/drawing/2010/main" val="0"/>
@@ -2355,7 +2788,6 @@
           <w:ilvl w:val="0"/>
           <w:numId w:val="0"/>
         </w:numPr>
-        <w:ind w:start="14.40pt"/>
         <w:rPr>
           <w:lang w:val="es-MX"/>
         </w:rPr>
@@ -2365,6 +2797,11 @@
           <w:lang w:val="es-MX"/>
         </w:rPr>
         <w:tab/>
+      </w:r>
+      <w:r>
+        <w:rPr>
+          <w:lang w:val="es-MX"/>
+        </w:rPr>
         <w:t xml:space="preserve">En esta función, </w:t>
       </w:r>
       <w:r>
@@ -2402,7 +2839,6 @@
           <w:ilvl w:val="0"/>
           <w:numId w:val="0"/>
         </w:numPr>
-        <w:ind w:start="14.40pt"/>
         <w:rPr>
           <w:lang w:val="es-MX"/>
         </w:rPr>
@@ -2428,7 +2864,7 @@
                     <pic:cNvPicPr/>
                   </pic:nvPicPr>
                   <pic:blipFill>
-                    <a:blip r:embed="rId17" cstate="print">
+                    <a:blip r:embed="rId19" cstate="print">
                       <a:extLst>
                         <a:ext uri="{28A0092B-C50C-407E-A947-70E740481C1C}">
                           <a14:useLocalDpi xmlns:a14="http://schemas.microsoft.com/office/drawing/2010/main" val="0"/>
@@ -2462,7 +2898,6 @@
           <w:ilvl w:val="0"/>
           <w:numId w:val="0"/>
         </w:numPr>
-        <w:ind w:start="14.40pt"/>
         <w:rPr>
           <w:lang w:val="es-ES"/>
         </w:rPr>
@@ -2487,7 +2922,6 @@
           <w:ilvl w:val="0"/>
           <w:numId w:val="0"/>
         </w:numPr>
-        <w:ind w:start="14.40pt"/>
         <w:rPr>
           <w:lang w:val="es-ES"/>
         </w:rPr>
@@ -2513,7 +2947,7 @@
                     <pic:cNvPicPr/>
                   </pic:nvPicPr>
                   <pic:blipFill>
-                    <a:blip r:embed="rId18" cstate="print">
+                    <a:blip r:embed="rId20" cstate="print">
                       <a:extLst>
                         <a:ext uri="{28A0092B-C50C-407E-A947-70E740481C1C}">
                           <a14:useLocalDpi xmlns:a14="http://schemas.microsoft.com/office/drawing/2010/main" val="0"/>
@@ -2547,7 +2981,6 @@
           <w:ilvl w:val="0"/>
           <w:numId w:val="0"/>
         </w:numPr>
-        <w:ind w:start="14.40pt"/>
         <w:rPr>
           <w:lang w:val="es-ES"/>
         </w:rPr>
@@ -2557,27 +2990,18 @@
           <w:lang w:val="es-ES"/>
         </w:rPr>
         <w:tab/>
+      </w:r>
+      <w:r>
+        <w:rPr>
+          <w:lang w:val="es-ES"/>
+        </w:rPr>
         <w:t>En el código, e</w:t>
       </w:r>
       <w:r>
         <w:rPr>
           <w:lang w:val="es-ES"/>
         </w:rPr>
-        <w:t xml:space="preserve">l vector </w:t>
-      </w:r>
-      <w:proofErr w:type="spellStart"/>
-      <w:r>
-        <w:rPr>
-          <w:lang w:val="es-ES"/>
-        </w:rPr>
-        <w:t>dw</w:t>
-      </w:r>
-      <w:proofErr w:type="spellEnd"/>
-      <w:r>
-        <w:rPr>
-          <w:lang w:val="es-ES"/>
-        </w:rPr>
-        <w:t xml:space="preserve"> representa el gradiente del costo respecto a los pesos, </w:t>
+        <w:t xml:space="preserve">l vector dw representa el gradiente del costo respecto a los pesos, </w:t>
       </w:r>
       <w:r>
         <w:rPr>
@@ -2585,33 +3009,11 @@
         </w:rPr>
         <w:t xml:space="preserve">y </w:t>
       </w:r>
-      <w:proofErr w:type="spellStart"/>
-      <w:r>
-        <w:rPr>
-          <w:lang w:val="es-ES"/>
-        </w:rPr>
-        <w:t>db</w:t>
-      </w:r>
-      <w:proofErr w:type="spellEnd"/>
-      <w:r>
-        <w:rPr>
-          <w:lang w:val="es-ES"/>
-        </w:rPr>
-        <w:t xml:space="preserve"> representa el gradiente correspondiente al </w:t>
-      </w:r>
-      <w:proofErr w:type="spellStart"/>
-      <w:r>
-        <w:rPr>
-          <w:lang w:val="es-ES"/>
-        </w:rPr>
-        <w:t>bias</w:t>
-      </w:r>
-      <w:proofErr w:type="spellEnd"/>
-      <w:r>
-        <w:rPr>
-          <w:lang w:val="es-ES"/>
-        </w:rPr>
-        <w:t>.</w:t>
+      <w:r>
+        <w:rPr>
+          <w:lang w:val="es-ES"/>
+        </w:rPr>
+        <w:t>db representa el gradiente correspondiente al bias.</w:t>
       </w:r>
     </w:p>
     <w:p>
@@ -2621,22 +3023,34 @@
           <w:ilvl w:val="0"/>
           <w:numId w:val="0"/>
         </w:numPr>
-        <w:ind w:start="14.40pt"/>
-        <w:rPr>
-          <w:lang w:val="es-ES"/>
-        </w:rPr>
-      </w:pPr>
-      <w:r>
-        <w:rPr>
-          <w:lang w:val="es-MX"/>
-        </w:rPr>
+        <w:rPr>
+          <w:lang w:val="es-ES"/>
+        </w:rPr>
+      </w:pPr>
+      <w:r>
+        <w:rPr>
+          <w:lang w:val="es-ES"/>
+        </w:rPr>
+        <w:lastRenderedPageBreak/>
         <w:tab/>
       </w:r>
       <w:r>
         <w:rPr>
           <w:lang w:val="es-MX"/>
         </w:rPr>
-        <w:t>Finalmente, los parámetros se actualizaron en dirección contraria al gradiente con el objetivo de reducir progresivamente la función de costo</w:t>
+        <w:t xml:space="preserve">Finalmente, los parámetros se </w:t>
+      </w:r>
+      <w:r>
+        <w:rPr>
+          <w:lang w:val="es-MX"/>
+        </w:rPr>
+        <w:t>actualizan</w:t>
+      </w:r>
+      <w:r>
+        <w:rPr>
+          <w:lang w:val="es-MX"/>
+        </w:rPr>
+        <w:t xml:space="preserve"> en dirección contraria al gradiente con el objetivo de reducir progresivamente la función de costo</w:t>
       </w:r>
       <w:r>
         <w:rPr>
@@ -2678,7 +3092,7 @@
                     <pic:cNvPicPr/>
                   </pic:nvPicPr>
                   <pic:blipFill>
-                    <a:blip r:embed="rId19" cstate="print">
+                    <a:blip r:embed="rId21" cstate="print">
                       <a:extLst>
                         <a:ext uri="{28A0092B-C50C-407E-A947-70E740481C1C}">
                           <a14:useLocalDpi xmlns:a14="http://schemas.microsoft.com/office/drawing/2010/main" val="0"/>
@@ -2737,19 +3151,73 @@
         <w:rPr>
           <w:lang w:val="es-MX"/>
         </w:rPr>
-        <w:t xml:space="preserve">Para el caso base presentado en este avance se utilizó una tasa de aprendizaje de 0.03 y se realizaron 3000 </w:t>
-      </w:r>
-      <w:r>
-        <w:rPr>
-          <w:lang w:val="es-MX"/>
-        </w:rPr>
-        <w:t>epochs</w:t>
-      </w:r>
-      <w:r>
-        <w:rPr>
-          <w:lang w:val="es-MX"/>
-        </w:rPr>
-        <w:t xml:space="preserve"> de entrenamiento. Durante cada </w:t>
+        <w:t>Este</w:t>
+      </w:r>
+      <w:r>
+        <w:rPr>
+          <w:lang w:val="es-MX"/>
+        </w:rPr>
+        <w:t xml:space="preserve"> modelo manual fue entrenado mediante</w:t>
+      </w:r>
+      <w:r>
+        <w:rPr>
+          <w:lang w:val="es-MX"/>
+        </w:rPr>
+        <w:t xml:space="preserve"> gradiente descendente por batch</w:t>
+      </w:r>
+      <w:r>
+        <w:rPr>
+          <w:lang w:val="es-MX"/>
+        </w:rPr>
+        <w:t xml:space="preserve">, utilizando </w:t>
+      </w:r>
+      <w:r>
+        <w:rPr>
+          <w:lang w:val="es-MX"/>
+        </w:rPr>
+        <w:t>un learning rate</w:t>
+      </w:r>
+      <w:r>
+        <w:rPr>
+          <w:lang w:val="es-MX"/>
+        </w:rPr>
+        <w:t xml:space="preserve"> de 0.03 durante 3000 epochs</w:t>
+      </w:r>
+      <w:r>
+        <w:rPr>
+          <w:lang w:val="es-MX"/>
+        </w:rPr>
+        <w:t>, y con l</w:t>
+      </w:r>
+      <w:r>
+        <w:rPr>
+          <w:lang w:val="es-MX"/>
+        </w:rPr>
+        <w:t xml:space="preserve">os </w:t>
+      </w:r>
+      <w:r>
+        <w:rPr>
+          <w:lang w:val="es-MX"/>
+        </w:rPr>
+        <w:t xml:space="preserve">pesos y el bias inicializados </w:t>
+      </w:r>
+      <w:r>
+        <w:rPr>
+          <w:lang w:val="es-MX"/>
+        </w:rPr>
+        <w:t>en cer</w:t>
+      </w:r>
+      <w:r>
+        <w:rPr>
+          <w:lang w:val="es-MX"/>
+        </w:rPr>
+        <w:t>o</w:t>
+      </w:r>
+      <w:r>
+        <w:rPr>
+          <w:lang w:val="es-MX"/>
+        </w:rPr>
+        <w:t xml:space="preserve">. En cada </w:t>
       </w:r>
       <w:r>
         <w:rPr>
@@ -2761,43 +3229,73 @@
         <w:rPr>
           <w:lang w:val="es-MX"/>
         </w:rPr>
-        <w:t xml:space="preserve"> se almacenó el valor de la </w:t>
-      </w:r>
-      <w:r>
-        <w:rPr>
-          <w:lang w:val="es-MX"/>
-        </w:rPr>
-        <w:t>cross entropy</w:t>
-      </w:r>
-      <w:r>
-        <w:rPr>
-          <w:lang w:val="es-MX"/>
-        </w:rPr>
-        <w:t xml:space="preserve"> </w:t>
-      </w:r>
-      <w:r>
-        <w:rPr>
-          <w:lang w:val="es-MX"/>
-        </w:rPr>
-        <w:t>para así poder</w:t>
-      </w:r>
-      <w:r>
-        <w:rPr>
-          <w:lang w:val="es-MX"/>
-        </w:rPr>
-        <w:t xml:space="preserve"> analizar la evolución del proceso de optimización. Al finalizar el entrenamiento se utilizaron los parámetros obtenidos para </w:t>
-      </w:r>
-      <w:r>
-        <w:rPr>
-          <w:lang w:val="es-MX"/>
-        </w:rPr>
-        <w:t>hacer</w:t>
-      </w:r>
-      <w:r>
-        <w:rPr>
-          <w:lang w:val="es-MX"/>
-        </w:rPr>
-        <w:t xml:space="preserve"> predicciones tanto sobre el conjunto de entrenamiento como sobre el conjunto de prueba.</w:t>
+        <w:t xml:space="preserve"> se calcularon las probabilidades, la binary cross-entropy y los gradientes correspondientes a los pesos y al intercepto. Para </w:t>
+      </w:r>
+      <w:r>
+        <w:rPr>
+          <w:lang w:val="es-MX"/>
+        </w:rPr>
+        <w:t>convertir</w:t>
+      </w:r>
+      <w:r>
+        <w:rPr>
+          <w:lang w:val="es-MX"/>
+        </w:rPr>
+        <w:t xml:space="preserve"> las probabilidades en clases se </w:t>
+      </w:r>
+      <w:r>
+        <w:rPr>
+          <w:lang w:val="es-MX"/>
+        </w:rPr>
+        <w:t>usó</w:t>
+      </w:r>
+      <w:r>
+        <w:rPr>
+          <w:lang w:val="es-MX"/>
+        </w:rPr>
+        <w:t xml:space="preserve"> un umbral de 0.5</w:t>
+      </w:r>
+      <w:r>
+        <w:rPr>
+          <w:lang w:val="es-MX"/>
+        </w:rPr>
+        <w:t>, haciendo que</w:t>
+      </w:r>
+      <w:r>
+        <w:rPr>
+          <w:lang w:val="es-MX"/>
+        </w:rPr>
+        <w:t xml:space="preserve"> los valores mayores o iguales </w:t>
+      </w:r>
+      <w:r>
+        <w:rPr>
+          <w:lang w:val="es-MX"/>
+        </w:rPr>
+        <w:t xml:space="preserve">se </w:t>
+      </w:r>
+      <w:r>
+        <w:rPr>
+          <w:lang w:val="es-MX"/>
+        </w:rPr>
+        <w:t>clasificar</w:t>
+      </w:r>
+      <w:r>
+        <w:rPr>
+          <w:lang w:val="es-MX"/>
+        </w:rPr>
+        <w:t>a</w:t>
+      </w:r>
+      <w:r>
+        <w:rPr>
+          <w:lang w:val="es-MX"/>
+        </w:rPr>
+        <w:t>n como Cammeo y los menores como Osmancik. Al finalizar el entrenamiento, el modelo se evaluó por separado en los conjuntos de entrenamiento, validación y prueba</w:t>
+      </w:r>
+      <w:r>
+        <w:rPr>
+          <w:lang w:val="es-MX"/>
+        </w:rPr>
+        <w:t>.</w:t>
       </w:r>
     </w:p>
     <w:p>
@@ -2811,7 +3309,13 @@
         <w:rPr>
           <w:lang w:val="es-ES"/>
         </w:rPr>
-        <w:t>Resultados Iniciales</w:t>
+        <w:t xml:space="preserve">Resultados </w:t>
+      </w:r>
+      <w:r>
+        <w:rPr>
+          <w:lang w:val="es-ES"/>
+        </w:rPr>
+        <w:t>de la implementación manual</w:t>
       </w:r>
     </w:p>
     <w:p>
@@ -2839,83 +3343,61 @@
         <w:rPr>
           <w:lang w:val="es-ES"/>
         </w:rPr>
-        <w:t xml:space="preserve">Durante el entrenamiento se registró el valor de la función de costo en cada </w:t>
-      </w:r>
-      <w:proofErr w:type="spellStart"/>
-      <w:r>
-        <w:rPr>
-          <w:lang w:val="es-ES"/>
-        </w:rPr>
-        <w:t>epoch</w:t>
-      </w:r>
-      <w:proofErr w:type="spellEnd"/>
-      <w:r>
-        <w:rPr>
-          <w:lang w:val="es-ES"/>
-        </w:rPr>
-        <w:t xml:space="preserve"> para así poder observar el comportamiento del gradiente descendente. El modelo comenzó con una </w:t>
-      </w:r>
-      <w:proofErr w:type="spellStart"/>
-      <w:r>
-        <w:rPr>
-          <w:lang w:val="es-ES"/>
-        </w:rPr>
-        <w:t>cross</w:t>
-      </w:r>
-      <w:proofErr w:type="spellEnd"/>
-      <w:r>
-        <w:rPr>
-          <w:lang w:val="es-ES"/>
-        </w:rPr>
-        <w:t xml:space="preserve"> </w:t>
-      </w:r>
-      <w:proofErr w:type="spellStart"/>
-      <w:r>
-        <w:rPr>
-          <w:lang w:val="es-ES"/>
-        </w:rPr>
-        <w:t>entropy</w:t>
-      </w:r>
-      <w:proofErr w:type="spellEnd"/>
-      <w:r>
-        <w:rPr>
-          <w:lang w:val="es-ES"/>
-        </w:rPr>
-        <w:t xml:space="preserve"> de aproximadamente 0.693 y presentó una disminución a lo largo de las 3000 </w:t>
-      </w:r>
-      <w:proofErr w:type="spellStart"/>
-      <w:r>
-        <w:rPr>
-          <w:lang w:val="es-ES"/>
-        </w:rPr>
-        <w:t>epochs</w:t>
-      </w:r>
-      <w:proofErr w:type="spellEnd"/>
-      <w:r>
-        <w:rPr>
-          <w:lang w:val="es-ES"/>
-        </w:rPr>
-        <w:t xml:space="preserve">. Alrededor de la </w:t>
-      </w:r>
-      <w:proofErr w:type="spellStart"/>
-      <w:r>
-        <w:rPr>
-          <w:lang w:val="es-ES"/>
-        </w:rPr>
-        <w:t>epoch</w:t>
-      </w:r>
-      <w:proofErr w:type="spellEnd"/>
-      <w:r>
-        <w:rPr>
-          <w:lang w:val="es-ES"/>
-        </w:rPr>
-        <w:t xml:space="preserve"> 2900, el costo había disminuido hasta 0.46</w:t>
-      </w:r>
-      <w:r>
-        <w:rPr>
-          <w:lang w:val="es-ES"/>
-        </w:rPr>
-        <w:t>8</w:t>
+        <w:t xml:space="preserve">Durante el entrenamiento se registró el valor de la función de costo en cada epoch para así poder observar el comportamiento del gradiente descendente. El modelo comenzó con </w:t>
+      </w:r>
+      <w:r>
+        <w:rPr>
+          <w:lang w:val="es-ES"/>
+        </w:rPr>
+        <w:t>un costo</w:t>
+      </w:r>
+      <w:r>
+        <w:rPr>
+          <w:lang w:val="es-ES"/>
+        </w:rPr>
+        <w:t xml:space="preserve"> de aproximadamente 0.693</w:t>
+      </w:r>
+      <w:r>
+        <w:rPr>
+          <w:lang w:val="es-ES"/>
+        </w:rPr>
+        <w:t xml:space="preserve">, </w:t>
+      </w:r>
+      <w:r>
+        <w:rPr>
+          <w:lang w:val="es-ES"/>
+        </w:rPr>
+        <w:t>correspondiente a las probabilidades iniciales generadas con pesos iguales a cero</w:t>
+      </w:r>
+      <w:r>
+        <w:rPr>
+          <w:lang w:val="es-ES"/>
+        </w:rPr>
+        <w:t>,</w:t>
+      </w:r>
+      <w:r>
+        <w:rPr>
+          <w:lang w:val="es-ES"/>
+        </w:rPr>
+        <w:t xml:space="preserve"> y presentó una disminución a lo largo de las 3000 epochs</w:t>
+      </w:r>
+      <w:r>
+        <w:rPr>
+          <w:lang w:val="es-ES"/>
+        </w:rPr>
+        <w:t xml:space="preserve"> y conforme avanzaba el gradiente descendente</w:t>
+      </w:r>
+      <w:r>
+        <w:rPr>
+          <w:lang w:val="es-ES"/>
+        </w:rPr>
+        <w:t>. Alrededor de la epoch 2900, el costo había disminuido hasta 0.</w:t>
+      </w:r>
+      <w:r>
+        <w:rPr>
+          <w:lang w:val="es-ES"/>
+        </w:rPr>
+        <w:t>187</w:t>
       </w:r>
       <w:r>
         <w:rPr>
@@ -2938,10 +3420,10 @@
           <w:lang w:val="es-ES"/>
         </w:rPr>
         <w:drawing>
-          <wp:inline distT="0" distB="0" distL="0" distR="0" wp14:anchorId="542E6CD0" wp14:editId="2E1FD621">
-            <wp:extent cx="2503089" cy="1564304"/>
+          <wp:inline distT="0" distB="0" distL="0" distR="0" wp14:anchorId="289202EE" wp14:editId="63F77722">
+            <wp:extent cx="3089910" cy="1931035"/>
             <wp:effectExtent l="0" t="0" r="0" b="0"/>
-            <wp:docPr id="932479467" name="Imagen 13"/>
+            <wp:docPr id="318694415" name="Imagen 4"/>
             <wp:cNvGraphicFramePr>
               <a:graphicFrameLocks xmlns:a="http://purl.oclc.org/ooxml/drawingml/main" noChangeAspect="1"/>
             </wp:cNvGraphicFramePr>
@@ -2949,245 +3431,7 @@
               <a:graphicData uri="http://purl.oclc.org/ooxml/drawingml/picture">
                 <pic:pic xmlns:pic="http://purl.oclc.org/ooxml/drawingml/picture">
                   <pic:nvPicPr>
-                    <pic:cNvPr id="932479467" name="Imagen 932479467"/>
-                    <pic:cNvPicPr/>
-                  </pic:nvPicPr>
-                  <pic:blipFill>
-                    <a:blip r:embed="rId20" cstate="print">
-                      <a:extLst>
-                        <a:ext uri="{28A0092B-C50C-407E-A947-70E740481C1C}">
-                          <a14:useLocalDpi xmlns:a14="http://schemas.microsoft.com/office/drawing/2010/main" val="0"/>
-                        </a:ext>
-                      </a:extLst>
-                    </a:blip>
-                    <a:stretch>
-                      <a:fillRect/>
-                    </a:stretch>
-                  </pic:blipFill>
-                  <pic:spPr>
-                    <a:xfrm>
-                      <a:off x="0" y="0"/>
-                      <a:ext cx="2614055" cy="1633652"/>
-                    </a:xfrm>
-                    <a:prstGeom prst="rect">
-                      <a:avLst/>
-                    </a:prstGeom>
-                  </pic:spPr>
-                </pic:pic>
-              </a:graphicData>
-            </a:graphic>
-          </wp:inline>
-        </w:drawing>
-      </w:r>
-    </w:p>
-    <w:p>
-      <w:pPr>
-        <w:pStyle w:val="Textoindependiente"/>
-        <w:ind w:firstLine="0pt"/>
-        <w:rPr>
-          <w:lang w:val="es-ES"/>
-        </w:rPr>
-      </w:pPr>
-      <w:r>
-        <w:rPr>
-          <w:noProof/>
-          <w:lang w:val="es-ES"/>
-        </w:rPr>
-        <w:lastRenderedPageBreak/>
-        <w:drawing>
-          <wp:inline distT="0" distB="0" distL="0" distR="0" wp14:anchorId="2ACAF220" wp14:editId="2AF09A14">
-            <wp:extent cx="2713833" cy="151140"/>
-            <wp:effectExtent l="0" t="0" r="4445" b="1270"/>
-            <wp:docPr id="1275313104" name="Imagen 14"/>
-            <wp:cNvGraphicFramePr>
-              <a:graphicFrameLocks xmlns:a="http://purl.oclc.org/ooxml/drawingml/main" noChangeAspect="1"/>
-            </wp:cNvGraphicFramePr>
-            <a:graphic xmlns:a="http://purl.oclc.org/ooxml/drawingml/main">
-              <a:graphicData uri="http://purl.oclc.org/ooxml/drawingml/picture">
-                <pic:pic xmlns:pic="http://purl.oclc.org/ooxml/drawingml/picture">
-                  <pic:nvPicPr>
-                    <pic:cNvPr id="1275313104" name="Imagen 1275313104"/>
-                    <pic:cNvPicPr/>
-                  </pic:nvPicPr>
-                  <pic:blipFill>
-                    <a:blip r:embed="rId21">
-                      <a:extLst>
-                        <a:ext uri="{28A0092B-C50C-407E-A947-70E740481C1C}">
-                          <a14:useLocalDpi xmlns:a14="http://schemas.microsoft.com/office/drawing/2010/main" val="0"/>
-                        </a:ext>
-                      </a:extLst>
-                    </a:blip>
-                    <a:stretch>
-                      <a:fillRect/>
-                    </a:stretch>
-                  </pic:blipFill>
-                  <pic:spPr>
-                    <a:xfrm>
-                      <a:off x="0" y="0"/>
-                      <a:ext cx="3904131" cy="217431"/>
-                    </a:xfrm>
-                    <a:prstGeom prst="rect">
-                      <a:avLst/>
-                    </a:prstGeom>
-                  </pic:spPr>
-                </pic:pic>
-              </a:graphicData>
-            </a:graphic>
-          </wp:inline>
-        </w:drawing>
-      </w:r>
-    </w:p>
-    <w:p>
-      <w:pPr>
-        <w:pStyle w:val="Textoindependiente"/>
-        <w:rPr>
-          <w:i/>
-          <w:lang w:val="es-ES"/>
-        </w:rPr>
-      </w:pPr>
-      <w:r>
-        <w:rPr>
-          <w:lang w:val="es-ES"/>
-        </w:rPr>
-        <w:t xml:space="preserve">La función de costo mantiene una tendencia a decrecer y no presenta oscilaciones, lo cual indica que la tasa de aprendizaje utilizada permitió que el gradiente descendente actualizara los parámetros correctamente en una dirección que reduce el error del modelo. Sin embargo, la curva todavía presenta una pendiente negativa al finalizar las 3000 </w:t>
-      </w:r>
-      <w:proofErr w:type="spellStart"/>
-      <w:r>
-        <w:rPr>
-          <w:lang w:val="es-ES"/>
-        </w:rPr>
-        <w:t>epochs</w:t>
-      </w:r>
-      <w:proofErr w:type="spellEnd"/>
-      <w:r>
-        <w:rPr>
-          <w:lang w:val="es-ES"/>
-        </w:rPr>
-        <w:t>, por lo que la optimización podría continuar reduciendo el costo si hubiera un mayor número de iteraciones.</w:t>
-      </w:r>
-    </w:p>
-    <w:p>
-      <w:pPr>
-        <w:pStyle w:val="Ttulo2"/>
-        <w:rPr>
-          <w:lang w:val="es-ES"/>
-        </w:rPr>
-      </w:pPr>
-      <w:r>
-        <w:rPr>
-          <w:lang w:val="es-ES"/>
-        </w:rPr>
-        <w:t>Resultados de la clasificación</w:t>
-      </w:r>
-    </w:p>
-    <w:p>
-      <w:pPr>
-        <w:pStyle w:val="Textoindependiente"/>
-        <w:rPr>
-          <w:lang w:val="es-ES"/>
-        </w:rPr>
-      </w:pPr>
-      <w:r>
-        <w:rPr>
-          <w:lang w:val="es-ES"/>
-        </w:rPr>
-        <w:t xml:space="preserve">Una vez finalizado el entrenamiento, el modelo obtuvo una </w:t>
-      </w:r>
-      <w:proofErr w:type="spellStart"/>
-      <w:r>
-        <w:rPr>
-          <w:lang w:val="es-ES"/>
-        </w:rPr>
-        <w:t>accuracy</w:t>
-      </w:r>
-      <w:proofErr w:type="spellEnd"/>
-      <w:r>
-        <w:rPr>
-          <w:lang w:val="es-ES"/>
-        </w:rPr>
-        <w:t xml:space="preserve"> de 88.16% con el conjunto de entrenamiento y de 87.66% con el de prueba. Esto significa que aproximadamente 88 de cada 100 observaciones no usadas para ajustar los parámetros fueron clasificadas correctamente como Cammeo u </w:t>
-      </w:r>
-      <w:proofErr w:type="spellStart"/>
-      <w:r>
-        <w:rPr>
-          <w:lang w:val="es-ES"/>
-        </w:rPr>
-        <w:t>Osmancik</w:t>
-      </w:r>
-      <w:proofErr w:type="spellEnd"/>
-      <w:r>
-        <w:rPr>
-          <w:lang w:val="es-ES"/>
-        </w:rPr>
-        <w:t>.</w:t>
-      </w:r>
-    </w:p>
-    <w:p>
-      <w:pPr>
-        <w:pStyle w:val="Textoindependiente"/>
-        <w:rPr>
-          <w:lang w:val="es-ES"/>
-        </w:rPr>
-      </w:pPr>
-      <w:r>
-        <w:rPr>
-          <w:lang w:val="es-ES"/>
-        </w:rPr>
-        <w:t xml:space="preserve">La diferencia entre la </w:t>
-      </w:r>
-      <w:proofErr w:type="spellStart"/>
-      <w:r>
-        <w:rPr>
-          <w:lang w:val="es-ES"/>
-        </w:rPr>
-        <w:t>accuracy</w:t>
-      </w:r>
-      <w:proofErr w:type="spellEnd"/>
-      <w:r>
-        <w:rPr>
-          <w:lang w:val="es-ES"/>
-        </w:rPr>
-        <w:t xml:space="preserve"> obtenida en entrenamiento y prueba fue de aproximadamente 0.49%, y esto se puede interpretar como </w:t>
-      </w:r>
-      <w:r>
-        <w:rPr>
-          <w:lang w:val="es-ES"/>
-        </w:rPr>
-        <w:t>que,</w:t>
-      </w:r>
-      <w:r>
-        <w:rPr>
-          <w:lang w:val="es-ES"/>
-        </w:rPr>
-        <w:t xml:space="preserve"> para esta división de los datos, el desempeño del modelo se mantiene al utilizar observaciones que no participaron durante el entrenamiento. Así mismo, se presentan algunos ejemplos de las predicciones realizadas sobre el conjunto de prueba.</w:t>
-      </w:r>
-    </w:p>
-    <w:p>
-      <w:pPr>
-        <w:pStyle w:val="Textoindependiente"/>
-        <w:ind w:firstLine="0pt"/>
-        <w:rPr>
-          <w:lang w:val="es-ES"/>
-        </w:rPr>
-      </w:pPr>
-      <w:r>
-        <w:rPr>
-          <w:noProof/>
-          <w:lang w:val="es-ES"/>
-        </w:rPr>
-        <w:drawing>
-          <wp:inline distT="0" distB="0" distL="0" distR="0" wp14:anchorId="6D9D9403" wp14:editId="6A4236BC">
-            <wp:extent cx="3089910" cy="748665"/>
-            <wp:effectExtent l="0" t="0" r="0" b="635"/>
-            <wp:docPr id="627015678" name="Imagen 15"/>
-            <wp:cNvGraphicFramePr>
-              <a:graphicFrameLocks xmlns:a="http://purl.oclc.org/ooxml/drawingml/main" noChangeAspect="1"/>
-            </wp:cNvGraphicFramePr>
-            <a:graphic xmlns:a="http://purl.oclc.org/ooxml/drawingml/main">
-              <a:graphicData uri="http://purl.oclc.org/ooxml/drawingml/picture">
-                <pic:pic xmlns:pic="http://purl.oclc.org/ooxml/drawingml/picture">
-                  <pic:nvPicPr>
-                    <pic:cNvPr id="627015678" name="Imagen 627015678"/>
+                    <pic:cNvPr id="318694415" name="Imagen 318694415"/>
                     <pic:cNvPicPr/>
                   </pic:nvPicPr>
                   <pic:blipFill>
@@ -3205,7 +3449,7 @@
                   <pic:spPr>
                     <a:xfrm>
                       <a:off x="0" y="0"/>
-                      <a:ext cx="3089910" cy="748665"/>
+                      <a:ext cx="3089910" cy="1931035"/>
                     </a:xfrm>
                     <a:prstGeom prst="rect">
                       <a:avLst/>
@@ -3217,6 +3461,4551 @@
           </wp:inline>
         </w:drawing>
       </w:r>
+    </w:p>
+    <w:p>
+      <w:pPr>
+        <w:pStyle w:val="Textoindependiente"/>
+        <w:ind w:firstLine="0pt"/>
+        <w:rPr>
+          <w:lang w:val="es-ES"/>
+        </w:rPr>
+      </w:pPr>
+      <w:r>
+        <w:rPr>
+          <w:noProof/>
+          <w:lang w:val="es-ES"/>
+        </w:rPr>
+        <w:drawing>
+          <wp:inline distT="0" distB="0" distL="0" distR="0" wp14:anchorId="05CF5DB8" wp14:editId="67A94636">
+            <wp:extent cx="1564395" cy="142867"/>
+            <wp:effectExtent l="0" t="0" r="0" b="0"/>
+            <wp:docPr id="268825575" name="Imagen 5"/>
+            <wp:cNvGraphicFramePr>
+              <a:graphicFrameLocks xmlns:a="http://purl.oclc.org/ooxml/drawingml/main" noChangeAspect="1"/>
+            </wp:cNvGraphicFramePr>
+            <a:graphic xmlns:a="http://purl.oclc.org/ooxml/drawingml/main">
+              <a:graphicData uri="http://purl.oclc.org/ooxml/drawingml/picture">
+                <pic:pic xmlns:pic="http://purl.oclc.org/ooxml/drawingml/picture">
+                  <pic:nvPicPr>
+                    <pic:cNvPr id="268825575" name="Imagen 268825575"/>
+                    <pic:cNvPicPr/>
+                  </pic:nvPicPr>
+                  <pic:blipFill>
+                    <a:blip r:embed="rId23" cstate="print">
+                      <a:extLst>
+                        <a:ext uri="{28A0092B-C50C-407E-A947-70E740481C1C}">
+                          <a14:useLocalDpi xmlns:a14="http://schemas.microsoft.com/office/drawing/2010/main" val="0"/>
+                        </a:ext>
+                      </a:extLst>
+                    </a:blip>
+                    <a:stretch>
+                      <a:fillRect/>
+                    </a:stretch>
+                  </pic:blipFill>
+                  <pic:spPr>
+                    <a:xfrm>
+                      <a:off x="0" y="0"/>
+                      <a:ext cx="1661290" cy="151716"/>
+                    </a:xfrm>
+                    <a:prstGeom prst="rect">
+                      <a:avLst/>
+                    </a:prstGeom>
+                  </pic:spPr>
+                </pic:pic>
+              </a:graphicData>
+            </a:graphic>
+          </wp:inline>
+        </w:drawing>
+      </w:r>
+    </w:p>
+    <w:p>
+      <w:pPr>
+        <w:pStyle w:val="Textoindependiente"/>
+        <w:rPr>
+          <w:i/>
+          <w:lang w:val="es-ES"/>
+        </w:rPr>
+      </w:pPr>
+      <w:r>
+        <w:rPr>
+          <w:lang w:val="es-ES"/>
+        </w:rPr>
+        <w:t xml:space="preserve">La curva de entrenamiento no presentó aumentos </w:t>
+      </w:r>
+      <w:r>
+        <w:rPr>
+          <w:lang w:val="es-ES"/>
+        </w:rPr>
+        <w:t>ni tampoco</w:t>
+      </w:r>
+      <w:r>
+        <w:rPr>
+          <w:lang w:val="es-ES"/>
+        </w:rPr>
+        <w:t xml:space="preserve"> oscilaciones, lo que indica que </w:t>
+      </w:r>
+      <w:r>
+        <w:rPr>
+          <w:lang w:val="es-ES"/>
+        </w:rPr>
+        <w:t>el learning rate fue acertado y</w:t>
+      </w:r>
+      <w:r>
+        <w:rPr>
+          <w:lang w:val="es-ES"/>
+        </w:rPr>
+        <w:t xml:space="preserve"> permitió actualizar los parámetros de manera estable. Además, la reducción del costo se </w:t>
+      </w:r>
+      <w:r>
+        <w:rPr>
+          <w:lang w:val="es-ES"/>
+        </w:rPr>
+        <w:t>volvió abrupta desde las primeras iteraciones, lo cual sugiere que</w:t>
+      </w:r>
+      <w:r>
+        <w:rPr>
+          <w:lang w:val="es-ES"/>
+        </w:rPr>
+        <w:t xml:space="preserve"> el modelo se aproximó a un punto de convergencia y aumentar el número de epochs</w:t>
+      </w:r>
+      <w:r>
+        <w:rPr>
+          <w:lang w:val="es-ES"/>
+        </w:rPr>
+        <w:t xml:space="preserve">, en este punto, </w:t>
+      </w:r>
+      <w:r>
+        <w:rPr>
+          <w:lang w:val="es-ES"/>
+        </w:rPr>
+        <w:t xml:space="preserve">probablemente </w:t>
+      </w:r>
+      <w:r>
+        <w:rPr>
+          <w:lang w:val="es-ES"/>
+        </w:rPr>
+        <w:t>no produciría mejoras muy significativas.</w:t>
+      </w:r>
+    </w:p>
+    <w:p>
+      <w:pPr>
+        <w:pStyle w:val="Ttulo2"/>
+        <w:rPr>
+          <w:lang w:val="es-ES"/>
+        </w:rPr>
+      </w:pPr>
+      <w:r>
+        <w:rPr>
+          <w:lang w:val="es-ES"/>
+        </w:rPr>
+        <w:t>Resultados de la clasificación</w:t>
+      </w:r>
+    </w:p>
+    <w:p>
+      <w:pPr>
+        <w:pStyle w:val="Textoindependiente"/>
+        <w:ind w:firstLine="0pt"/>
+        <w:rPr>
+          <w:lang w:val="es-ES"/>
+        </w:rPr>
+      </w:pPr>
+      <w:r>
+        <w:rPr>
+          <w:lang w:val="es-ES"/>
+        </w:rPr>
+        <w:tab/>
+      </w:r>
+      <w:r>
+        <w:rPr>
+          <w:lang w:val="es-ES"/>
+        </w:rPr>
+        <w:t xml:space="preserve">La regresión logística obtuvo una exactitud de 92.65% en entrenamiento, 93.57% en validación y 92.65% en prueba. La diferencia </w:t>
+      </w:r>
+      <w:r>
+        <w:rPr>
+          <w:lang w:val="es-ES"/>
+        </w:rPr>
+        <w:t xml:space="preserve">porcentual </w:t>
+      </w:r>
+      <w:r>
+        <w:rPr>
+          <w:lang w:val="es-ES"/>
+        </w:rPr>
+        <w:t>entre entrenamiento y validación fue de 0.92</w:t>
+      </w:r>
+      <w:r>
+        <w:rPr>
+          <w:lang w:val="es-ES"/>
+        </w:rPr>
+        <w:t xml:space="preserve"> puntos</w:t>
+      </w:r>
+      <w:r>
+        <w:rPr>
+          <w:lang w:val="es-ES"/>
+        </w:rPr>
+        <w:t xml:space="preserve">, mientras que entrenamiento y prueba presentaron la misma exactitud. Aunque validation obtuvo un resultado ligeramente mayor que train, esta diferencia puede ser producida por la composición </w:t>
+      </w:r>
+      <w:r>
+        <w:rPr>
+          <w:lang w:val="es-ES"/>
+        </w:rPr>
+        <w:t>randomizada</w:t>
+      </w:r>
+      <w:r>
+        <w:rPr>
+          <w:lang w:val="es-ES"/>
+        </w:rPr>
+        <w:t xml:space="preserve"> de l</w:t>
+      </w:r>
+      <w:r>
+        <w:rPr>
+          <w:lang w:val="es-ES"/>
+        </w:rPr>
+        <w:t xml:space="preserve">os conjuntos </w:t>
+      </w:r>
+      <w:r>
+        <w:rPr>
+          <w:lang w:val="es-ES"/>
+        </w:rPr>
+        <w:t xml:space="preserve">y </w:t>
+      </w:r>
+      <w:r>
+        <w:rPr>
+          <w:lang w:val="es-ES"/>
+        </w:rPr>
+        <w:t>no representa un comportamiento anómalo</w:t>
+      </w:r>
+      <w:r>
+        <w:rPr>
+          <w:lang w:val="es-ES"/>
+        </w:rPr>
+        <w:t xml:space="preserve"> en sí misma</w:t>
+      </w:r>
+      <w:r>
+        <w:rPr>
+          <w:lang w:val="es-ES"/>
+        </w:rPr>
+        <w:t>.</w:t>
+      </w:r>
+      <w:r>
+        <w:rPr>
+          <w:lang w:val="es-ES"/>
+        </w:rPr>
+        <w:t xml:space="preserve"> </w:t>
+      </w:r>
+      <w:r>
+        <w:rPr>
+          <w:lang w:val="es-ES"/>
+        </w:rPr>
+        <w:t xml:space="preserve">La </w:t>
+      </w:r>
+      <w:r>
+        <w:rPr>
+          <w:lang w:val="es-ES"/>
+        </w:rPr>
+        <w:t>similitud</w:t>
+      </w:r>
+      <w:r>
+        <w:rPr>
+          <w:lang w:val="es-ES"/>
+        </w:rPr>
+        <w:t xml:space="preserve"> entre los resultados indica que el modelo</w:t>
+      </w:r>
+      <w:r>
+        <w:rPr>
+          <w:lang w:val="es-ES"/>
+        </w:rPr>
+        <w:t xml:space="preserve"> mantuvo consistencia en</w:t>
+      </w:r>
+      <w:r>
+        <w:rPr>
+          <w:lang w:val="es-ES"/>
+        </w:rPr>
+        <w:t xml:space="preserve"> su desempeño al clasificar observaciones que no participaron en la optimización de sus parámetros.</w:t>
+      </w:r>
+    </w:p>
+    <w:p>
+      <w:pPr>
+        <w:pStyle w:val="Ttulo1"/>
+        <w:rPr>
+          <w:lang w:val="es-MX"/>
+        </w:rPr>
+      </w:pPr>
+      <w:r>
+        <w:rPr>
+          <w:lang w:val="es-MX"/>
+        </w:rPr>
+        <w:t>Implementación con framework</w:t>
+      </w:r>
+    </w:p>
+    <w:p>
+      <w:pPr>
+        <w:pStyle w:val="Ttulo2"/>
+        <w:rPr>
+          <w:lang w:val="es-ES"/>
+        </w:rPr>
+      </w:pPr>
+      <w:r>
+        <w:rPr>
+          <w:lang w:val="es-ES"/>
+        </w:rPr>
+        <w:t>Justificación del algoritmo</w:t>
+      </w:r>
+    </w:p>
+    <w:p>
+      <w:pPr>
+        <w:pStyle w:val="Textoindependiente"/>
+        <w:rPr>
+          <w:lang w:val="es-MX"/>
+        </w:rPr>
+      </w:pPr>
+      <w:r>
+        <w:rPr>
+          <w:lang w:val="es-MX"/>
+        </w:rPr>
+        <w:t>Para la segunda implementación</w:t>
+      </w:r>
+      <w:r>
+        <w:rPr>
+          <w:lang w:val="es-MX"/>
+        </w:rPr>
+        <w:t xml:space="preserve"> con framework</w:t>
+      </w:r>
+      <w:r>
+        <w:rPr>
+          <w:lang w:val="es-MX"/>
+        </w:rPr>
+        <w:t xml:space="preserve"> se seleccionó Random Forest, un algoritmo supervisado</w:t>
+      </w:r>
+      <w:r>
+        <w:rPr>
+          <w:lang w:val="es-MX"/>
+        </w:rPr>
+        <w:t xml:space="preserve"> que consigue</w:t>
+      </w:r>
+      <w:r>
+        <w:rPr>
+          <w:lang w:val="es-MX"/>
+        </w:rPr>
+        <w:t xml:space="preserve"> resolver problemas de clasificación mediante la combinación de </w:t>
+      </w:r>
+      <w:r>
+        <w:rPr>
+          <w:lang w:val="es-MX"/>
+        </w:rPr>
+        <w:t>varios</w:t>
+      </w:r>
+      <w:r>
+        <w:rPr>
+          <w:lang w:val="es-MX"/>
+        </w:rPr>
+        <w:t xml:space="preserve"> árboles de decisión. Cada árbol se entrena a partir de una muestra aleatoria de las observaciones y considera sólo un subconjunto de las características al construir sus divisiones. La predicción final se obtiene</w:t>
+      </w:r>
+      <w:r>
+        <w:rPr>
+          <w:lang w:val="es-MX"/>
+        </w:rPr>
+        <w:t xml:space="preserve"> observando</w:t>
+      </w:r>
+      <w:r>
+        <w:rPr>
+          <w:lang w:val="es-MX"/>
+        </w:rPr>
+        <w:t xml:space="preserve"> la clase seleccionada por la mayoría de los árboles.</w:t>
+      </w:r>
+    </w:p>
+    <w:p>
+      <w:pPr>
+        <w:pStyle w:val="Textoindependiente"/>
+        <w:rPr>
+          <w:lang w:val="es-MX"/>
+        </w:rPr>
+      </w:pPr>
+      <w:r>
+        <w:rPr>
+          <w:lang w:val="es-MX"/>
+        </w:rPr>
+        <w:t xml:space="preserve">Como </w:t>
+      </w:r>
+      <w:r>
+        <w:rPr>
+          <w:lang w:val="es-MX"/>
+        </w:rPr>
+        <w:t>cada árbol puede capturar relaciones no lineales entre las variables de entrada y la variable objetivo</w:t>
+      </w:r>
+      <w:r>
+        <w:rPr>
+          <w:lang w:val="es-MX"/>
+        </w:rPr>
+        <w:t>, Random Forest se convierte en una opción muy interesante para este d</w:t>
+      </w:r>
+      <w:r>
+        <w:rPr>
+          <w:lang w:val="es-MX"/>
+        </w:rPr>
+        <w:t xml:space="preserve">ataset de arroz, ya que </w:t>
+      </w:r>
+      <w:r>
+        <w:rPr>
+          <w:lang w:val="es-MX"/>
+        </w:rPr>
+        <w:t xml:space="preserve">las gráficas comparativas de características obtenidas durante el EDA </w:t>
+      </w:r>
+      <w:r>
+        <w:rPr>
+          <w:lang w:val="es-MX"/>
+        </w:rPr>
+        <w:t xml:space="preserve">muestran regiones de superposición entre </w:t>
+      </w:r>
+      <w:r>
+        <w:rPr>
+          <w:lang w:val="es-MX"/>
+        </w:rPr>
+        <w:t>las dos variedades pero también cúmulos separados en posiciones particulares.</w:t>
+      </w:r>
+      <w:r>
+        <w:rPr>
+          <w:lang w:val="es-MX"/>
+        </w:rPr>
+        <w:t xml:space="preserve"> A</w:t>
+      </w:r>
+      <w:r>
+        <w:rPr>
+          <w:lang w:val="es-MX"/>
+        </w:rPr>
+        <w:t>demás, a</w:t>
+      </w:r>
+      <w:r>
+        <w:rPr>
+          <w:lang w:val="es-MX"/>
+        </w:rPr>
+        <w:t xml:space="preserve"> diferencia de la regresión logística entrenada </w:t>
+      </w:r>
+      <w:r>
+        <w:rPr>
+          <w:lang w:val="es-MX"/>
+        </w:rPr>
+        <w:t>con gradiente descendente</w:t>
+      </w:r>
+      <w:r>
+        <w:rPr>
+          <w:lang w:val="es-MX"/>
+        </w:rPr>
+        <w:t xml:space="preserve">, Random Forest no </w:t>
+      </w:r>
+      <w:r>
+        <w:rPr>
+          <w:lang w:val="es-MX"/>
+        </w:rPr>
+        <w:t>necesita</w:t>
+      </w:r>
+      <w:r>
+        <w:rPr>
+          <w:lang w:val="es-MX"/>
+        </w:rPr>
+        <w:t xml:space="preserve"> que las características </w:t>
+      </w:r>
+      <w:r>
+        <w:rPr>
+          <w:lang w:val="es-MX"/>
+        </w:rPr>
+        <w:t>se</w:t>
+      </w:r>
+      <w:r>
+        <w:rPr>
+          <w:lang w:val="es-MX"/>
+        </w:rPr>
+        <w:t xml:space="preserve"> </w:t>
+      </w:r>
+      <w:r>
+        <w:rPr>
+          <w:lang w:val="es-MX"/>
+        </w:rPr>
+        <w:t>estandaricen</w:t>
+      </w:r>
+      <w:r>
+        <w:rPr>
+          <w:lang w:val="es-MX"/>
+        </w:rPr>
+        <w:t xml:space="preserve">, </w:t>
+      </w:r>
+      <w:r>
+        <w:rPr>
+          <w:lang w:val="es-MX"/>
+        </w:rPr>
+        <w:t>pues</w:t>
+      </w:r>
+      <w:r>
+        <w:rPr>
+          <w:lang w:val="es-MX"/>
+        </w:rPr>
+        <w:t xml:space="preserve"> las divisiones de los árboles</w:t>
+      </w:r>
+      <w:r>
+        <w:rPr>
+          <w:lang w:val="es-MX"/>
+        </w:rPr>
+        <w:t xml:space="preserve"> no dependen de la magnitud relativa de las variables.</w:t>
+      </w:r>
+    </w:p>
+    <w:p>
+      <w:pPr>
+        <w:pStyle w:val="Ttulo2"/>
+        <w:rPr>
+          <w:lang w:val="es-ES"/>
+        </w:rPr>
+      </w:pPr>
+      <w:r>
+        <w:rPr>
+          <w:lang w:val="es-ES"/>
+        </w:rPr>
+        <w:t>Preparación y separación de los datos</w:t>
+      </w:r>
+    </w:p>
+    <w:p>
+      <w:pPr>
+        <w:pStyle w:val="Textoindependiente"/>
+        <w:rPr>
+          <w:lang w:val="es-MX"/>
+        </w:rPr>
+      </w:pPr>
+      <w:r>
+        <w:rPr>
+          <w:lang w:val="es-MX"/>
+        </w:rPr>
+        <w:t xml:space="preserve">La implementación se realizó </w:t>
+      </w:r>
+      <w:r>
+        <w:rPr>
+          <w:lang w:val="es-MX"/>
+        </w:rPr>
+        <w:t>utilizando</w:t>
+      </w:r>
+      <w:r>
+        <w:rPr>
+          <w:lang w:val="es-MX"/>
+        </w:rPr>
+        <w:t xml:space="preserve"> </w:t>
+      </w:r>
+      <w:r>
+        <w:rPr>
+          <w:lang w:val="es-MX"/>
+        </w:rPr>
+        <w:t xml:space="preserve">scikit-learn, específicamente </w:t>
+      </w:r>
+      <w:r>
+        <w:rPr>
+          <w:lang w:val="es-MX"/>
+        </w:rPr>
+        <w:t>RandomForestClassifier</w:t>
+      </w:r>
+      <w:r>
+        <w:rPr>
+          <w:lang w:val="es-MX"/>
+        </w:rPr>
+        <w:t xml:space="preserve">. De nuevo, la </w:t>
+      </w:r>
+      <w:r>
+        <w:rPr>
+          <w:lang w:val="es-MX"/>
+        </w:rPr>
+        <w:t>variable Class se codificó como 0 para Osmancik y 1 para Camme</w:t>
+      </w:r>
+      <w:r>
+        <w:rPr>
+          <w:lang w:val="es-MX"/>
+        </w:rPr>
+        <w:t>o, y después</w:t>
+      </w:r>
+      <w:r>
+        <w:rPr>
+          <w:lang w:val="es-MX"/>
+        </w:rPr>
+        <w:t xml:space="preserve">, se utilizó train_test_split con una </w:t>
+      </w:r>
+      <w:r>
+        <w:rPr>
+          <w:lang w:val="es-MX"/>
+        </w:rPr>
+        <w:t xml:space="preserve">seed aleatoria </w:t>
+      </w:r>
+      <w:r>
+        <w:rPr>
+          <w:lang w:val="es-MX"/>
+        </w:rPr>
+        <w:t>y el parámetro stratify para conservar la distribución original de las clases.</w:t>
+      </w:r>
+    </w:p>
+    <w:p>
+      <w:pPr>
+        <w:pStyle w:val="Textoindependiente"/>
+        <w:rPr>
+          <w:lang w:val="es-MX"/>
+        </w:rPr>
+      </w:pPr>
+      <w:r>
+        <w:rPr>
+          <w:lang w:val="es-MX"/>
+        </w:rPr>
+        <w:t xml:space="preserve">Primero se </w:t>
+      </w:r>
+      <w:r>
+        <w:rPr>
+          <w:lang w:val="es-MX"/>
+        </w:rPr>
+        <w:t>tomó</w:t>
+      </w:r>
+      <w:r>
+        <w:rPr>
+          <w:lang w:val="es-MX"/>
+        </w:rPr>
+        <w:t xml:space="preserve"> </w:t>
+      </w:r>
+      <w:r>
+        <w:rPr>
+          <w:lang w:val="es-MX"/>
+        </w:rPr>
+        <w:t xml:space="preserve">el </w:t>
+      </w:r>
+      <w:r>
+        <w:rPr>
+          <w:lang w:val="es-MX"/>
+        </w:rPr>
+        <w:t>20% del dataset como conjunto de prueba</w:t>
+      </w:r>
+      <w:r>
+        <w:rPr>
+          <w:lang w:val="es-MX"/>
+        </w:rPr>
+        <w:t>, mientras que e</w:t>
+      </w:r>
+      <w:r>
+        <w:rPr>
+          <w:lang w:val="es-MX"/>
+        </w:rPr>
+        <w:t xml:space="preserve">l 80% restante se dividió nuevamente, asignando 25% a validación. </w:t>
+      </w:r>
+      <w:r>
+        <w:rPr>
+          <w:lang w:val="es-MX"/>
+        </w:rPr>
+        <w:t>Así es como</w:t>
+      </w:r>
+      <w:r>
+        <w:rPr>
+          <w:lang w:val="es-MX"/>
+        </w:rPr>
+        <w:t xml:space="preserve"> se obtuvo una distribución final de 60% para entrenamiento, 20% para validación y 20% para prueba. </w:t>
+      </w:r>
+      <w:r>
+        <w:rPr>
+          <w:lang w:val="es-MX"/>
+        </w:rPr>
+        <w:t>En este caso, e</w:t>
+      </w:r>
+      <w:r>
+        <w:rPr>
+          <w:lang w:val="es-MX"/>
+        </w:rPr>
+        <w:t xml:space="preserve">l conjunto de entrenamiento se </w:t>
+      </w:r>
+      <w:r>
+        <w:rPr>
+          <w:lang w:val="es-MX"/>
+        </w:rPr>
+        <w:t>usó</w:t>
+      </w:r>
+      <w:r>
+        <w:rPr>
+          <w:lang w:val="es-MX"/>
+        </w:rPr>
+        <w:t xml:space="preserve"> para ajustar los árboles y realizar la búsqueda de hiperparámetros</w:t>
+      </w:r>
+      <w:r>
+        <w:rPr>
+          <w:lang w:val="es-MX"/>
+        </w:rPr>
+        <w:t>,</w:t>
+      </w:r>
+      <w:r>
+        <w:rPr>
+          <w:lang w:val="es-MX"/>
+        </w:rPr>
+        <w:t xml:space="preserve"> validation se </w:t>
+      </w:r>
+      <w:r>
+        <w:rPr>
+          <w:lang w:val="es-MX"/>
+        </w:rPr>
+        <w:t>usó</w:t>
+      </w:r>
+      <w:r>
+        <w:rPr>
+          <w:lang w:val="es-MX"/>
+        </w:rPr>
+        <w:t xml:space="preserve"> para comprobar la capacidad de generalización de las configuraciones obtenidas</w:t>
+      </w:r>
+      <w:r>
+        <w:rPr>
+          <w:lang w:val="es-MX"/>
+        </w:rPr>
+        <w:t>,</w:t>
+      </w:r>
+      <w:r>
+        <w:rPr>
+          <w:lang w:val="es-MX"/>
+        </w:rPr>
+        <w:t xml:space="preserve"> y test </w:t>
+      </w:r>
+      <w:r>
+        <w:rPr>
+          <w:lang w:val="es-MX"/>
+        </w:rPr>
+        <w:t>se usó</w:t>
+      </w:r>
+      <w:r>
+        <w:rPr>
+          <w:lang w:val="es-MX"/>
+        </w:rPr>
+        <w:t xml:space="preserve"> hasta la evaluación final.</w:t>
+      </w:r>
+    </w:p>
+    <w:p>
+      <w:pPr>
+        <w:pStyle w:val="Ttulo2"/>
+        <w:rPr>
+          <w:lang w:val="es-ES"/>
+        </w:rPr>
+      </w:pPr>
+      <w:r>
+        <w:rPr>
+          <w:lang w:val="es-ES"/>
+        </w:rPr>
+        <w:t>Métricas de evaluación</w:t>
+      </w:r>
+    </w:p>
+    <w:p>
+      <w:pPr>
+        <w:pStyle w:val="Textoindependiente"/>
+        <w:rPr>
+          <w:lang w:val="es-MX"/>
+        </w:rPr>
+      </w:pPr>
+      <w:r>
+        <w:rPr>
+          <w:lang w:val="es-MX"/>
+        </w:rPr>
+        <w:t>El desempeño general del clasificador se evaluó mediante accuracy, que representa la proporción de observaciones clasificadas correctamente</w:t>
+      </w:r>
+      <w:r>
+        <w:rPr>
+          <w:lang w:val="es-MX"/>
+        </w:rPr>
+        <w:t>. S</w:t>
+      </w:r>
+      <w:r>
+        <w:rPr>
+          <w:lang w:val="es-MX"/>
+        </w:rPr>
+        <w:t xml:space="preserve">e </w:t>
+      </w:r>
+      <w:r>
+        <w:rPr>
+          <w:lang w:val="es-MX"/>
+        </w:rPr>
+        <w:t>usó</w:t>
+      </w:r>
+      <w:r>
+        <w:rPr>
+          <w:lang w:val="es-MX"/>
+        </w:rPr>
+        <w:t xml:space="preserve"> classification_report de scikit-learn para obtener precision, recall y F1-score para </w:t>
+      </w:r>
+      <w:r>
+        <w:rPr>
+          <w:lang w:val="es-MX"/>
+        </w:rPr>
+        <w:t>ambas</w:t>
+      </w:r>
+      <w:r>
+        <w:rPr>
+          <w:lang w:val="es-MX"/>
+        </w:rPr>
+        <w:t xml:space="preserve"> clase</w:t>
+      </w:r>
+      <w:r>
+        <w:rPr>
+          <w:lang w:val="es-MX"/>
+        </w:rPr>
+        <w:t>s, y f</w:t>
+      </w:r>
+      <w:r>
+        <w:rPr>
+          <w:lang w:val="es-MX"/>
+        </w:rPr>
+        <w:t xml:space="preserve">inalmente, se calcularon matrices de confusión para los conjuntos de validación y prueba, con el propósito de identificar </w:t>
+      </w:r>
+      <w:r>
+        <w:rPr>
+          <w:lang w:val="es-MX"/>
+        </w:rPr>
+        <w:t xml:space="preserve">los errores </w:t>
+      </w:r>
+      <w:r>
+        <w:rPr>
+          <w:lang w:val="es-MX"/>
+        </w:rPr>
+        <w:t>de clasificación cometidos por el modelo</w:t>
+      </w:r>
+      <w:r>
+        <w:rPr>
+          <w:lang w:val="es-MX"/>
+        </w:rPr>
+        <w:t xml:space="preserve"> en diferentes etapas.</w:t>
+      </w:r>
+    </w:p>
+    <w:p>
+      <w:pPr>
+        <w:pStyle w:val="Ttulo2"/>
+        <w:rPr>
+          <w:lang w:val="es-ES"/>
+        </w:rPr>
+      </w:pPr>
+      <w:r>
+        <w:rPr>
+          <w:lang w:val="es-ES"/>
+        </w:rPr>
+        <w:t>Configuración inicial</w:t>
+      </w:r>
+    </w:p>
+    <w:p>
+      <w:pPr>
+        <w:pStyle w:val="Textoindependiente"/>
+        <w:ind w:firstLine="0pt"/>
+        <w:rPr>
+          <w:lang w:val="es-MX"/>
+        </w:rPr>
+      </w:pPr>
+      <w:r>
+        <w:rPr>
+          <w:lang w:val="es-MX"/>
+        </w:rPr>
+        <w:tab/>
+      </w:r>
+      <w:r>
+        <w:rPr>
+          <w:lang w:val="es-MX"/>
+        </w:rPr>
+        <w:t xml:space="preserve">El primer Random Forest </w:t>
+      </w:r>
+      <w:r>
+        <w:rPr>
+          <w:lang w:val="es-MX"/>
+        </w:rPr>
+        <w:t xml:space="preserve">fue entrenado </w:t>
+      </w:r>
+      <w:r>
+        <w:rPr>
+          <w:lang w:val="es-MX"/>
+        </w:rPr>
+        <w:t xml:space="preserve">utilizando los hiperparámetros </w:t>
+      </w:r>
+      <w:r>
+        <w:rPr>
+          <w:lang w:val="es-MX"/>
+        </w:rPr>
+        <w:t>por default</w:t>
+      </w:r>
+      <w:r>
+        <w:rPr>
+          <w:lang w:val="es-MX"/>
+        </w:rPr>
+        <w:t xml:space="preserve"> de RandomForestClassifier, </w:t>
+      </w:r>
+      <w:r>
+        <w:rPr>
+          <w:lang w:val="es-MX"/>
+        </w:rPr>
+        <w:t>a</w:t>
+      </w:r>
+      <w:r>
+        <w:rPr>
+          <w:lang w:val="es-MX"/>
+        </w:rPr>
+        <w:t xml:space="preserve"> excepción de random_state, que se estableció en 67 para hacer reproducibles los resultados.</w:t>
+      </w:r>
+    </w:p>
+    <w:p>
+      <w:pPr>
+        <w:pStyle w:val="Ttulo1"/>
+        <w:rPr>
+          <w:lang w:val="es-MX"/>
+        </w:rPr>
+      </w:pPr>
+      <w:r>
+        <w:rPr>
+          <w:lang w:val="es-MX"/>
+        </w:rPr>
+        <w:lastRenderedPageBreak/>
+        <w:t xml:space="preserve">Diagnóstico del modelo </w:t>
+      </w:r>
+      <w:r>
+        <w:rPr>
+          <w:lang w:val="es-MX"/>
+        </w:rPr>
+        <w:t>base</w:t>
+      </w:r>
+      <w:r>
+        <w:rPr>
+          <w:lang w:val="es-MX"/>
+        </w:rPr>
+        <w:t xml:space="preserve"> con framework</w:t>
+      </w:r>
+    </w:p>
+    <w:p>
+      <w:pPr>
+        <w:pStyle w:val="Ttulo2"/>
+        <w:rPr>
+          <w:lang w:val="es-ES"/>
+        </w:rPr>
+      </w:pPr>
+      <w:r>
+        <w:rPr>
+          <w:lang w:val="es-ES"/>
+        </w:rPr>
+        <w:t>Resultados generales</w:t>
+      </w:r>
+    </w:p>
+    <w:p>
+      <w:pPr>
+        <w:pStyle w:val="Textoindependiente"/>
+        <w:rPr>
+          <w:lang w:val="es-MX"/>
+        </w:rPr>
+      </w:pPr>
+      <w:r>
+        <w:rPr>
+          <w:lang w:val="es-MX"/>
+        </w:rPr>
+        <w:t>Con este primer modelo base</w:t>
+      </w:r>
+      <w:r>
+        <w:rPr>
+          <w:lang w:val="es-MX"/>
+        </w:rPr>
+        <w:t xml:space="preserve"> con framework</w:t>
+      </w:r>
+      <w:r>
+        <w:rPr>
+          <w:lang w:val="es-MX"/>
+        </w:rPr>
+        <w:t>, se obtuvo una accuracy de 100% en el conjunto de entrenamiento y de 92.65% en el conjunto de validación. Por lo tanto, la brecha de generalización entre estos conjuntos fue de aproximadamente 7.3</w:t>
+      </w:r>
+      <w:r>
+        <w:rPr>
+          <w:lang w:val="es-MX"/>
+        </w:rPr>
+        <w:t>5%</w:t>
+      </w:r>
+      <w:r>
+        <w:rPr>
+          <w:lang w:val="es-MX"/>
+        </w:rPr>
+        <w:t>.</w:t>
+      </w:r>
+    </w:p>
+    <w:p>
+      <w:pPr>
+        <w:ind w:firstLine="14.40pt"/>
+        <w:jc w:val="both"/>
+        <w:rPr>
+          <w:lang w:val="es-MX"/>
+        </w:rPr>
+      </w:pPr>
+      <w:r>
+        <w:rPr>
+          <w:lang w:val="es-MX"/>
+        </w:rPr>
+        <w:t>Este resultado perfecto en entrenamiento demostró que el modelo tuvo la capacidad para clasificar correctamente todas las observaciones utilizadas durante su ajuste, sin embargo, la caída observada en validación significa que una parte de ese desempeño no se mantuvo al cambiar a datos que no participaron en el entrenamiento</w:t>
+      </w:r>
+      <w:r>
+        <w:rPr>
+          <w:lang w:val="es-MX"/>
+        </w:rPr>
+        <w:t>.</w:t>
+      </w:r>
+    </w:p>
+    <w:p>
+      <w:pPr>
+        <w:jc w:val="both"/>
+        <w:rPr>
+          <w:lang w:val="es-MX"/>
+        </w:rPr>
+      </w:pPr>
+    </w:p>
+    <w:tbl>
+      <w:tblPr>
+        <w:tblStyle w:val="Tablaconcuadrcula"/>
+        <w:tblW w:w="0pt" w:type="auto"/>
+        <w:tblLook w:firstRow="1" w:lastRow="0" w:firstColumn="1" w:lastColumn="0" w:noHBand="0" w:noVBand="1"/>
+      </w:tblPr>
+      <w:tblGrid>
+        <w:gridCol w:w="1618"/>
+        <w:gridCol w:w="1619"/>
+        <w:gridCol w:w="1619"/>
+      </w:tblGrid>
+      <w:tr>
+        <w:tc>
+          <w:tcPr>
+            <w:tcW w:w="80.90pt" w:type="dxa"/>
+          </w:tcPr>
+          <w:p>
+            <w:pPr>
+              <w:jc w:val="both"/>
+              <w:rPr>
+                <w:i/>
+                <w:iCs/>
+                <w:lang w:val="es-MX"/>
+              </w:rPr>
+            </w:pPr>
+            <w:r>
+              <w:rPr>
+                <w:i/>
+                <w:iCs/>
+                <w:lang w:val="es-MX"/>
+              </w:rPr>
+              <w:t>Conjunto</w:t>
+            </w:r>
+          </w:p>
+        </w:tc>
+        <w:tc>
+          <w:tcPr>
+            <w:tcW w:w="80.95pt" w:type="dxa"/>
+          </w:tcPr>
+          <w:p>
+            <w:pPr>
+              <w:jc w:val="both"/>
+              <w:rPr>
+                <w:i/>
+                <w:iCs/>
+                <w:lang w:val="es-MX"/>
+              </w:rPr>
+            </w:pPr>
+            <w:r>
+              <w:rPr>
+                <w:i/>
+                <w:iCs/>
+                <w:lang w:val="es-MX"/>
+              </w:rPr>
+              <w:t>Accuracy</w:t>
+            </w:r>
+          </w:p>
+        </w:tc>
+        <w:tc>
+          <w:tcPr>
+            <w:tcW w:w="80.95pt" w:type="dxa"/>
+          </w:tcPr>
+          <w:p>
+            <w:pPr>
+              <w:jc w:val="both"/>
+              <w:rPr>
+                <w:i/>
+                <w:iCs/>
+                <w:lang w:val="es-MX"/>
+              </w:rPr>
+            </w:pPr>
+            <w:r>
+              <w:rPr>
+                <w:i/>
+                <w:iCs/>
+                <w:lang w:val="es-MX"/>
+              </w:rPr>
+              <w:t>Error</w:t>
+            </w:r>
+          </w:p>
+        </w:tc>
+      </w:tr>
+      <w:tr>
+        <w:tc>
+          <w:tcPr>
+            <w:tcW w:w="80.90pt" w:type="dxa"/>
+          </w:tcPr>
+          <w:p>
+            <w:pPr>
+              <w:jc w:val="both"/>
+              <w:rPr>
+                <w:lang w:val="es-MX"/>
+              </w:rPr>
+            </w:pPr>
+            <w:r>
+              <w:rPr>
+                <w:lang w:val="es-MX"/>
+              </w:rPr>
+              <w:t>Entrenamiento</w:t>
+            </w:r>
+          </w:p>
+        </w:tc>
+        <w:tc>
+          <w:tcPr>
+            <w:tcW w:w="80.95pt" w:type="dxa"/>
+          </w:tcPr>
+          <w:p>
+            <w:pPr>
+              <w:jc w:val="both"/>
+              <w:rPr>
+                <w:lang w:val="es-MX"/>
+              </w:rPr>
+            </w:pPr>
+            <w:r>
+              <w:rPr>
+                <w:lang w:val="es-MX"/>
+              </w:rPr>
+              <w:t>100%</w:t>
+            </w:r>
+          </w:p>
+        </w:tc>
+        <w:tc>
+          <w:tcPr>
+            <w:tcW w:w="80.95pt" w:type="dxa"/>
+          </w:tcPr>
+          <w:p>
+            <w:pPr>
+              <w:jc w:val="both"/>
+              <w:rPr>
+                <w:lang w:val="es-MX"/>
+              </w:rPr>
+            </w:pPr>
+            <w:r>
+              <w:rPr>
+                <w:lang w:val="es-MX"/>
+              </w:rPr>
+              <w:t>0%</w:t>
+            </w:r>
+          </w:p>
+        </w:tc>
+      </w:tr>
+      <w:tr>
+        <w:tc>
+          <w:tcPr>
+            <w:tcW w:w="80.90pt" w:type="dxa"/>
+          </w:tcPr>
+          <w:p>
+            <w:pPr>
+              <w:jc w:val="both"/>
+              <w:rPr>
+                <w:lang w:val="es-MX"/>
+              </w:rPr>
+            </w:pPr>
+            <w:r>
+              <w:rPr>
+                <w:lang w:val="es-MX"/>
+              </w:rPr>
+              <w:t>Validación</w:t>
+            </w:r>
+          </w:p>
+        </w:tc>
+        <w:tc>
+          <w:tcPr>
+            <w:tcW w:w="80.95pt" w:type="dxa"/>
+          </w:tcPr>
+          <w:p>
+            <w:pPr>
+              <w:jc w:val="both"/>
+              <w:rPr>
+                <w:lang w:val="es-MX"/>
+              </w:rPr>
+            </w:pPr>
+            <w:r>
+              <w:rPr>
+                <w:lang w:val="es-MX"/>
+              </w:rPr>
+              <w:t>92</w:t>
+            </w:r>
+            <w:r>
+              <w:rPr>
+                <w:lang w:val="es-MX"/>
+              </w:rPr>
+              <w:t>.</w:t>
+            </w:r>
+            <w:r>
+              <w:rPr>
+                <w:lang w:val="es-MX"/>
+              </w:rPr>
+              <w:t>65</w:t>
+            </w:r>
+            <w:r>
+              <w:rPr>
+                <w:lang w:val="es-MX"/>
+              </w:rPr>
+              <w:t>%</w:t>
+            </w:r>
+          </w:p>
+        </w:tc>
+        <w:tc>
+          <w:tcPr>
+            <w:tcW w:w="80.95pt" w:type="dxa"/>
+          </w:tcPr>
+          <w:p>
+            <w:pPr>
+              <w:jc w:val="both"/>
+              <w:rPr>
+                <w:lang w:val="es-MX"/>
+              </w:rPr>
+            </w:pPr>
+            <w:r>
+              <w:rPr>
+                <w:lang w:val="es-MX"/>
+              </w:rPr>
+              <w:t>7.35%</w:t>
+            </w:r>
+          </w:p>
+        </w:tc>
+      </w:tr>
+    </w:tbl>
+    <w:p>
+      <w:pPr>
+        <w:jc w:val="both"/>
+        <w:rPr>
+          <w:lang w:val="es-MX"/>
+        </w:rPr>
+      </w:pPr>
+    </w:p>
+    <w:p>
+      <w:pPr>
+        <w:pStyle w:val="Ttulo2"/>
+        <w:rPr>
+          <w:lang w:val="es-ES"/>
+        </w:rPr>
+      </w:pPr>
+      <w:r>
+        <w:rPr>
+          <w:lang w:val="es-ES"/>
+        </w:rPr>
+        <w:t>An</w:t>
+      </w:r>
+      <w:r>
+        <w:rPr>
+          <w:lang w:val="es-ES"/>
+        </w:rPr>
+        <w:t>álisis de la matriz de confusi</w:t>
+      </w:r>
+      <w:r>
+        <w:rPr>
+          <w:lang w:val="es-ES"/>
+        </w:rPr>
+        <w:t>ón</w:t>
+      </w:r>
+    </w:p>
+    <w:p>
+      <w:pPr>
+        <w:jc w:val="both"/>
+        <w:rPr>
+          <w:lang w:val="es-MX"/>
+        </w:rPr>
+      </w:pPr>
+      <w:r>
+        <w:rPr>
+          <w:lang w:val="es-MX"/>
+        </w:rPr>
+        <w:t>La matriz de confusión del conjunto de validación fue:</w:t>
+      </w:r>
+    </w:p>
+    <w:tbl>
+      <w:tblPr>
+        <w:tblStyle w:val="Tablaconcuadrcula"/>
+        <w:tblW w:w="0pt" w:type="auto"/>
+        <w:tblLook w:firstRow="1" w:lastRow="0" w:firstColumn="1" w:lastColumn="0" w:noHBand="0" w:noVBand="1"/>
+      </w:tblPr>
+      <w:tblGrid>
+        <w:gridCol w:w="2428"/>
+        <w:gridCol w:w="2428"/>
+      </w:tblGrid>
+      <w:tr>
+        <w:tc>
+          <w:tcPr>
+            <w:tcW w:w="121.40pt" w:type="dxa"/>
+          </w:tcPr>
+          <w:p>
+            <w:pPr>
+              <w:jc w:val="both"/>
+              <w:rPr>
+                <w:lang w:val="es-MX"/>
+              </w:rPr>
+            </w:pPr>
+            <w:r>
+              <w:rPr>
+                <w:lang w:val="es-MX"/>
+              </w:rPr>
+              <w:t>416</w:t>
+            </w:r>
+          </w:p>
+        </w:tc>
+        <w:tc>
+          <w:tcPr>
+            <w:tcW w:w="121.40pt" w:type="dxa"/>
+          </w:tcPr>
+          <w:p>
+            <w:pPr>
+              <w:jc w:val="both"/>
+              <w:rPr>
+                <w:lang w:val="es-MX"/>
+              </w:rPr>
+            </w:pPr>
+            <w:r>
+              <w:rPr>
+                <w:lang w:val="es-MX"/>
+              </w:rPr>
+              <w:t>20</w:t>
+            </w:r>
+          </w:p>
+        </w:tc>
+      </w:tr>
+      <w:tr>
+        <w:tc>
+          <w:tcPr>
+            <w:tcW w:w="121.40pt" w:type="dxa"/>
+          </w:tcPr>
+          <w:p>
+            <w:pPr>
+              <w:jc w:val="both"/>
+              <w:rPr>
+                <w:lang w:val="es-MX"/>
+              </w:rPr>
+            </w:pPr>
+            <w:r>
+              <w:rPr>
+                <w:lang w:val="es-MX"/>
+              </w:rPr>
+              <w:t>36</w:t>
+            </w:r>
+          </w:p>
+        </w:tc>
+        <w:tc>
+          <w:tcPr>
+            <w:tcW w:w="121.40pt" w:type="dxa"/>
+          </w:tcPr>
+          <w:p>
+            <w:pPr>
+              <w:jc w:val="both"/>
+              <w:rPr>
+                <w:lang w:val="es-MX"/>
+              </w:rPr>
+            </w:pPr>
+            <w:r>
+              <w:rPr>
+                <w:lang w:val="es-MX"/>
+              </w:rPr>
+              <w:t>290</w:t>
+            </w:r>
+          </w:p>
+        </w:tc>
+      </w:tr>
+    </w:tbl>
+    <w:p>
+      <w:pPr>
+        <w:jc w:val="both"/>
+        <w:rPr>
+          <w:lang w:val="es-MX"/>
+        </w:rPr>
+      </w:pPr>
+    </w:p>
+    <w:p>
+      <w:pPr>
+        <w:pStyle w:val="Textoindependiente"/>
+        <w:rPr>
+          <w:lang w:val="es-MX"/>
+        </w:rPr>
+      </w:pPr>
+      <w:r>
+        <w:rPr>
+          <w:lang w:val="es-MX"/>
+        </w:rPr>
+        <w:t>El</w:t>
+      </w:r>
+      <w:r>
+        <w:rPr>
+          <w:lang w:val="es-MX"/>
+        </w:rPr>
+        <w:t xml:space="preserve"> modelo clasificó correctamente 416 observaciones de Osmancik y 290 observaciones de Cammeo</w:t>
+      </w:r>
+      <w:r>
+        <w:rPr>
+          <w:lang w:val="es-MX"/>
+        </w:rPr>
+        <w:t xml:space="preserve">, pero </w:t>
+      </w:r>
+      <w:r>
+        <w:rPr>
+          <w:lang w:val="es-MX"/>
+        </w:rPr>
+        <w:t xml:space="preserve">clasificó incorrectamente 20 observaciones de Osmancik como Cammeo y 36 observaciones de Cammeo como Osmancik. En total, realizó 706 predicciones correctas y 56 incorrectas </w:t>
+      </w:r>
+      <w:r>
+        <w:rPr>
+          <w:lang w:val="es-MX"/>
+        </w:rPr>
+        <w:t>contra</w:t>
+      </w:r>
+      <w:r>
+        <w:rPr>
+          <w:lang w:val="es-MX"/>
+        </w:rPr>
+        <w:t xml:space="preserve"> las 762 observaciones </w:t>
+      </w:r>
+      <w:r>
+        <w:rPr>
+          <w:lang w:val="es-MX"/>
+        </w:rPr>
+        <w:t xml:space="preserve">totales </w:t>
+      </w:r>
+      <w:r>
+        <w:rPr>
+          <w:lang w:val="es-MX"/>
+        </w:rPr>
+        <w:t xml:space="preserve">de </w:t>
+      </w:r>
+      <w:r>
+        <w:rPr>
+          <w:lang w:val="es-MX"/>
+        </w:rPr>
+        <w:t>validación.</w:t>
+      </w:r>
+    </w:p>
+    <w:p>
+      <w:pPr>
+        <w:pStyle w:val="Textoindependiente"/>
+        <w:ind w:firstLine="0pt"/>
+        <w:rPr>
+          <w:lang w:val="es-MX"/>
+        </w:rPr>
+      </w:pPr>
+      <w:r>
+        <w:rPr>
+          <w:noProof/>
+          <w:lang w:val="es-MX"/>
+        </w:rPr>
+        <w:drawing>
+          <wp:inline distT="0" distB="0" distL="0" distR="0" wp14:anchorId="1D416DEC" wp14:editId="4F4F03C8">
+            <wp:extent cx="3089910" cy="1105535"/>
+            <wp:effectExtent l="0" t="0" r="0" b="0"/>
+            <wp:docPr id="237307869" name="Imagen 7"/>
+            <wp:cNvGraphicFramePr>
+              <a:graphicFrameLocks xmlns:a="http://purl.oclc.org/ooxml/drawingml/main" noChangeAspect="1"/>
+            </wp:cNvGraphicFramePr>
+            <a:graphic xmlns:a="http://purl.oclc.org/ooxml/drawingml/main">
+              <a:graphicData uri="http://purl.oclc.org/ooxml/drawingml/picture">
+                <pic:pic xmlns:pic="http://purl.oclc.org/ooxml/drawingml/picture">
+                  <pic:nvPicPr>
+                    <pic:cNvPr id="237307869" name="Imagen 237307869"/>
+                    <pic:cNvPicPr/>
+                  </pic:nvPicPr>
+                  <pic:blipFill>
+                    <a:blip r:embed="rId24" cstate="print">
+                      <a:extLst>
+                        <a:ext uri="{28A0092B-C50C-407E-A947-70E740481C1C}">
+                          <a14:useLocalDpi xmlns:a14="http://schemas.microsoft.com/office/drawing/2010/main" val="0"/>
+                        </a:ext>
+                      </a:extLst>
+                    </a:blip>
+                    <a:stretch>
+                      <a:fillRect/>
+                    </a:stretch>
+                  </pic:blipFill>
+                  <pic:spPr>
+                    <a:xfrm>
+                      <a:off x="0" y="0"/>
+                      <a:ext cx="3089910" cy="1105535"/>
+                    </a:xfrm>
+                    <a:prstGeom prst="rect">
+                      <a:avLst/>
+                    </a:prstGeom>
+                  </pic:spPr>
+                </pic:pic>
+              </a:graphicData>
+            </a:graphic>
+          </wp:inline>
+        </w:drawing>
+      </w:r>
+    </w:p>
+    <w:p>
+      <w:pPr>
+        <w:pStyle w:val="Textoindependiente"/>
+        <w:rPr>
+          <w:lang w:val="es-MX"/>
+        </w:rPr>
+      </w:pPr>
+      <w:r>
+        <w:rPr>
+          <w:lang w:val="es-MX"/>
+        </w:rPr>
+        <w:t>El classification report muestra que Osmancik obtuvo un recall de 0.95, mientras que Cammeo obtuvo un</w:t>
+      </w:r>
+      <w:r>
+        <w:rPr>
+          <w:lang w:val="es-MX"/>
+        </w:rPr>
+        <w:t xml:space="preserve">o </w:t>
+      </w:r>
+      <w:r>
+        <w:rPr>
+          <w:lang w:val="es-MX"/>
+        </w:rPr>
+        <w:t xml:space="preserve">de 0.89. Esto </w:t>
+      </w:r>
+      <w:r>
+        <w:rPr>
+          <w:lang w:val="es-MX"/>
+        </w:rPr>
+        <w:t>quiere decir</w:t>
+      </w:r>
+      <w:r>
+        <w:rPr>
+          <w:lang w:val="es-MX"/>
+        </w:rPr>
+        <w:t xml:space="preserve"> que el modelo identificó </w:t>
+      </w:r>
+      <w:r>
+        <w:rPr>
+          <w:lang w:val="es-MX"/>
+        </w:rPr>
+        <w:t>más</w:t>
+      </w:r>
+      <w:r>
+        <w:rPr>
+          <w:lang w:val="es-MX"/>
+        </w:rPr>
+        <w:t xml:space="preserve"> observaciones reales de Osmancik que observaciones reales de Cammeo.</w:t>
+      </w:r>
+      <w:r>
+        <w:rPr>
+          <w:lang w:val="es-MX"/>
+        </w:rPr>
+        <w:t xml:space="preserve"> En cambio</w:t>
+      </w:r>
+      <w:r>
+        <w:rPr>
+          <w:lang w:val="es-MX"/>
+        </w:rPr>
+        <w:t>, la precision fue de 0.92 para Osmancik y de 0.94 para Cammeo. Los F1</w:t>
+      </w:r>
+      <w:r>
+        <w:rPr>
+          <w:lang w:val="es-MX"/>
+        </w:rPr>
+        <w:t xml:space="preserve"> </w:t>
+      </w:r>
+      <w:r>
+        <w:rPr>
+          <w:lang w:val="es-MX"/>
+        </w:rPr>
+        <w:t>scores fueron de 0.94 y 0.91 respectivamente</w:t>
+      </w:r>
+      <w:r>
+        <w:rPr>
+          <w:lang w:val="es-MX"/>
+        </w:rPr>
+        <w:t xml:space="preserve">, </w:t>
+      </w:r>
+      <w:r>
+        <w:rPr>
+          <w:lang w:val="es-MX"/>
+        </w:rPr>
+        <w:t xml:space="preserve">y estos significan que el modelo logró un mejor equilibrio entre </w:t>
+      </w:r>
+      <w:r>
+        <w:rPr>
+          <w:lang w:val="es-MX"/>
+        </w:rPr>
+        <w:t>el recall y precision</w:t>
+      </w:r>
+      <w:r>
+        <w:rPr>
+          <w:lang w:val="es-MX"/>
+        </w:rPr>
+        <w:t xml:space="preserve"> para Osmancik que </w:t>
+      </w:r>
+      <w:r>
+        <w:rPr>
+          <w:lang w:val="es-MX"/>
+        </w:rPr>
+        <w:t>para</w:t>
+      </w:r>
+      <w:r>
+        <w:rPr>
+          <w:lang w:val="es-MX"/>
+        </w:rPr>
+        <w:t xml:space="preserve"> Cammeo. </w:t>
+      </w:r>
+      <w:r>
+        <w:rPr>
+          <w:lang w:val="es-MX"/>
+        </w:rPr>
+        <w:t>Como el</w:t>
+      </w:r>
+      <w:r>
+        <w:rPr>
+          <w:lang w:val="es-MX"/>
+        </w:rPr>
+        <w:t xml:space="preserve"> F1</w:t>
+      </w:r>
+      <w:r>
+        <w:rPr>
+          <w:lang w:val="es-MX"/>
+        </w:rPr>
+        <w:t xml:space="preserve"> </w:t>
+      </w:r>
+      <w:r>
+        <w:rPr>
+          <w:lang w:val="es-MX"/>
+        </w:rPr>
+        <w:t>score combina ambas métricas en un solo valor</w:t>
+      </w:r>
+      <w:r>
+        <w:rPr>
+          <w:lang w:val="es-MX"/>
+        </w:rPr>
+        <w:t>, entre más se acerca un resultado al</w:t>
+      </w:r>
+      <w:r>
+        <w:rPr>
+          <w:lang w:val="es-MX"/>
+        </w:rPr>
+        <w:t xml:space="preserve"> 1</w:t>
+      </w:r>
+      <w:r>
+        <w:rPr>
+          <w:lang w:val="es-MX"/>
+        </w:rPr>
+        <w:t>, esto</w:t>
+      </w:r>
+      <w:r>
+        <w:rPr>
+          <w:lang w:val="es-MX"/>
+        </w:rPr>
+        <w:t xml:space="preserve"> indica un mejor desempeño general en la clasificación de</w:t>
+      </w:r>
+      <w:r>
+        <w:rPr>
+          <w:lang w:val="es-MX"/>
+        </w:rPr>
+        <w:t xml:space="preserve"> esa</w:t>
+      </w:r>
+      <w:r>
+        <w:rPr>
+          <w:lang w:val="es-MX"/>
+        </w:rPr>
+        <w:t xml:space="preserve"> clase.</w:t>
+      </w:r>
+    </w:p>
+    <w:p>
+      <w:pPr>
+        <w:pStyle w:val="Textoindependiente"/>
+        <w:rPr>
+          <w:lang w:val="es-MX"/>
+        </w:rPr>
+      </w:pPr>
+      <w:r>
+        <w:rPr>
+          <w:lang w:val="es-MX"/>
+        </w:rPr>
+        <w:t xml:space="preserve">Estos resultados </w:t>
+      </w:r>
+      <w:r>
+        <w:rPr>
+          <w:lang w:val="es-MX"/>
+        </w:rPr>
+        <w:t>de</w:t>
+      </w:r>
+      <w:r>
+        <w:rPr>
+          <w:lang w:val="es-MX"/>
+        </w:rPr>
+        <w:t xml:space="preserve">muestran que el desempeño general fue </w:t>
+      </w:r>
+      <w:r>
+        <w:rPr>
+          <w:lang w:val="es-MX"/>
+        </w:rPr>
+        <w:t>bueno</w:t>
+      </w:r>
+      <w:r>
+        <w:rPr>
+          <w:lang w:val="es-MX"/>
+        </w:rPr>
+        <w:t xml:space="preserve"> en ambas clases, aunque </w:t>
+      </w:r>
+      <w:r>
+        <w:rPr>
+          <w:lang w:val="es-MX"/>
+        </w:rPr>
+        <w:t xml:space="preserve">al modelo se le dificultó más </w:t>
+      </w:r>
+      <w:r>
+        <w:rPr>
+          <w:lang w:val="es-MX"/>
+        </w:rPr>
+        <w:t>reconocer todos los granos pertenecientes a Cammeo,</w:t>
+      </w:r>
+      <w:r>
+        <w:rPr>
+          <w:lang w:val="es-MX"/>
+        </w:rPr>
+        <w:t xml:space="preserve"> pues</w:t>
+      </w:r>
+      <w:r>
+        <w:rPr>
+          <w:lang w:val="es-MX"/>
+        </w:rPr>
+        <w:t xml:space="preserve"> 36 observaciones de esta variedad fueron clasificadas incorrectamente como Osmancik.</w:t>
+      </w:r>
+    </w:p>
+    <w:p>
+      <w:pPr>
+        <w:pStyle w:val="Ttulo2"/>
+        <w:rPr>
+          <w:lang w:val="es-ES"/>
+        </w:rPr>
+      </w:pPr>
+      <w:r>
+        <w:rPr>
+          <w:lang w:val="es-ES"/>
+        </w:rPr>
+        <w:t>Diagnóstico de sesgo, varianza y ajuste</w:t>
+      </w:r>
+    </w:p>
+    <w:p>
+      <w:pPr>
+        <w:pStyle w:val="Textoindependiente"/>
+        <w:rPr>
+          <w:lang w:val="es-MX"/>
+        </w:rPr>
+      </w:pPr>
+      <w:r>
+        <w:rPr>
+          <w:lang w:val="es-MX"/>
+        </w:rPr>
+        <w:t>El modelo base presenta un grado de sesgo bajo</w:t>
+      </w:r>
+      <w:r>
+        <w:rPr>
+          <w:lang w:val="es-MX"/>
+        </w:rPr>
+        <w:t>, pues su error de entrenamiento es cero,</w:t>
+      </w:r>
+      <w:r>
+        <w:rPr>
+          <w:lang w:val="es-MX"/>
+        </w:rPr>
+        <w:t xml:space="preserve"> y</w:t>
+      </w:r>
+      <w:r>
+        <w:rPr>
+          <w:lang w:val="es-MX"/>
+        </w:rPr>
+        <w:t xml:space="preserve"> no </w:t>
+      </w:r>
+      <w:r>
+        <w:rPr>
+          <w:lang w:val="es-MX"/>
+        </w:rPr>
+        <w:t xml:space="preserve">existen señales de que este </w:t>
+      </w:r>
+      <w:r>
+        <w:rPr>
+          <w:lang w:val="es-MX"/>
+        </w:rPr>
+        <w:t>presente underfitting.</w:t>
+      </w:r>
+      <w:r>
+        <w:rPr>
+          <w:lang w:val="es-MX"/>
+        </w:rPr>
+        <w:t xml:space="preserve"> Sin embargo</w:t>
+      </w:r>
+      <w:r>
+        <w:rPr>
+          <w:lang w:val="es-MX"/>
+        </w:rPr>
+        <w:t xml:space="preserve">, </w:t>
+      </w:r>
+      <w:r>
+        <w:rPr>
+          <w:lang w:val="es-MX"/>
+        </w:rPr>
+        <w:t xml:space="preserve">sí </w:t>
+      </w:r>
+      <w:r>
+        <w:rPr>
+          <w:lang w:val="es-MX"/>
+        </w:rPr>
+        <w:t>se diagnostica un grado de varianza alto</w:t>
+      </w:r>
+      <w:r>
+        <w:rPr>
+          <w:lang w:val="es-MX"/>
+        </w:rPr>
+        <w:t xml:space="preserve">, pues aunque </w:t>
+      </w:r>
+      <w:r>
+        <w:rPr>
+          <w:lang w:val="es-MX"/>
+        </w:rPr>
+        <w:t xml:space="preserve">el modelo clasificó </w:t>
+      </w:r>
+      <w:r>
+        <w:rPr>
+          <w:lang w:val="es-MX"/>
+        </w:rPr>
+        <w:t>correctamente</w:t>
+      </w:r>
+      <w:r>
+        <w:rPr>
+          <w:lang w:val="es-MX"/>
+        </w:rPr>
+        <w:t xml:space="preserve"> el conjunto de entrenamiento, su accuracy </w:t>
+      </w:r>
+      <w:r>
+        <w:rPr>
+          <w:lang w:val="es-MX"/>
+        </w:rPr>
+        <w:t>disminuyó 7.35</w:t>
+      </w:r>
+      <w:r>
+        <w:rPr>
+          <w:lang w:val="es-MX"/>
+        </w:rPr>
+        <w:t xml:space="preserve">% </w:t>
+      </w:r>
+      <w:r>
+        <w:rPr>
+          <w:lang w:val="es-MX"/>
+        </w:rPr>
+        <w:t xml:space="preserve">en validación. Esta </w:t>
+      </w:r>
+      <w:r>
+        <w:rPr>
+          <w:lang w:val="es-MX"/>
+        </w:rPr>
+        <w:t xml:space="preserve">caída </w:t>
+      </w:r>
+      <w:r>
+        <w:rPr>
+          <w:lang w:val="es-MX"/>
+        </w:rPr>
+        <w:t xml:space="preserve">indica que el modelo fue sensible a las </w:t>
+      </w:r>
+      <w:r>
+        <w:rPr>
+          <w:lang w:val="es-MX"/>
+        </w:rPr>
+        <w:t>diferencias</w:t>
+      </w:r>
+      <w:r>
+        <w:rPr>
+          <w:lang w:val="es-MX"/>
+        </w:rPr>
+        <w:t xml:space="preserve"> de los datos de entrenamiento y que parte de los patrones aprendidos no se generalizó a las observaciones no vistas</w:t>
+      </w:r>
+      <w:r>
+        <w:rPr>
+          <w:lang w:val="es-MX"/>
+        </w:rPr>
+        <w:t>, lo cual es señal de overfitting.</w:t>
+      </w:r>
+    </w:p>
+    <w:p>
+      <w:pPr>
+        <w:pStyle w:val="Textoindependiente"/>
+        <w:rPr>
+          <w:lang w:val="es-MX"/>
+        </w:rPr>
+      </w:pPr>
+      <w:r>
+        <w:rPr>
+          <w:lang w:val="es-MX"/>
+        </w:rPr>
+        <w:t xml:space="preserve">Posteriormente, y para bajar este sobreajuste, se buscaron y ajustaron </w:t>
+      </w:r>
+      <w:r>
+        <w:rPr>
+          <w:lang w:val="es-MX"/>
+        </w:rPr>
+        <w:t>los hiperparámetros relacionados con la profundidad y el crecimiento de los árboles para reducir la varianza y mejorar la capacidad de generalización.</w:t>
+      </w:r>
+    </w:p>
+    <w:p>
+      <w:pPr>
+        <w:pStyle w:val="Ttulo1"/>
+        <w:rPr>
+          <w:lang w:val="es-MX"/>
+        </w:rPr>
+      </w:pPr>
+      <w:r>
+        <w:rPr>
+          <w:lang w:val="es-MX"/>
+        </w:rPr>
+        <w:t>Ajuste de hiperparámetros y mejora del modelo</w:t>
+      </w:r>
+    </w:p>
+    <w:p>
+      <w:pPr>
+        <w:pStyle w:val="Ttulo2"/>
+        <w:rPr>
+          <w:lang w:val="es-ES"/>
+        </w:rPr>
+      </w:pPr>
+      <w:r>
+        <w:rPr>
+          <w:lang w:val="es-ES"/>
+        </w:rPr>
+        <w:t>Búsqueda de hiperparámetros</w:t>
+      </w:r>
+      <w:r>
+        <w:rPr>
+          <w:lang w:val="es-ES"/>
+        </w:rPr>
+        <w:t xml:space="preserve"> y configuración seleccionada</w:t>
+      </w:r>
+    </w:p>
+    <w:p>
+      <w:pPr>
+        <w:pStyle w:val="Textoindependiente"/>
+        <w:rPr>
+          <w:lang w:val="es-MX"/>
+        </w:rPr>
+      </w:pPr>
+      <w:r>
+        <w:rPr>
+          <w:lang w:val="es-MX"/>
+        </w:rPr>
+        <w:t xml:space="preserve">Para reducir </w:t>
+      </w:r>
+      <w:r>
+        <w:rPr>
+          <w:lang w:val="es-MX"/>
+        </w:rPr>
+        <w:t>la</w:t>
+      </w:r>
+      <w:r>
+        <w:rPr>
+          <w:lang w:val="es-MX"/>
+        </w:rPr>
+        <w:t xml:space="preserve"> diferencia entre entrenamiento y validación</w:t>
+      </w:r>
+      <w:r>
+        <w:rPr>
+          <w:lang w:val="es-MX"/>
+        </w:rPr>
+        <w:t xml:space="preserve"> del modelo base</w:t>
+      </w:r>
+      <w:r>
+        <w:rPr>
+          <w:lang w:val="es-MX"/>
+        </w:rPr>
+        <w:t xml:space="preserve">, se </w:t>
+      </w:r>
+      <w:r>
+        <w:rPr>
+          <w:lang w:val="es-MX"/>
+        </w:rPr>
+        <w:t>realizó</w:t>
+      </w:r>
+      <w:r>
+        <w:rPr>
+          <w:lang w:val="es-MX"/>
+        </w:rPr>
+        <w:t xml:space="preserve"> una búsqueda de hiperparámetros mediante GridSearchCV de scikit-learn</w:t>
+      </w:r>
+      <w:r>
+        <w:rPr>
+          <w:lang w:val="es-MX"/>
+        </w:rPr>
+        <w:t>. En la implementación del código, l</w:t>
+      </w:r>
+      <w:r>
+        <w:rPr>
+          <w:lang w:val="es-MX"/>
+        </w:rPr>
+        <w:t>a ejecución de esta búsqueda se controla mediante la variable RUN_GRID_SEARCH. Para la corrida documentada se mantuvo activada</w:t>
+      </w:r>
+      <w:r>
+        <w:rPr>
+          <w:lang w:val="es-MX"/>
+        </w:rPr>
+        <w:t xml:space="preserve">, pero </w:t>
+      </w:r>
+      <w:r>
+        <w:rPr>
+          <w:lang w:val="es-MX"/>
+        </w:rPr>
+        <w:t>si se desea evitar repetir la búsqueda, la rama alternativa construye directamente el modelo con la</w:t>
+      </w:r>
+      <w:r>
+        <w:rPr>
+          <w:lang w:val="es-MX"/>
+        </w:rPr>
+        <w:t xml:space="preserve"> mejor</w:t>
+      </w:r>
+      <w:r>
+        <w:rPr>
+          <w:lang w:val="es-MX"/>
+        </w:rPr>
+        <w:t xml:space="preserve"> configuración </w:t>
+      </w:r>
+      <w:r>
+        <w:rPr>
+          <w:lang w:val="es-MX"/>
+        </w:rPr>
+        <w:t>encontrada con anterioridad</w:t>
+      </w:r>
+      <w:r>
+        <w:rPr>
+          <w:lang w:val="es-MX"/>
+        </w:rPr>
+        <w:t xml:space="preserve">. </w:t>
+      </w:r>
+    </w:p>
+    <w:p>
+      <w:pPr>
+        <w:pStyle w:val="Textoindependiente"/>
+        <w:rPr>
+          <w:lang w:val="es-MX"/>
+        </w:rPr>
+      </w:pPr>
+      <w:r>
+        <w:rPr>
+          <w:lang w:val="es-MX"/>
+        </w:rPr>
+        <w:t>Esta</w:t>
+      </w:r>
+      <w:r>
+        <w:rPr>
+          <w:lang w:val="es-MX"/>
+        </w:rPr>
+        <w:t xml:space="preserve"> búsqueda se ejecutó con el conjunto de entrenamiento para evitar que los conjuntos de validación y prueba influyeran en la selección de la configuración.</w:t>
+      </w:r>
+      <w:r>
+        <w:rPr>
+          <w:lang w:val="es-MX"/>
+        </w:rPr>
+        <w:t xml:space="preserve"> De igual forma, se</w:t>
+      </w:r>
+      <w:r>
+        <w:rPr>
+          <w:lang w:val="es-MX"/>
+        </w:rPr>
+        <w:t xml:space="preserve"> llevó a cabo con la técnica de </w:t>
+      </w:r>
+      <w:r>
+        <w:rPr>
+          <w:lang w:val="es-MX"/>
+        </w:rPr>
+        <w:t xml:space="preserve">validación cruzada </w:t>
+      </w:r>
+      <w:r>
+        <w:rPr>
+          <w:lang w:val="es-MX"/>
+        </w:rPr>
+        <w:t>“StratifiedKFolds”</w:t>
+      </w:r>
+      <w:r>
+        <w:rPr>
+          <w:lang w:val="es-MX"/>
+        </w:rPr>
+        <w:t xml:space="preserve"> con cinco folds</w:t>
+      </w:r>
+      <w:r>
+        <w:rPr>
+          <w:lang w:val="es-MX"/>
+        </w:rPr>
+        <w:t>, por lo que e</w:t>
+      </w:r>
+      <w:r>
+        <w:rPr>
+          <w:lang w:val="es-MX"/>
+        </w:rPr>
+        <w:t xml:space="preserve">n cada iteración, el conjunto de entrenamiento se dividió en cinco partes con proporciones similares de </w:t>
+      </w:r>
+      <w:r>
+        <w:rPr>
+          <w:lang w:val="es-MX"/>
+        </w:rPr>
+        <w:t>las dos variedades de arroz</w:t>
+      </w:r>
+      <w:r>
+        <w:rPr>
+          <w:lang w:val="es-MX"/>
+        </w:rPr>
+        <w:t xml:space="preserve">. </w:t>
+      </w:r>
+      <w:r>
+        <w:rPr>
+          <w:lang w:val="es-MX"/>
+        </w:rPr>
+        <w:t>Después, el</w:t>
+      </w:r>
+      <w:r>
+        <w:rPr>
+          <w:lang w:val="es-MX"/>
+        </w:rPr>
+        <w:t xml:space="preserve"> modelo se entrenó con cuatro de ellas y se evaluó con la restante, repitiendo el </w:t>
+      </w:r>
+      <w:r>
+        <w:rPr>
+          <w:lang w:val="es-MX"/>
+        </w:rPr>
+        <w:t>proceso</w:t>
+      </w:r>
+      <w:r>
+        <w:rPr>
+          <w:lang w:val="es-MX"/>
+        </w:rPr>
+        <w:t xml:space="preserve"> </w:t>
+      </w:r>
+      <w:r>
+        <w:rPr>
+          <w:lang w:val="es-MX"/>
+        </w:rPr>
+        <w:t xml:space="preserve">hasta haberse evaluado con cada </w:t>
+      </w:r>
+      <w:r>
+        <w:rPr>
+          <w:lang w:val="es-MX"/>
+        </w:rPr>
+        <w:t>fold</w:t>
+      </w:r>
+      <w:r>
+        <w:rPr>
+          <w:lang w:val="es-MX"/>
+        </w:rPr>
+        <w:t>.</w:t>
+      </w:r>
+    </w:p>
+    <w:p>
+      <w:pPr>
+        <w:pStyle w:val="Textoindependiente"/>
+        <w:ind w:firstLine="0pt"/>
+        <w:rPr>
+          <w:lang w:val="es-MX"/>
+        </w:rPr>
+      </w:pPr>
+    </w:p>
+    <w:tbl>
+      <w:tblPr>
+        <w:tblStyle w:val="Tablaconcuadrcula"/>
+        <w:tblW w:w="0pt" w:type="auto"/>
+        <w:tblLook w:firstRow="1" w:lastRow="0" w:firstColumn="1" w:lastColumn="0" w:noHBand="0" w:noVBand="1"/>
+      </w:tblPr>
+      <w:tblGrid>
+        <w:gridCol w:w="2428"/>
+        <w:gridCol w:w="2428"/>
+      </w:tblGrid>
+      <w:tr>
+        <w:tc>
+          <w:tcPr>
+            <w:tcW w:w="121.40pt" w:type="dxa"/>
+          </w:tcPr>
+          <w:p>
+            <w:pPr>
+              <w:pStyle w:val="Textoindependiente"/>
+              <w:ind w:firstLine="0pt"/>
+              <w:rPr>
+                <w:i/>
+                <w:iCs/>
+                <w:lang w:val="es-MX"/>
+              </w:rPr>
+            </w:pPr>
+            <w:r>
+              <w:rPr>
+                <w:i/>
+                <w:iCs/>
+                <w:lang w:val="es-MX"/>
+              </w:rPr>
+              <w:t>Hiperparámetro</w:t>
+            </w:r>
+          </w:p>
+        </w:tc>
+        <w:tc>
+          <w:tcPr>
+            <w:tcW w:w="121.40pt" w:type="dxa"/>
+          </w:tcPr>
+          <w:p>
+            <w:pPr>
+              <w:pStyle w:val="Textoindependiente"/>
+              <w:ind w:firstLine="0pt"/>
+              <w:rPr>
+                <w:i/>
+                <w:iCs/>
+                <w:lang w:val="es-MX"/>
+              </w:rPr>
+            </w:pPr>
+            <w:r>
+              <w:rPr>
+                <w:i/>
+                <w:iCs/>
+                <w:lang w:val="es-MX"/>
+              </w:rPr>
+              <w:t>Valores evaluados</w:t>
+            </w:r>
+          </w:p>
+        </w:tc>
+      </w:tr>
+      <w:tr>
+        <w:tc>
+          <w:tcPr>
+            <w:tcW w:w="121.40pt" w:type="dxa"/>
+          </w:tcPr>
+          <w:p>
+            <w:pPr>
+              <w:pStyle w:val="Textoindependiente"/>
+              <w:ind w:firstLine="0pt"/>
+              <w:rPr>
+                <w:lang w:val="es-MX"/>
+              </w:rPr>
+            </w:pPr>
+            <w:r>
+              <w:rPr>
+                <w:lang w:val="es-MX"/>
+              </w:rPr>
+              <w:t>n_estimators</w:t>
+            </w:r>
+          </w:p>
+        </w:tc>
+        <w:tc>
+          <w:tcPr>
+            <w:tcW w:w="121.40pt" w:type="dxa"/>
+          </w:tcPr>
+          <w:p>
+            <w:pPr>
+              <w:pStyle w:val="Textoindependiente"/>
+              <w:ind w:firstLine="0pt"/>
+              <w:rPr>
+                <w:lang w:val="es-MX"/>
+              </w:rPr>
+            </w:pPr>
+            <w:r>
+              <w:rPr>
+                <w:lang w:val="es-MX"/>
+              </w:rPr>
+              <w:t>[100, 300, 500]</w:t>
+            </w:r>
+          </w:p>
+        </w:tc>
+      </w:tr>
+      <w:tr>
+        <w:tc>
+          <w:tcPr>
+            <w:tcW w:w="121.40pt" w:type="dxa"/>
+          </w:tcPr>
+          <w:p>
+            <w:pPr>
+              <w:pStyle w:val="Textoindependiente"/>
+              <w:ind w:firstLine="0pt"/>
+              <w:rPr>
+                <w:lang w:val="es-MX"/>
+              </w:rPr>
+            </w:pPr>
+            <w:r>
+              <w:rPr>
+                <w:lang w:val="es-MX"/>
+              </w:rPr>
+              <w:t>max_depth</w:t>
+            </w:r>
+          </w:p>
+        </w:tc>
+        <w:tc>
+          <w:tcPr>
+            <w:tcW w:w="121.40pt" w:type="dxa"/>
+          </w:tcPr>
+          <w:p>
+            <w:pPr>
+              <w:pStyle w:val="Textoindependiente"/>
+              <w:ind w:firstLine="0pt"/>
+              <w:rPr>
+                <w:lang w:val="es-MX"/>
+              </w:rPr>
+            </w:pPr>
+            <w:r>
+              <w:rPr>
+                <w:lang w:val="es-MX"/>
+              </w:rPr>
+              <w:t>[None, 5, 10, 20]</w:t>
+            </w:r>
+          </w:p>
+        </w:tc>
+      </w:tr>
+      <w:tr>
+        <w:tc>
+          <w:tcPr>
+            <w:tcW w:w="121.40pt" w:type="dxa"/>
+          </w:tcPr>
+          <w:p>
+            <w:pPr>
+              <w:pStyle w:val="Textoindependiente"/>
+              <w:ind w:firstLine="0pt"/>
+              <w:rPr>
+                <w:lang w:val="es-MX"/>
+              </w:rPr>
+            </w:pPr>
+            <w:r>
+              <w:rPr>
+                <w:lang w:val="es-MX"/>
+              </w:rPr>
+              <w:t>min_samples_split</w:t>
+            </w:r>
+          </w:p>
+        </w:tc>
+        <w:tc>
+          <w:tcPr>
+            <w:tcW w:w="121.40pt" w:type="dxa"/>
+          </w:tcPr>
+          <w:p>
+            <w:pPr>
+              <w:pStyle w:val="Textoindependiente"/>
+              <w:ind w:firstLine="0pt"/>
+              <w:rPr>
+                <w:lang w:val="es-MX"/>
+              </w:rPr>
+            </w:pPr>
+            <w:r>
+              <w:rPr>
+                <w:lang w:val="es-MX"/>
+              </w:rPr>
+              <w:t>[2, 5, 10]</w:t>
+            </w:r>
+          </w:p>
+        </w:tc>
+      </w:tr>
+      <w:tr>
+        <w:tc>
+          <w:tcPr>
+            <w:tcW w:w="121.40pt" w:type="dxa"/>
+          </w:tcPr>
+          <w:p>
+            <w:pPr>
+              <w:pStyle w:val="Textoindependiente"/>
+              <w:ind w:firstLine="0pt"/>
+              <w:rPr>
+                <w:lang w:val="es-MX"/>
+              </w:rPr>
+            </w:pPr>
+            <w:r>
+              <w:rPr>
+                <w:lang w:val="es-MX"/>
+              </w:rPr>
+              <w:t>min_samples_leaf</w:t>
+            </w:r>
+          </w:p>
+        </w:tc>
+        <w:tc>
+          <w:tcPr>
+            <w:tcW w:w="121.40pt" w:type="dxa"/>
+          </w:tcPr>
+          <w:p>
+            <w:pPr>
+              <w:pStyle w:val="Textoindependiente"/>
+              <w:ind w:firstLine="0pt"/>
+              <w:rPr>
+                <w:lang w:val="es-MX"/>
+              </w:rPr>
+            </w:pPr>
+            <w:r>
+              <w:rPr>
+                <w:lang w:val="es-MX"/>
+              </w:rPr>
+              <w:t>[1, 2, 4]</w:t>
+            </w:r>
+          </w:p>
+        </w:tc>
+      </w:tr>
+      <w:tr>
+        <w:tc>
+          <w:tcPr>
+            <w:tcW w:w="121.40pt" w:type="dxa"/>
+          </w:tcPr>
+          <w:p>
+            <w:pPr>
+              <w:pStyle w:val="Textoindependiente"/>
+              <w:ind w:firstLine="0pt"/>
+              <w:rPr>
+                <w:lang w:val="es-MX"/>
+              </w:rPr>
+            </w:pPr>
+            <w:r>
+              <w:rPr>
+                <w:lang w:val="es-MX"/>
+              </w:rPr>
+              <w:t>max_features</w:t>
+            </w:r>
+          </w:p>
+        </w:tc>
+        <w:tc>
+          <w:tcPr>
+            <w:tcW w:w="121.40pt" w:type="dxa"/>
+          </w:tcPr>
+          <w:p>
+            <w:pPr>
+              <w:pStyle w:val="Textoindependiente"/>
+              <w:ind w:firstLine="0pt"/>
+              <w:rPr>
+                <w:lang w:val="es-MX"/>
+              </w:rPr>
+            </w:pPr>
+            <w:r>
+              <w:rPr>
+                <w:lang w:val="es-MX"/>
+              </w:rPr>
+              <w:t>["sqrt", "log2", 0.5]</w:t>
+            </w:r>
+          </w:p>
+        </w:tc>
+      </w:tr>
+      <w:tr>
+        <w:tc>
+          <w:tcPr>
+            <w:tcW w:w="121.40pt" w:type="dxa"/>
+          </w:tcPr>
+          <w:p>
+            <w:pPr>
+              <w:pStyle w:val="Textoindependiente"/>
+              <w:ind w:firstLine="0pt"/>
+              <w:rPr>
+                <w:lang w:val="es-MX"/>
+              </w:rPr>
+            </w:pPr>
+            <w:r>
+              <w:rPr>
+                <w:lang w:val="es-MX"/>
+              </w:rPr>
+              <w:t>class_weight</w:t>
+            </w:r>
+          </w:p>
+        </w:tc>
+        <w:tc>
+          <w:tcPr>
+            <w:tcW w:w="121.40pt" w:type="dxa"/>
+          </w:tcPr>
+          <w:p>
+            <w:pPr>
+              <w:pStyle w:val="Textoindependiente"/>
+              <w:ind w:firstLine="0pt"/>
+              <w:rPr>
+                <w:lang w:val="es-MX"/>
+              </w:rPr>
+            </w:pPr>
+            <w:r>
+              <w:rPr>
+                <w:lang w:val="es-MX"/>
+              </w:rPr>
+              <w:t>[None, "balanced"]</w:t>
+            </w:r>
+          </w:p>
+        </w:tc>
+      </w:tr>
+    </w:tbl>
+    <w:p>
+      <w:pPr>
+        <w:pStyle w:val="Textoindependiente"/>
+        <w:ind w:firstLine="0pt"/>
+        <w:rPr>
+          <w:lang w:val="es-MX"/>
+        </w:rPr>
+      </w:pPr>
+    </w:p>
+    <w:p>
+      <w:pPr>
+        <w:pStyle w:val="Textoindependiente"/>
+        <w:rPr>
+          <w:lang w:val="es-MX"/>
+        </w:rPr>
+      </w:pPr>
+      <w:r>
+        <w:rPr>
+          <w:lang w:val="es-MX"/>
+        </w:rPr>
+        <w:t xml:space="preserve">La </w:t>
+      </w:r>
+      <w:r>
+        <w:rPr>
+          <w:lang w:val="es-MX"/>
+        </w:rPr>
+        <w:t>búsqueda</w:t>
+      </w:r>
+      <w:r>
+        <w:rPr>
+          <w:lang w:val="es-MX"/>
+        </w:rPr>
+        <w:t xml:space="preserve"> probó varios parámetros, como</w:t>
+      </w:r>
+      <w:r>
+        <w:rPr>
+          <w:lang w:val="es-MX"/>
+        </w:rPr>
+        <w:t xml:space="preserve"> diferentes cantidades de árboles, profundidades máximas, números mínimos de observaciones necesarios para dividir un nodo y formar una hoja, cantidades de características consideradas en cada división y estrategias de ponderación de las clases. En total</w:t>
+      </w:r>
+      <w:r>
+        <w:rPr>
+          <w:lang w:val="es-MX"/>
+        </w:rPr>
+        <w:t>,</w:t>
+      </w:r>
+      <w:r>
+        <w:rPr>
+          <w:lang w:val="es-MX"/>
+        </w:rPr>
+        <w:t xml:space="preserve"> se evaluaron 648 combinaciones de hiperparámetros</w:t>
+      </w:r>
+      <w:r>
+        <w:rPr>
+          <w:lang w:val="es-MX"/>
+        </w:rPr>
+        <w:t>, y d</w:t>
+      </w:r>
+      <w:r>
+        <w:rPr>
+          <w:lang w:val="es-MX"/>
+        </w:rPr>
+        <w:t>ebido a que cada configuración participó en cinco folds, la búsqueda requirió 3240 entrenamientos</w:t>
+      </w:r>
+      <w:r>
+        <w:rPr>
+          <w:lang w:val="es-MX"/>
+        </w:rPr>
+        <w:t>, los cuales localmente se ejecutaron en 8 minutos en promedio.</w:t>
+      </w:r>
+    </w:p>
+    <w:p>
+      <w:pPr>
+        <w:pStyle w:val="Textoindependiente"/>
+        <w:rPr>
+          <w:lang w:val="es-MX"/>
+        </w:rPr>
+      </w:pPr>
+      <w:r>
+        <w:rPr>
+          <w:lang w:val="es-MX"/>
+        </w:rPr>
+        <w:t>Al final, la búsqueda arrojó la siguiente configuración, la cual sería usada en la implementación final para permitir la ejecución del modelo sin tener que repetir toda la búsqueda.</w:t>
+      </w:r>
+    </w:p>
+    <w:p>
+      <w:pPr>
+        <w:pStyle w:val="Textoindependiente"/>
+        <w:ind w:firstLine="0pt"/>
+        <w:rPr>
+          <w:lang w:val="es-MX"/>
+        </w:rPr>
+      </w:pPr>
+    </w:p>
+    <w:tbl>
+      <w:tblPr>
+        <w:tblStyle w:val="Tablaconcuadrcula"/>
+        <w:tblW w:w="0pt" w:type="auto"/>
+        <w:tblLook w:firstRow="1" w:lastRow="0" w:firstColumn="1" w:lastColumn="0" w:noHBand="0" w:noVBand="1"/>
+      </w:tblPr>
+      <w:tblGrid>
+        <w:gridCol w:w="2428"/>
+        <w:gridCol w:w="2428"/>
+      </w:tblGrid>
+      <w:tr>
+        <w:tc>
+          <w:tcPr>
+            <w:tcW w:w="121.40pt" w:type="dxa"/>
+          </w:tcPr>
+          <w:p>
+            <w:pPr>
+              <w:pStyle w:val="Textoindependiente"/>
+              <w:ind w:firstLine="0pt"/>
+              <w:rPr>
+                <w:i/>
+                <w:iCs/>
+                <w:lang w:val="es-MX"/>
+              </w:rPr>
+            </w:pPr>
+            <w:r>
+              <w:rPr>
+                <w:i/>
+                <w:iCs/>
+                <w:lang w:val="es-MX"/>
+              </w:rPr>
+              <w:t>Hiperparámetro</w:t>
+            </w:r>
+          </w:p>
+        </w:tc>
+        <w:tc>
+          <w:tcPr>
+            <w:tcW w:w="121.40pt" w:type="dxa"/>
+          </w:tcPr>
+          <w:p>
+            <w:pPr>
+              <w:pStyle w:val="Textoindependiente"/>
+              <w:ind w:firstLine="0pt"/>
+              <w:rPr>
+                <w:i/>
+                <w:iCs/>
+                <w:lang w:val="es-MX"/>
+              </w:rPr>
+            </w:pPr>
+            <w:r>
+              <w:rPr>
+                <w:i/>
+                <w:iCs/>
+                <w:lang w:val="es-MX"/>
+              </w:rPr>
+              <w:t>Valor</w:t>
+            </w:r>
+          </w:p>
+        </w:tc>
+      </w:tr>
+      <w:tr>
+        <w:tc>
+          <w:tcPr>
+            <w:tcW w:w="121.40pt" w:type="dxa"/>
+          </w:tcPr>
+          <w:p>
+            <w:pPr>
+              <w:pStyle w:val="Textoindependiente"/>
+              <w:ind w:firstLine="0pt"/>
+              <w:rPr>
+                <w:lang w:val="es-MX"/>
+              </w:rPr>
+            </w:pPr>
+            <w:r>
+              <w:rPr>
+                <w:lang w:val="es-MX"/>
+              </w:rPr>
+              <w:lastRenderedPageBreak/>
+              <w:t>n_estimators</w:t>
+            </w:r>
+          </w:p>
+        </w:tc>
+        <w:tc>
+          <w:tcPr>
+            <w:tcW w:w="121.40pt" w:type="dxa"/>
+          </w:tcPr>
+          <w:p>
+            <w:pPr>
+              <w:pStyle w:val="Textoindependiente"/>
+              <w:ind w:firstLine="0pt"/>
+              <w:rPr>
+                <w:lang w:val="es-MX"/>
+              </w:rPr>
+            </w:pPr>
+            <w:r>
+              <w:rPr>
+                <w:lang w:val="es-MX"/>
+              </w:rPr>
+              <w:t>300</w:t>
+            </w:r>
+          </w:p>
+        </w:tc>
+      </w:tr>
+      <w:tr>
+        <w:tc>
+          <w:tcPr>
+            <w:tcW w:w="121.40pt" w:type="dxa"/>
+          </w:tcPr>
+          <w:p>
+            <w:pPr>
+              <w:pStyle w:val="Textoindependiente"/>
+              <w:ind w:firstLine="0pt"/>
+              <w:rPr>
+                <w:lang w:val="es-MX"/>
+              </w:rPr>
+            </w:pPr>
+            <w:r>
+              <w:rPr>
+                <w:lang w:val="es-MX"/>
+              </w:rPr>
+              <w:t>max_depth</w:t>
+            </w:r>
+          </w:p>
+        </w:tc>
+        <w:tc>
+          <w:tcPr>
+            <w:tcW w:w="121.40pt" w:type="dxa"/>
+          </w:tcPr>
+          <w:p>
+            <w:pPr>
+              <w:pStyle w:val="Textoindependiente"/>
+              <w:ind w:firstLine="0pt"/>
+              <w:rPr>
+                <w:lang w:val="es-MX"/>
+              </w:rPr>
+            </w:pPr>
+            <w:r>
+              <w:rPr>
+                <w:lang w:val="es-MX"/>
+              </w:rPr>
+              <w:t>5</w:t>
+            </w:r>
+          </w:p>
+        </w:tc>
+      </w:tr>
+      <w:tr>
+        <w:tc>
+          <w:tcPr>
+            <w:tcW w:w="121.40pt" w:type="dxa"/>
+          </w:tcPr>
+          <w:p>
+            <w:pPr>
+              <w:pStyle w:val="Textoindependiente"/>
+              <w:ind w:firstLine="0pt"/>
+              <w:rPr>
+                <w:lang w:val="es-MX"/>
+              </w:rPr>
+            </w:pPr>
+            <w:r>
+              <w:rPr>
+                <w:lang w:val="es-MX"/>
+              </w:rPr>
+              <w:t>min_samples_split</w:t>
+            </w:r>
+          </w:p>
+        </w:tc>
+        <w:tc>
+          <w:tcPr>
+            <w:tcW w:w="121.40pt" w:type="dxa"/>
+          </w:tcPr>
+          <w:p>
+            <w:pPr>
+              <w:pStyle w:val="Textoindependiente"/>
+              <w:ind w:firstLine="0pt"/>
+              <w:rPr>
+                <w:lang w:val="es-MX"/>
+              </w:rPr>
+            </w:pPr>
+            <w:r>
+              <w:rPr>
+                <w:lang w:val="es-MX"/>
+              </w:rPr>
+              <w:t>10</w:t>
+            </w:r>
+          </w:p>
+        </w:tc>
+      </w:tr>
+      <w:tr>
+        <w:tc>
+          <w:tcPr>
+            <w:tcW w:w="121.40pt" w:type="dxa"/>
+          </w:tcPr>
+          <w:p>
+            <w:pPr>
+              <w:pStyle w:val="Textoindependiente"/>
+              <w:ind w:firstLine="0pt"/>
+              <w:rPr>
+                <w:lang w:val="es-MX"/>
+              </w:rPr>
+            </w:pPr>
+            <w:r>
+              <w:rPr>
+                <w:lang w:val="es-MX"/>
+              </w:rPr>
+              <w:t>min_samples_leaf</w:t>
+            </w:r>
+          </w:p>
+        </w:tc>
+        <w:tc>
+          <w:tcPr>
+            <w:tcW w:w="121.40pt" w:type="dxa"/>
+          </w:tcPr>
+          <w:p>
+            <w:pPr>
+              <w:pStyle w:val="Textoindependiente"/>
+              <w:ind w:firstLine="0pt"/>
+              <w:rPr>
+                <w:lang w:val="es-MX"/>
+              </w:rPr>
+            </w:pPr>
+            <w:r>
+              <w:rPr>
+                <w:lang w:val="es-MX"/>
+              </w:rPr>
+              <w:t>2</w:t>
+            </w:r>
+          </w:p>
+        </w:tc>
+      </w:tr>
+      <w:tr>
+        <w:tc>
+          <w:tcPr>
+            <w:tcW w:w="121.40pt" w:type="dxa"/>
+          </w:tcPr>
+          <w:p>
+            <w:pPr>
+              <w:pStyle w:val="Textoindependiente"/>
+              <w:ind w:firstLine="0pt"/>
+              <w:rPr>
+                <w:lang w:val="es-MX"/>
+              </w:rPr>
+            </w:pPr>
+            <w:r>
+              <w:rPr>
+                <w:lang w:val="es-MX"/>
+              </w:rPr>
+              <w:t>max_features</w:t>
+            </w:r>
+          </w:p>
+        </w:tc>
+        <w:tc>
+          <w:tcPr>
+            <w:tcW w:w="121.40pt" w:type="dxa"/>
+          </w:tcPr>
+          <w:p>
+            <w:pPr>
+              <w:pStyle w:val="Textoindependiente"/>
+              <w:ind w:firstLine="0pt"/>
+              <w:rPr>
+                <w:lang w:val="es-MX"/>
+              </w:rPr>
+            </w:pPr>
+            <w:r>
+              <w:rPr>
+                <w:lang w:val="es-MX"/>
+              </w:rPr>
+              <w:t>sqrt</w:t>
+            </w:r>
+          </w:p>
+        </w:tc>
+      </w:tr>
+      <w:tr>
+        <w:tc>
+          <w:tcPr>
+            <w:tcW w:w="121.40pt" w:type="dxa"/>
+          </w:tcPr>
+          <w:p>
+            <w:pPr>
+              <w:pStyle w:val="Textoindependiente"/>
+              <w:ind w:firstLine="0pt"/>
+              <w:rPr>
+                <w:lang w:val="es-MX"/>
+              </w:rPr>
+            </w:pPr>
+            <w:r>
+              <w:rPr>
+                <w:lang w:val="es-MX"/>
+              </w:rPr>
+              <w:t>class_weight</w:t>
+            </w:r>
+          </w:p>
+        </w:tc>
+        <w:tc>
+          <w:tcPr>
+            <w:tcW w:w="121.40pt" w:type="dxa"/>
+          </w:tcPr>
+          <w:p>
+            <w:pPr>
+              <w:pStyle w:val="Textoindependiente"/>
+              <w:ind w:firstLine="0pt"/>
+              <w:rPr>
+                <w:lang w:val="es-MX"/>
+              </w:rPr>
+            </w:pPr>
+            <w:r>
+              <w:rPr>
+                <w:lang w:val="es-MX"/>
+              </w:rPr>
+              <w:t>None</w:t>
+            </w:r>
+          </w:p>
+        </w:tc>
+      </w:tr>
+      <w:tr>
+        <w:tc>
+          <w:tcPr>
+            <w:tcW w:w="121.40pt" w:type="dxa"/>
+          </w:tcPr>
+          <w:p>
+            <w:pPr>
+              <w:pStyle w:val="Textoindependiente"/>
+              <w:ind w:firstLine="0pt"/>
+              <w:rPr>
+                <w:lang w:val="es-MX"/>
+              </w:rPr>
+            </w:pPr>
+            <w:r>
+              <w:rPr>
+                <w:lang w:val="es-MX"/>
+              </w:rPr>
+              <w:t>random_state</w:t>
+            </w:r>
+          </w:p>
+        </w:tc>
+        <w:tc>
+          <w:tcPr>
+            <w:tcW w:w="121.40pt" w:type="dxa"/>
+          </w:tcPr>
+          <w:p>
+            <w:pPr>
+              <w:pStyle w:val="Textoindependiente"/>
+              <w:ind w:firstLine="0pt"/>
+              <w:rPr>
+                <w:lang w:val="es-MX"/>
+              </w:rPr>
+            </w:pPr>
+            <w:r>
+              <w:rPr>
+                <w:lang w:val="es-MX"/>
+              </w:rPr>
+              <w:t>67</w:t>
+            </w:r>
+          </w:p>
+        </w:tc>
+      </w:tr>
+    </w:tbl>
+    <w:p>
+      <w:pPr>
+        <w:pStyle w:val="Textoindependiente"/>
+        <w:ind w:firstLine="0pt"/>
+        <w:rPr>
+          <w:lang w:val="es-MX"/>
+        </w:rPr>
+      </w:pPr>
+    </w:p>
+    <w:p>
+      <w:pPr>
+        <w:pStyle w:val="Ttulo2"/>
+        <w:rPr>
+          <w:lang w:val="es-ES"/>
+        </w:rPr>
+      </w:pPr>
+      <w:r>
+        <w:rPr>
+          <w:lang w:val="es-ES"/>
+        </w:rPr>
+        <w:t>Comparación del desempeño</w:t>
+      </w:r>
+    </w:p>
+    <w:p>
+      <w:pPr>
+        <w:pStyle w:val="Textoindependiente"/>
+        <w:rPr>
+          <w:lang w:val="es-MX"/>
+        </w:rPr>
+      </w:pPr>
+      <w:r>
+        <w:rPr>
+          <w:lang w:val="es-MX"/>
+        </w:rPr>
+        <w:t>Después del ajuste, la accuracy de entrenamiento disminuyó de 100% a 93.9</w:t>
+      </w:r>
+      <w:r>
+        <w:rPr>
+          <w:lang w:val="es-MX"/>
+        </w:rPr>
+        <w:t>6</w:t>
+      </w:r>
+      <w:r>
+        <w:rPr>
+          <w:lang w:val="es-MX"/>
+        </w:rPr>
+        <w:t>%, mientras que la accuracy de validación aumentó de 92.65% a 93.</w:t>
+      </w:r>
+      <w:r>
+        <w:rPr>
+          <w:lang w:val="es-MX"/>
+        </w:rPr>
+        <w:t>31</w:t>
+      </w:r>
+      <w:r>
+        <w:rPr>
+          <w:lang w:val="es-MX"/>
+        </w:rPr>
+        <w:t xml:space="preserve">%. </w:t>
+      </w:r>
+      <w:r>
+        <w:rPr>
+          <w:lang w:val="es-MX"/>
+        </w:rPr>
+        <w:t xml:space="preserve">Aunque el incremento en validación fue poco, la brecha que existía entre entrenamiento y validación </w:t>
+      </w:r>
+      <w:r>
+        <w:rPr>
+          <w:lang w:val="es-MX"/>
+        </w:rPr>
+        <w:t>se redujo de 7.35 a 0.66 puntos porcentuales</w:t>
+      </w:r>
+      <w:r>
+        <w:rPr>
+          <w:lang w:val="es-MX"/>
+        </w:rPr>
+        <w:t>, lo cual es una señal que el overfitting ha disminuido.</w:t>
+      </w:r>
+    </w:p>
+    <w:p>
+      <w:pPr>
+        <w:pStyle w:val="Textoindependiente"/>
+        <w:ind w:firstLine="0pt"/>
+        <w:rPr>
+          <w:lang w:val="es-MX"/>
+        </w:rPr>
+      </w:pPr>
+      <w:r>
+        <w:rPr>
+          <w:noProof/>
+          <w:lang w:val="es-MX"/>
+        </w:rPr>
+        <w:drawing>
+          <wp:inline distT="0" distB="0" distL="0" distR="0" wp14:anchorId="694F9BE0" wp14:editId="207E12AF">
+            <wp:extent cx="3089910" cy="1920240"/>
+            <wp:effectExtent l="0" t="0" r="0" b="0"/>
+            <wp:docPr id="1649826094" name="Imagen 10"/>
+            <wp:cNvGraphicFramePr>
+              <a:graphicFrameLocks xmlns:a="http://purl.oclc.org/ooxml/drawingml/main" noChangeAspect="1"/>
+            </wp:cNvGraphicFramePr>
+            <a:graphic xmlns:a="http://purl.oclc.org/ooxml/drawingml/main">
+              <a:graphicData uri="http://purl.oclc.org/ooxml/drawingml/picture">
+                <pic:pic xmlns:pic="http://purl.oclc.org/ooxml/drawingml/picture">
+                  <pic:nvPicPr>
+                    <pic:cNvPr id="1649826094" name="Imagen 1649826094"/>
+                    <pic:cNvPicPr/>
+                  </pic:nvPicPr>
+                  <pic:blipFill>
+                    <a:blip r:embed="rId25" cstate="print">
+                      <a:extLst>
+                        <a:ext uri="{28A0092B-C50C-407E-A947-70E740481C1C}">
+                          <a14:useLocalDpi xmlns:a14="http://schemas.microsoft.com/office/drawing/2010/main" val="0"/>
+                        </a:ext>
+                      </a:extLst>
+                    </a:blip>
+                    <a:stretch>
+                      <a:fillRect/>
+                    </a:stretch>
+                  </pic:blipFill>
+                  <pic:spPr>
+                    <a:xfrm>
+                      <a:off x="0" y="0"/>
+                      <a:ext cx="3089910" cy="1920240"/>
+                    </a:xfrm>
+                    <a:prstGeom prst="rect">
+                      <a:avLst/>
+                    </a:prstGeom>
+                  </pic:spPr>
+                </pic:pic>
+              </a:graphicData>
+            </a:graphic>
+          </wp:inline>
+        </w:drawing>
+      </w:r>
+    </w:p>
+    <w:p>
+      <w:pPr>
+        <w:pStyle w:val="Textoindependiente"/>
+        <w:rPr>
+          <w:lang w:val="es-MX"/>
+        </w:rPr>
+      </w:pPr>
+      <w:r>
+        <w:rPr>
+          <w:lang w:val="es-MX"/>
+        </w:rPr>
+        <w:t>La matriz de confusión de validación también presentó una mejora</w:t>
+      </w:r>
+      <w:r>
+        <w:rPr>
+          <w:lang w:val="es-MX"/>
+        </w:rPr>
+        <w:t>, pues e</w:t>
+      </w:r>
+      <w:r>
+        <w:rPr>
+          <w:lang w:val="es-MX"/>
+        </w:rPr>
+        <w:t>n el modelo base se clasificaron incorrectamente 20 observaciones de Osmancik como Cammeo y 36 de Cammeo como Osmancik</w:t>
+      </w:r>
+      <w:r>
+        <w:rPr>
+          <w:lang w:val="es-MX"/>
+        </w:rPr>
+        <w:t>, pero d</w:t>
+      </w:r>
+      <w:r>
+        <w:rPr>
+          <w:lang w:val="es-MX"/>
+        </w:rPr>
+        <w:t>espués del ajuste, estos errores disminuyeron a 19 y 3</w:t>
+      </w:r>
+      <w:r>
+        <w:rPr>
+          <w:lang w:val="es-MX"/>
+        </w:rPr>
+        <w:t>2</w:t>
+      </w:r>
+      <w:r>
+        <w:rPr>
+          <w:lang w:val="es-MX"/>
+        </w:rPr>
+        <w:t xml:space="preserve"> respectivamente.</w:t>
+      </w:r>
+      <w:r>
+        <w:rPr>
+          <w:lang w:val="es-MX"/>
+        </w:rPr>
+        <w:t xml:space="preserve"> </w:t>
+      </w:r>
+    </w:p>
+    <w:p>
+      <w:pPr>
+        <w:pStyle w:val="Textoindependiente"/>
+        <w:rPr>
+          <w:lang w:val="es-MX"/>
+        </w:rPr>
+      </w:pPr>
+      <w:r>
+        <w:rPr>
+          <w:lang w:val="es-MX"/>
+        </w:rPr>
+        <w:t>L</w:t>
+      </w:r>
+      <w:r>
+        <w:rPr>
+          <w:lang w:val="es-MX"/>
+        </w:rPr>
+        <w:t xml:space="preserve">a cantidad total de errores </w:t>
+      </w:r>
+      <w:r>
+        <w:rPr>
+          <w:lang w:val="es-MX"/>
+        </w:rPr>
+        <w:t xml:space="preserve">en total </w:t>
+      </w:r>
+      <w:r>
+        <w:rPr>
+          <w:lang w:val="es-MX"/>
+        </w:rPr>
+        <w:t>se redujo de 56 a 5</w:t>
+      </w:r>
+      <w:r>
+        <w:rPr>
+          <w:lang w:val="es-MX"/>
+        </w:rPr>
+        <w:t>1</w:t>
+      </w:r>
+      <w:r>
+        <w:rPr>
+          <w:lang w:val="es-MX"/>
+        </w:rPr>
+        <w:t xml:space="preserve"> observaciones</w:t>
+      </w:r>
+      <w:r>
+        <w:rPr>
+          <w:lang w:val="es-MX"/>
+        </w:rPr>
+        <w:t xml:space="preserve"> y e</w:t>
+      </w:r>
+      <w:r>
+        <w:rPr>
+          <w:lang w:val="es-MX"/>
+        </w:rPr>
+        <w:t>l modelo ajustado clasificó correctamente 417 de las 436 observaciones de Osmancik y 29</w:t>
+      </w:r>
+      <w:r>
+        <w:rPr>
+          <w:lang w:val="es-MX"/>
+        </w:rPr>
+        <w:t>4</w:t>
+      </w:r>
+      <w:r>
+        <w:rPr>
+          <w:lang w:val="es-MX"/>
+        </w:rPr>
+        <w:t xml:space="preserve"> de las 326 observaciones de Cammeo </w:t>
+      </w:r>
+      <w:r>
+        <w:rPr>
+          <w:lang w:val="es-MX"/>
+        </w:rPr>
+        <w:t>en validation</w:t>
+      </w:r>
+      <w:r>
+        <w:rPr>
+          <w:lang w:val="es-MX"/>
+        </w:rPr>
+        <w:t xml:space="preserve">. El recall de Cammeo aumentó de 0.89 a 0.90 y su F1-score aumentó de 0.91 a 0.92. </w:t>
+      </w:r>
+    </w:p>
+    <w:p>
+      <w:pPr>
+        <w:pStyle w:val="Textoindependiente"/>
+        <w:ind w:firstLine="0pt"/>
+        <w:rPr>
+          <w:lang w:val="es-MX"/>
+        </w:rPr>
+      </w:pPr>
+      <w:r>
+        <w:rPr>
+          <w:noProof/>
+          <w:lang w:val="es-MX"/>
+        </w:rPr>
+        <w:drawing>
+          <wp:inline distT="0" distB="0" distL="0" distR="0" wp14:anchorId="649CB2AB" wp14:editId="1E61942C">
+            <wp:extent cx="3089910" cy="1327150"/>
+            <wp:effectExtent l="0" t="0" r="0" b="6350"/>
+            <wp:docPr id="1711006867" name="Imagen 11"/>
+            <wp:cNvGraphicFramePr>
+              <a:graphicFrameLocks xmlns:a="http://purl.oclc.org/ooxml/drawingml/main" noChangeAspect="1"/>
+            </wp:cNvGraphicFramePr>
+            <a:graphic xmlns:a="http://purl.oclc.org/ooxml/drawingml/main">
+              <a:graphicData uri="http://purl.oclc.org/ooxml/drawingml/picture">
+                <pic:pic xmlns:pic="http://purl.oclc.org/ooxml/drawingml/picture">
+                  <pic:nvPicPr>
+                    <pic:cNvPr id="1711006867" name="Imagen 1711006867"/>
+                    <pic:cNvPicPr/>
+                  </pic:nvPicPr>
+                  <pic:blipFill>
+                    <a:blip r:embed="rId26" cstate="print">
+                      <a:extLst>
+                        <a:ext uri="{28A0092B-C50C-407E-A947-70E740481C1C}">
+                          <a14:useLocalDpi xmlns:a14="http://schemas.microsoft.com/office/drawing/2010/main" val="0"/>
+                        </a:ext>
+                      </a:extLst>
+                    </a:blip>
+                    <a:stretch>
+                      <a:fillRect/>
+                    </a:stretch>
+                  </pic:blipFill>
+                  <pic:spPr>
+                    <a:xfrm>
+                      <a:off x="0" y="0"/>
+                      <a:ext cx="3089910" cy="1327150"/>
+                    </a:xfrm>
+                    <a:prstGeom prst="rect">
+                      <a:avLst/>
+                    </a:prstGeom>
+                  </pic:spPr>
+                </pic:pic>
+              </a:graphicData>
+            </a:graphic>
+          </wp:inline>
+        </w:drawing>
+      </w:r>
+    </w:p>
+    <w:p>
+      <w:pPr>
+        <w:pStyle w:val="Ttulo2"/>
+        <w:rPr>
+          <w:lang w:val="es-ES"/>
+        </w:rPr>
+      </w:pPr>
+      <w:r>
+        <w:rPr>
+          <w:lang w:val="es-ES"/>
+        </w:rPr>
+        <w:t>Efectos del ajuste</w:t>
+      </w:r>
+    </w:p>
+    <w:p>
+      <w:pPr>
+        <w:pStyle w:val="Textoindependiente"/>
+        <w:rPr>
+          <w:lang w:val="es-MX"/>
+        </w:rPr>
+      </w:pPr>
+      <w:r>
+        <w:rPr>
+          <w:lang w:val="es-MX"/>
+        </w:rPr>
+        <w:t xml:space="preserve">Los resultados </w:t>
+      </w:r>
+      <w:r>
+        <w:rPr>
+          <w:lang w:val="es-MX"/>
+        </w:rPr>
+        <w:t>de</w:t>
+      </w:r>
+      <w:r>
+        <w:rPr>
+          <w:lang w:val="es-MX"/>
+        </w:rPr>
+        <w:t>muestran que el ajuste de hiperparámetros redujo la varianza del Random Forest</w:t>
+      </w:r>
+      <w:r>
+        <w:rPr>
+          <w:lang w:val="es-MX"/>
+        </w:rPr>
+        <w:t>, pues e</w:t>
+      </w:r>
+      <w:r>
+        <w:rPr>
+          <w:lang w:val="es-MX"/>
+        </w:rPr>
+        <w:t xml:space="preserve">l modelo base tenía una diferencia de </w:t>
+      </w:r>
+      <w:r>
+        <w:rPr>
+          <w:lang w:val="es-MX"/>
+        </w:rPr>
+        <w:t>7.35 puntos porcentuales</w:t>
+      </w:r>
+      <w:r>
+        <w:rPr>
+          <w:lang w:val="es-MX"/>
+        </w:rPr>
+        <w:t xml:space="preserve"> </w:t>
+      </w:r>
+      <w:r>
+        <w:rPr>
+          <w:lang w:val="es-MX"/>
+        </w:rPr>
+        <w:t>entre entrenamiento y validación, mientras que el modelo ajustado</w:t>
+      </w:r>
+      <w:r>
+        <w:rPr>
+          <w:lang w:val="es-MX"/>
+        </w:rPr>
+        <w:t xml:space="preserve"> la mejoró a</w:t>
+      </w:r>
+      <w:r>
+        <w:rPr>
+          <w:lang w:val="es-MX"/>
+        </w:rPr>
+        <w:t xml:space="preserve"> una diferencia menor a un punto. </w:t>
+      </w:r>
+      <w:r>
+        <w:rPr>
+          <w:lang w:val="es-MX"/>
+        </w:rPr>
+        <w:t>De igual manera, l</w:t>
+      </w:r>
+      <w:r>
+        <w:rPr>
+          <w:lang w:val="es-MX"/>
+        </w:rPr>
+        <w:t xml:space="preserve">a accuracy de validación se mantuvo </w:t>
+      </w:r>
+      <w:r>
+        <w:rPr>
+          <w:lang w:val="es-MX"/>
+        </w:rPr>
+        <w:t xml:space="preserve">por encima de 93%, por lo que la regularización </w:t>
+      </w:r>
+      <w:r>
+        <w:rPr>
+          <w:lang w:val="es-MX"/>
+        </w:rPr>
+        <w:t>tampoco</w:t>
+      </w:r>
+      <w:r>
+        <w:rPr>
+          <w:lang w:val="es-MX"/>
+        </w:rPr>
+        <w:t xml:space="preserve"> </w:t>
+      </w:r>
+      <w:r>
+        <w:rPr>
+          <w:lang w:val="es-MX"/>
+        </w:rPr>
+        <w:t xml:space="preserve">provocó </w:t>
+      </w:r>
+      <w:r>
+        <w:rPr>
+          <w:lang w:val="es-MX"/>
+        </w:rPr>
+        <w:t>underfitting</w:t>
+      </w:r>
+      <w:r>
+        <w:rPr>
+          <w:lang w:val="es-MX"/>
+        </w:rPr>
+        <w:t>.</w:t>
+      </w:r>
+    </w:p>
+    <w:p>
+      <w:pPr>
+        <w:pStyle w:val="Ttulo1"/>
+        <w:rPr>
+          <w:lang w:val="es-MX"/>
+        </w:rPr>
+      </w:pPr>
+      <w:r>
+        <w:rPr>
+          <w:lang w:val="es-MX"/>
+        </w:rPr>
+        <w:t>Evaluación final en el conjunto de prueba</w:t>
+      </w:r>
+    </w:p>
+    <w:p>
+      <w:pPr>
+        <w:pStyle w:val="Textoindependiente"/>
+        <w:rPr>
+          <w:lang w:val="es-MX"/>
+        </w:rPr>
+      </w:pPr>
+      <w:r>
+        <w:rPr>
+          <w:lang w:val="es-MX"/>
+        </w:rPr>
+        <w:t>Después de seleccionar los hiperparámetros</w:t>
+      </w:r>
+      <w:r>
+        <w:rPr>
+          <w:lang w:val="es-MX"/>
+        </w:rPr>
+        <w:t xml:space="preserve"> ideales</w:t>
+      </w:r>
+      <w:r>
+        <w:rPr>
+          <w:lang w:val="es-MX"/>
+        </w:rPr>
+        <w:t xml:space="preserve"> mediante el conjunto de entrenamiento y comprobar su desempeño con validación, el modelo ajustado se evaluó una </w:t>
+      </w:r>
+      <w:r>
+        <w:rPr>
+          <w:lang w:val="es-MX"/>
+        </w:rPr>
+        <w:t>vez más</w:t>
+      </w:r>
+      <w:r>
+        <w:rPr>
+          <w:lang w:val="es-MX"/>
+        </w:rPr>
+        <w:t xml:space="preserve"> con el conjunto de prueba. </w:t>
+      </w:r>
+      <w:r>
+        <w:rPr>
+          <w:lang w:val="es-MX"/>
+        </w:rPr>
+        <w:t>Con</w:t>
+      </w:r>
+      <w:r>
+        <w:rPr>
+          <w:lang w:val="es-MX"/>
+        </w:rPr>
+        <w:t xml:space="preserve"> este conjunto obtuvo una accuracy de 92.65%, un resultado </w:t>
+      </w:r>
+      <w:r>
+        <w:rPr>
+          <w:lang w:val="es-MX"/>
+        </w:rPr>
+        <w:t xml:space="preserve">bastante </w:t>
+      </w:r>
+      <w:r>
+        <w:rPr>
+          <w:lang w:val="es-MX"/>
+        </w:rPr>
+        <w:t>cercano al 93.31% alcanzado en validación.</w:t>
+      </w:r>
+    </w:p>
+    <w:tbl>
+      <w:tblPr>
+        <w:tblStyle w:val="Tablaconcuadrcula"/>
+        <w:tblW w:w="0pt" w:type="auto"/>
+        <w:tblLook w:firstRow="1" w:lastRow="0" w:firstColumn="1" w:lastColumn="0" w:noHBand="0" w:noVBand="1"/>
+      </w:tblPr>
+      <w:tblGrid>
+        <w:gridCol w:w="2428"/>
+        <w:gridCol w:w="2428"/>
+      </w:tblGrid>
+      <w:tr>
+        <w:tc>
+          <w:tcPr>
+            <w:tcW w:w="121.40pt" w:type="dxa"/>
+          </w:tcPr>
+          <w:p>
+            <w:pPr>
+              <w:jc w:val="both"/>
+              <w:rPr>
+                <w:lang w:val="es-MX"/>
+              </w:rPr>
+            </w:pPr>
+            <w:r>
+              <w:rPr>
+                <w:lang w:val="es-MX"/>
+              </w:rPr>
+              <w:t>402</w:t>
+            </w:r>
+          </w:p>
+        </w:tc>
+        <w:tc>
+          <w:tcPr>
+            <w:tcW w:w="121.40pt" w:type="dxa"/>
+          </w:tcPr>
+          <w:p>
+            <w:pPr>
+              <w:jc w:val="both"/>
+              <w:rPr>
+                <w:lang w:val="es-MX"/>
+              </w:rPr>
+            </w:pPr>
+            <w:r>
+              <w:rPr>
+                <w:lang w:val="es-MX"/>
+              </w:rPr>
+              <w:t>34</w:t>
+            </w:r>
+          </w:p>
+        </w:tc>
+      </w:tr>
+      <w:tr>
+        <w:tc>
+          <w:tcPr>
+            <w:tcW w:w="121.40pt" w:type="dxa"/>
+          </w:tcPr>
+          <w:p>
+            <w:pPr>
+              <w:jc w:val="both"/>
+              <w:rPr>
+                <w:lang w:val="es-MX"/>
+              </w:rPr>
+            </w:pPr>
+            <w:r>
+              <w:rPr>
+                <w:lang w:val="es-MX"/>
+              </w:rPr>
+              <w:t>22</w:t>
+            </w:r>
+          </w:p>
+        </w:tc>
+        <w:tc>
+          <w:tcPr>
+            <w:tcW w:w="121.40pt" w:type="dxa"/>
+          </w:tcPr>
+          <w:p>
+            <w:pPr>
+              <w:jc w:val="both"/>
+              <w:rPr>
+                <w:lang w:val="es-MX"/>
+              </w:rPr>
+            </w:pPr>
+            <w:r>
+              <w:rPr>
+                <w:lang w:val="es-MX"/>
+              </w:rPr>
+              <w:t>304</w:t>
+            </w:r>
+          </w:p>
+        </w:tc>
+      </w:tr>
+    </w:tbl>
+    <w:p>
+      <w:pPr>
+        <w:pStyle w:val="Textoindependiente"/>
+        <w:ind w:firstLine="0pt"/>
+        <w:rPr>
+          <w:lang w:val="es-MX"/>
+        </w:rPr>
+      </w:pPr>
+    </w:p>
+    <w:p>
+      <w:pPr>
+        <w:pStyle w:val="Textoindependiente"/>
+        <w:ind w:firstLine="0pt"/>
+        <w:rPr>
+          <w:lang w:val="es-MX"/>
+        </w:rPr>
+      </w:pPr>
+      <w:r>
+        <w:rPr>
+          <w:lang w:val="es-MX"/>
+        </w:rPr>
+        <w:tab/>
+      </w:r>
+      <w:r>
+        <w:rPr>
+          <w:lang w:val="es-MX"/>
+        </w:rPr>
+        <w:t>La matriz de confusión mostró 402 observaciones de Osmancik y 304 de Cammeo clasificadas correctamente. Por ot</w:t>
+      </w:r>
+      <w:r>
+        <w:rPr>
+          <w:lang w:val="es-MX"/>
+        </w:rPr>
+        <w:t>ro lado</w:t>
+      </w:r>
+      <w:r>
+        <w:rPr>
+          <w:lang w:val="es-MX"/>
+        </w:rPr>
+        <w:t>, 34 observaciones de Osmancik fueron clasificadas como Cammeo y 22 de Cammeo como Osmancik, dando un total de 706 predicciones correctas y 56 incorrectas.</w:t>
+      </w:r>
+    </w:p>
+    <w:tbl>
+      <w:tblPr>
+        <w:tblStyle w:val="Tablaconcuadrcula"/>
+        <w:tblW w:w="0pt" w:type="auto"/>
+        <w:tblLook w:firstRow="1" w:lastRow="0" w:firstColumn="1" w:lastColumn="0" w:noHBand="0" w:noVBand="1"/>
+      </w:tblPr>
+      <w:tblGrid>
+        <w:gridCol w:w="1618"/>
+        <w:gridCol w:w="1619"/>
+        <w:gridCol w:w="1619"/>
+      </w:tblGrid>
+      <w:tr>
+        <w:tc>
+          <w:tcPr>
+            <w:tcW w:w="80.90pt" w:type="dxa"/>
+          </w:tcPr>
+          <w:p>
+            <w:pPr>
+              <w:pStyle w:val="Textoindependiente"/>
+              <w:ind w:firstLine="0pt"/>
+              <w:rPr>
+                <w:i/>
+                <w:iCs/>
+                <w:lang w:val="es-MX"/>
+              </w:rPr>
+            </w:pPr>
+            <w:r>
+              <w:rPr>
+                <w:i/>
+                <w:iCs/>
+                <w:lang w:val="es-MX"/>
+              </w:rPr>
+              <w:t>Probabilidad Cammeo</w:t>
+            </w:r>
+          </w:p>
+        </w:tc>
+        <w:tc>
+          <w:tcPr>
+            <w:tcW w:w="80.95pt" w:type="dxa"/>
+          </w:tcPr>
+          <w:p>
+            <w:pPr>
+              <w:pStyle w:val="Textoindependiente"/>
+              <w:ind w:firstLine="0pt"/>
+              <w:rPr>
+                <w:i/>
+                <w:iCs/>
+                <w:lang w:val="es-MX"/>
+              </w:rPr>
+            </w:pPr>
+            <w:r>
+              <w:rPr>
+                <w:i/>
+                <w:iCs/>
+                <w:lang w:val="es-MX"/>
+              </w:rPr>
+              <w:t>Predicción</w:t>
+            </w:r>
+          </w:p>
+        </w:tc>
+        <w:tc>
+          <w:tcPr>
+            <w:tcW w:w="80.95pt" w:type="dxa"/>
+          </w:tcPr>
+          <w:p>
+            <w:pPr>
+              <w:pStyle w:val="Textoindependiente"/>
+              <w:ind w:firstLine="0pt"/>
+              <w:rPr>
+                <w:i/>
+                <w:iCs/>
+                <w:lang w:val="es-MX"/>
+              </w:rPr>
+            </w:pPr>
+            <w:r>
+              <w:rPr>
+                <w:i/>
+                <w:iCs/>
+                <w:lang w:val="es-MX"/>
+              </w:rPr>
+              <w:t>Real</w:t>
+            </w:r>
+          </w:p>
+        </w:tc>
+      </w:tr>
+      <w:tr>
+        <w:tc>
+          <w:tcPr>
+            <w:tcW w:w="80.90pt" w:type="dxa"/>
+          </w:tcPr>
+          <w:p>
+            <w:pPr>
+              <w:pStyle w:val="Textoindependiente"/>
+              <w:ind w:firstLine="0pt"/>
+              <w:rPr>
+                <w:lang w:val="es-MX"/>
+              </w:rPr>
+            </w:pPr>
+            <w:r>
+              <w:t>0.3849</w:t>
+            </w:r>
+          </w:p>
+        </w:tc>
+        <w:tc>
+          <w:tcPr>
+            <w:tcW w:w="80.95pt" w:type="dxa"/>
+          </w:tcPr>
+          <w:p>
+            <w:pPr>
+              <w:pStyle w:val="Textoindependiente"/>
+              <w:ind w:firstLine="0pt"/>
+              <w:rPr>
+                <w:lang w:val="es-MX"/>
+              </w:rPr>
+            </w:pPr>
+            <w:r>
+              <w:t>Osmancik</w:t>
+            </w:r>
+          </w:p>
+        </w:tc>
+        <w:tc>
+          <w:tcPr>
+            <w:tcW w:w="80.95pt" w:type="dxa"/>
+          </w:tcPr>
+          <w:p>
+            <w:pPr>
+              <w:pStyle w:val="Textoindependiente"/>
+              <w:ind w:firstLine="0pt"/>
+              <w:rPr>
+                <w:lang w:val="es-MX"/>
+              </w:rPr>
+            </w:pPr>
+            <w:r>
+              <w:t>Osmancik</w:t>
+            </w:r>
+          </w:p>
+        </w:tc>
+      </w:tr>
+      <w:tr>
+        <w:tc>
+          <w:tcPr>
+            <w:tcW w:w="80.90pt" w:type="dxa"/>
+          </w:tcPr>
+          <w:p>
+            <w:pPr>
+              <w:pStyle w:val="Textoindependiente"/>
+              <w:ind w:firstLine="0pt"/>
+              <w:rPr>
+                <w:lang w:val="es-MX"/>
+              </w:rPr>
+            </w:pPr>
+            <w:r>
+              <w:t>0.9880</w:t>
+            </w:r>
+          </w:p>
+        </w:tc>
+        <w:tc>
+          <w:tcPr>
+            <w:tcW w:w="80.95pt" w:type="dxa"/>
+          </w:tcPr>
+          <w:p>
+            <w:pPr>
+              <w:pStyle w:val="Textoindependiente"/>
+              <w:ind w:firstLine="0pt"/>
+              <w:rPr>
+                <w:lang w:val="es-MX"/>
+              </w:rPr>
+            </w:pPr>
+            <w:r>
+              <w:t>Cammeo</w:t>
+            </w:r>
+          </w:p>
+        </w:tc>
+        <w:tc>
+          <w:tcPr>
+            <w:tcW w:w="80.95pt" w:type="dxa"/>
+          </w:tcPr>
+          <w:p>
+            <w:pPr>
+              <w:pStyle w:val="Textoindependiente"/>
+              <w:ind w:firstLine="0pt"/>
+              <w:rPr>
+                <w:lang w:val="es-MX"/>
+              </w:rPr>
+            </w:pPr>
+            <w:r>
+              <w:t>Cammeo</w:t>
+            </w:r>
+          </w:p>
+        </w:tc>
+      </w:tr>
+      <w:tr>
+        <w:tc>
+          <w:tcPr>
+            <w:tcW w:w="80.90pt" w:type="dxa"/>
+          </w:tcPr>
+          <w:p>
+            <w:pPr>
+              <w:pStyle w:val="Textoindependiente"/>
+              <w:ind w:firstLine="0pt"/>
+              <w:rPr>
+                <w:lang w:val="es-MX"/>
+              </w:rPr>
+            </w:pPr>
+            <w:r>
+              <w:t>0.0797</w:t>
+            </w:r>
+          </w:p>
+        </w:tc>
+        <w:tc>
+          <w:tcPr>
+            <w:tcW w:w="80.95pt" w:type="dxa"/>
+          </w:tcPr>
+          <w:p>
+            <w:pPr>
+              <w:pStyle w:val="Textoindependiente"/>
+              <w:ind w:firstLine="0pt"/>
+              <w:rPr>
+                <w:lang w:val="es-MX"/>
+              </w:rPr>
+            </w:pPr>
+            <w:r>
+              <w:t>Osmancik</w:t>
+            </w:r>
+          </w:p>
+        </w:tc>
+        <w:tc>
+          <w:tcPr>
+            <w:tcW w:w="80.95pt" w:type="dxa"/>
+          </w:tcPr>
+          <w:p>
+            <w:pPr>
+              <w:pStyle w:val="Textoindependiente"/>
+              <w:ind w:firstLine="0pt"/>
+              <w:rPr>
+                <w:lang w:val="es-MX"/>
+              </w:rPr>
+            </w:pPr>
+            <w:r>
+              <w:t>Osmancik</w:t>
+            </w:r>
+          </w:p>
+        </w:tc>
+      </w:tr>
+      <w:tr>
+        <w:tc>
+          <w:tcPr>
+            <w:tcW w:w="80.90pt" w:type="dxa"/>
+          </w:tcPr>
+          <w:p>
+            <w:pPr>
+              <w:pStyle w:val="Textoindependiente"/>
+              <w:ind w:firstLine="0pt"/>
+              <w:rPr>
+                <w:lang w:val="es-MX"/>
+              </w:rPr>
+            </w:pPr>
+            <w:r>
+              <w:t>0.8123</w:t>
+            </w:r>
+          </w:p>
+        </w:tc>
+        <w:tc>
+          <w:tcPr>
+            <w:tcW w:w="80.95pt" w:type="dxa"/>
+          </w:tcPr>
+          <w:p>
+            <w:pPr>
+              <w:pStyle w:val="Textoindependiente"/>
+              <w:ind w:firstLine="0pt"/>
+              <w:rPr>
+                <w:lang w:val="es-MX"/>
+              </w:rPr>
+            </w:pPr>
+            <w:r>
+              <w:t>Cammeo</w:t>
+            </w:r>
+          </w:p>
+        </w:tc>
+        <w:tc>
+          <w:tcPr>
+            <w:tcW w:w="80.95pt" w:type="dxa"/>
+          </w:tcPr>
+          <w:p>
+            <w:pPr>
+              <w:pStyle w:val="Textoindependiente"/>
+              <w:ind w:firstLine="0pt"/>
+              <w:rPr>
+                <w:lang w:val="es-MX"/>
+              </w:rPr>
+            </w:pPr>
+            <w:r>
+              <w:t>Cammeo</w:t>
+            </w:r>
+          </w:p>
+        </w:tc>
+      </w:tr>
+      <w:tr>
+        <w:tc>
+          <w:tcPr>
+            <w:tcW w:w="80.90pt" w:type="dxa"/>
+          </w:tcPr>
+          <w:p>
+            <w:pPr>
+              <w:pStyle w:val="Textoindependiente"/>
+              <w:ind w:firstLine="0pt"/>
+              <w:rPr>
+                <w:lang w:val="es-MX"/>
+              </w:rPr>
+            </w:pPr>
+            <w:r>
+              <w:t>0.0171</w:t>
+            </w:r>
+          </w:p>
+        </w:tc>
+        <w:tc>
+          <w:tcPr>
+            <w:tcW w:w="80.95pt" w:type="dxa"/>
+          </w:tcPr>
+          <w:p>
+            <w:pPr>
+              <w:pStyle w:val="Textoindependiente"/>
+              <w:ind w:firstLine="0pt"/>
+              <w:rPr>
+                <w:lang w:val="es-MX"/>
+              </w:rPr>
+            </w:pPr>
+            <w:r>
+              <w:t>Osmancik</w:t>
+            </w:r>
+          </w:p>
+        </w:tc>
+        <w:tc>
+          <w:tcPr>
+            <w:tcW w:w="80.95pt" w:type="dxa"/>
+          </w:tcPr>
+          <w:p>
+            <w:pPr>
+              <w:pStyle w:val="Textoindependiente"/>
+              <w:ind w:firstLine="0pt"/>
+              <w:rPr>
+                <w:lang w:val="es-MX"/>
+              </w:rPr>
+            </w:pPr>
+            <w:r>
+              <w:t>Osmancik</w:t>
+            </w:r>
+          </w:p>
+        </w:tc>
+      </w:tr>
+      <w:tr>
+        <w:tc>
+          <w:tcPr>
+            <w:tcW w:w="80.90pt" w:type="dxa"/>
+          </w:tcPr>
+          <w:p>
+            <w:pPr>
+              <w:pStyle w:val="Textoindependiente"/>
+              <w:ind w:firstLine="0pt"/>
+              <w:rPr>
+                <w:highlight w:val="yellow"/>
+                <w:lang w:val="es-MX"/>
+              </w:rPr>
+            </w:pPr>
+            <w:r>
+              <w:rPr>
+                <w:highlight w:val="yellow"/>
+              </w:rPr>
+              <w:t>0.6741</w:t>
+            </w:r>
+          </w:p>
+        </w:tc>
+        <w:tc>
+          <w:tcPr>
+            <w:tcW w:w="80.95pt" w:type="dxa"/>
+          </w:tcPr>
+          <w:p>
+            <w:pPr>
+              <w:pStyle w:val="Textoindependiente"/>
+              <w:ind w:firstLine="0pt"/>
+              <w:rPr>
+                <w:highlight w:val="yellow"/>
+                <w:lang w:val="es-MX"/>
+              </w:rPr>
+            </w:pPr>
+            <w:r>
+              <w:rPr>
+                <w:highlight w:val="yellow"/>
+              </w:rPr>
+              <w:t>Cammeo</w:t>
+            </w:r>
+          </w:p>
+        </w:tc>
+        <w:tc>
+          <w:tcPr>
+            <w:tcW w:w="80.95pt" w:type="dxa"/>
+          </w:tcPr>
+          <w:p>
+            <w:pPr>
+              <w:pStyle w:val="Textoindependiente"/>
+              <w:ind w:firstLine="0pt"/>
+              <w:rPr>
+                <w:highlight w:val="yellow"/>
+                <w:lang w:val="es-MX"/>
+              </w:rPr>
+            </w:pPr>
+            <w:r>
+              <w:rPr>
+                <w:highlight w:val="yellow"/>
+              </w:rPr>
+              <w:t>Osmancik</w:t>
+            </w:r>
+          </w:p>
+        </w:tc>
+      </w:tr>
+      <w:tr>
+        <w:tc>
+          <w:tcPr>
+            <w:tcW w:w="80.90pt" w:type="dxa"/>
+          </w:tcPr>
+          <w:p>
+            <w:pPr>
+              <w:pStyle w:val="Textoindependiente"/>
+              <w:ind w:firstLine="0pt"/>
+              <w:rPr>
+                <w:lang w:val="es-MX"/>
+              </w:rPr>
+            </w:pPr>
+            <w:r>
+              <w:t>0.8706</w:t>
+            </w:r>
+          </w:p>
+        </w:tc>
+        <w:tc>
+          <w:tcPr>
+            <w:tcW w:w="80.95pt" w:type="dxa"/>
+          </w:tcPr>
+          <w:p>
+            <w:pPr>
+              <w:pStyle w:val="Textoindependiente"/>
+              <w:ind w:firstLine="0pt"/>
+              <w:rPr>
+                <w:lang w:val="es-MX"/>
+              </w:rPr>
+            </w:pPr>
+            <w:r>
+              <w:t>Cammeo</w:t>
+            </w:r>
+          </w:p>
+        </w:tc>
+        <w:tc>
+          <w:tcPr>
+            <w:tcW w:w="80.95pt" w:type="dxa"/>
+          </w:tcPr>
+          <w:p>
+            <w:pPr>
+              <w:pStyle w:val="Textoindependiente"/>
+              <w:ind w:firstLine="0pt"/>
+              <w:rPr>
+                <w:lang w:val="es-MX"/>
+              </w:rPr>
+            </w:pPr>
+            <w:r>
+              <w:t>Cammeo</w:t>
+            </w:r>
+          </w:p>
+        </w:tc>
+      </w:tr>
+      <w:tr>
+        <w:tc>
+          <w:tcPr>
+            <w:tcW w:w="80.90pt" w:type="dxa"/>
+          </w:tcPr>
+          <w:p>
+            <w:pPr>
+              <w:pStyle w:val="Textoindependiente"/>
+              <w:ind w:firstLine="0pt"/>
+              <w:rPr>
+                <w:lang w:val="es-MX"/>
+              </w:rPr>
+            </w:pPr>
+            <w:r>
+              <w:t>0.9982</w:t>
+            </w:r>
+          </w:p>
+        </w:tc>
+        <w:tc>
+          <w:tcPr>
+            <w:tcW w:w="80.95pt" w:type="dxa"/>
+          </w:tcPr>
+          <w:p>
+            <w:pPr>
+              <w:pStyle w:val="Textoindependiente"/>
+              <w:ind w:firstLine="0pt"/>
+              <w:rPr>
+                <w:lang w:val="es-MX"/>
+              </w:rPr>
+            </w:pPr>
+            <w:r>
+              <w:t>Cammeo</w:t>
+            </w:r>
+          </w:p>
+        </w:tc>
+        <w:tc>
+          <w:tcPr>
+            <w:tcW w:w="80.95pt" w:type="dxa"/>
+          </w:tcPr>
+          <w:p>
+            <w:pPr>
+              <w:pStyle w:val="Textoindependiente"/>
+              <w:ind w:firstLine="0pt"/>
+              <w:rPr>
+                <w:lang w:val="es-MX"/>
+              </w:rPr>
+            </w:pPr>
+            <w:r>
+              <w:t>Cammeo</w:t>
+            </w:r>
+          </w:p>
+        </w:tc>
+      </w:tr>
+      <w:tr>
+        <w:tc>
+          <w:tcPr>
+            <w:tcW w:w="80.90pt" w:type="dxa"/>
+          </w:tcPr>
+          <w:p>
+            <w:pPr>
+              <w:pStyle w:val="Textoindependiente"/>
+              <w:ind w:firstLine="0pt"/>
+              <w:rPr>
+                <w:lang w:val="es-MX"/>
+              </w:rPr>
+            </w:pPr>
+            <w:r>
+              <w:t>0.0345</w:t>
+            </w:r>
+          </w:p>
+        </w:tc>
+        <w:tc>
+          <w:tcPr>
+            <w:tcW w:w="80.95pt" w:type="dxa"/>
+          </w:tcPr>
+          <w:p>
+            <w:pPr>
+              <w:pStyle w:val="Textoindependiente"/>
+              <w:ind w:firstLine="0pt"/>
+              <w:rPr>
+                <w:lang w:val="es-MX"/>
+              </w:rPr>
+            </w:pPr>
+            <w:r>
+              <w:t>Osmancik</w:t>
+            </w:r>
+          </w:p>
+        </w:tc>
+        <w:tc>
+          <w:tcPr>
+            <w:tcW w:w="80.95pt" w:type="dxa"/>
+          </w:tcPr>
+          <w:p>
+            <w:pPr>
+              <w:pStyle w:val="Textoindependiente"/>
+              <w:ind w:firstLine="0pt"/>
+              <w:rPr>
+                <w:lang w:val="es-MX"/>
+              </w:rPr>
+            </w:pPr>
+            <w:r>
+              <w:t>Osmancik</w:t>
+            </w:r>
+          </w:p>
+        </w:tc>
+      </w:tr>
+      <w:tr>
+        <w:tc>
+          <w:tcPr>
+            <w:tcW w:w="80.90pt" w:type="dxa"/>
+          </w:tcPr>
+          <w:p>
+            <w:pPr>
+              <w:pStyle w:val="Textoindependiente"/>
+              <w:ind w:firstLine="0pt"/>
+              <w:rPr>
+                <w:lang w:val="es-MX"/>
+              </w:rPr>
+            </w:pPr>
+            <w:r>
+              <w:t>0.1081</w:t>
+            </w:r>
+          </w:p>
+        </w:tc>
+        <w:tc>
+          <w:tcPr>
+            <w:tcW w:w="80.95pt" w:type="dxa"/>
+          </w:tcPr>
+          <w:p>
+            <w:pPr>
+              <w:pStyle w:val="Textoindependiente"/>
+              <w:ind w:firstLine="0pt"/>
+              <w:rPr>
+                <w:lang w:val="es-MX"/>
+              </w:rPr>
+            </w:pPr>
+            <w:r>
+              <w:t>Osmancik</w:t>
+            </w:r>
+          </w:p>
+        </w:tc>
+        <w:tc>
+          <w:tcPr>
+            <w:tcW w:w="80.95pt" w:type="dxa"/>
+          </w:tcPr>
+          <w:p>
+            <w:pPr>
+              <w:pStyle w:val="Textoindependiente"/>
+              <w:ind w:firstLine="0pt"/>
+              <w:rPr>
+                <w:lang w:val="es-MX"/>
+              </w:rPr>
+            </w:pPr>
+            <w:r>
+              <w:t>Osmancik</w:t>
+            </w:r>
+          </w:p>
+        </w:tc>
+      </w:tr>
+    </w:tbl>
+    <w:p>
+      <w:pPr>
+        <w:pStyle w:val="Textoindependiente"/>
+        <w:ind w:firstLine="0pt"/>
+        <w:rPr>
+          <w:lang w:val="es-MX"/>
+        </w:rPr>
+      </w:pPr>
+    </w:p>
+    <w:p>
+      <w:pPr>
+        <w:pStyle w:val="Textoindependiente"/>
+        <w:ind w:firstLine="0pt"/>
+        <w:rPr>
+          <w:lang w:val="es-MX"/>
+        </w:rPr>
+      </w:pPr>
+      <w:r>
+        <w:rPr>
+          <w:lang w:val="es-MX"/>
+        </w:rPr>
+        <w:tab/>
+      </w:r>
+      <w:r>
+        <w:rPr>
+          <w:lang w:val="es-MX"/>
+        </w:rPr>
+        <w:t>Finalmente, se realizaron diez predicciones del conjunto de prueba junto con su probabilidad de pertenecer a Cammeo. Nueve coincidieron con su clase real y</w:t>
+      </w:r>
+      <w:r>
+        <w:rPr>
+          <w:lang w:val="es-MX"/>
+        </w:rPr>
+        <w:t xml:space="preserve"> sólo</w:t>
+      </w:r>
+      <w:r>
+        <w:rPr>
+          <w:lang w:val="es-MX"/>
+        </w:rPr>
+        <w:t xml:space="preserve"> una observación de Osmancik fue clasificada incorrectamente como Cammeo</w:t>
+      </w:r>
+      <w:r>
+        <w:rPr>
+          <w:lang w:val="es-MX"/>
+        </w:rPr>
+        <w:t>,</w:t>
+      </w:r>
+      <w:r>
+        <w:rPr>
+          <w:lang w:val="es-MX"/>
+        </w:rPr>
+        <w:t xml:space="preserve"> con una probabilidad de 0.6741.</w:t>
+      </w:r>
+    </w:p>
+    <w:p>
+      <w:pPr>
+        <w:pStyle w:val="Ttulo1"/>
+        <w:rPr>
+          <w:lang w:val="es-MX"/>
+        </w:rPr>
+      </w:pPr>
+      <w:r>
+        <w:rPr>
+          <w:lang w:val="es-MX"/>
+        </w:rPr>
+        <w:t>Conclusiones</w:t>
+      </w:r>
+    </w:p>
+    <w:p>
+      <w:pPr>
+        <w:pStyle w:val="Textoindependiente"/>
+        <w:ind w:firstLine="0pt"/>
+        <w:rPr>
+          <w:lang w:val="es-MX"/>
+        </w:rPr>
+      </w:pPr>
+      <w:r>
+        <w:rPr>
+          <w:lang w:val="es-MX"/>
+        </w:rPr>
+        <w:tab/>
+      </w:r>
+      <w:r>
+        <w:rPr>
+          <w:lang w:val="es-MX"/>
+        </w:rPr>
+        <w:t xml:space="preserve">En este </w:t>
+      </w:r>
+      <w:r>
+        <w:rPr>
+          <w:lang w:val="es-MX"/>
+        </w:rPr>
+        <w:t>proyecto</w:t>
+      </w:r>
+      <w:r>
+        <w:rPr>
+          <w:lang w:val="es-MX"/>
+        </w:rPr>
+        <w:t xml:space="preserve"> se implementaron dos modelos </w:t>
+      </w:r>
+      <w:r>
+        <w:rPr>
+          <w:lang w:val="es-MX"/>
+        </w:rPr>
+        <w:t xml:space="preserve">muy útiles que son capaces de </w:t>
+      </w:r>
+      <w:r>
+        <w:rPr>
+          <w:lang w:val="es-MX"/>
+        </w:rPr>
+        <w:t>clasificar</w:t>
+      </w:r>
+      <w:r>
+        <w:rPr>
+          <w:lang w:val="es-MX"/>
+        </w:rPr>
+        <w:t xml:space="preserve"> exitosamente </w:t>
+      </w:r>
+      <w:r>
+        <w:rPr>
+          <w:lang w:val="es-MX"/>
+        </w:rPr>
+        <w:t>las variedades de arroz Cammeo y Osmancik</w:t>
+      </w:r>
+      <w:r>
+        <w:rPr>
+          <w:lang w:val="es-MX"/>
+        </w:rPr>
+        <w:t>.</w:t>
+      </w:r>
+      <w:r>
+        <w:rPr>
+          <w:lang w:val="es-MX"/>
+        </w:rPr>
+        <w:t xml:space="preserve"> </w:t>
+      </w:r>
+      <w:r>
+        <w:rPr>
+          <w:lang w:val="es-MX"/>
+        </w:rPr>
+        <w:t>De entre los dos, se experimentó y observó cómo es que e</w:t>
+      </w:r>
+      <w:r>
+        <w:rPr>
+          <w:lang w:val="es-MX"/>
+        </w:rPr>
+        <w:t xml:space="preserve">l Random Forest base presentó </w:t>
+      </w:r>
+      <w:r>
+        <w:rPr>
+          <w:lang w:val="es-MX"/>
+        </w:rPr>
+        <w:t xml:space="preserve">un </w:t>
+      </w:r>
+      <w:r>
+        <w:rPr>
+          <w:lang w:val="es-MX"/>
+        </w:rPr>
+        <w:t xml:space="preserve">sesgo bajo pero varianza alta y </w:t>
+      </w:r>
+      <w:r>
+        <w:rPr>
+          <w:lang w:val="es-MX"/>
+        </w:rPr>
+        <w:t>overfitting</w:t>
+      </w:r>
+      <w:r>
+        <w:rPr>
+          <w:lang w:val="es-MX"/>
+        </w:rPr>
+        <w:t>,</w:t>
+      </w:r>
+      <w:r>
+        <w:rPr>
+          <w:lang w:val="es-MX"/>
+        </w:rPr>
+        <w:t xml:space="preserve"> principalmente notable debido </w:t>
+      </w:r>
+      <w:r>
+        <w:rPr>
+          <w:lang w:val="es-MX"/>
+        </w:rPr>
+        <w:t>a su accuracy de 100% en entrenamiento y 92.65% en validación</w:t>
+      </w:r>
+      <w:r>
+        <w:rPr>
+          <w:lang w:val="es-MX"/>
+        </w:rPr>
+        <w:t>. Es aquí donde se puede notar la importancia de realizar la validación de los modelos y nunca confiar ciegamente en las cifras del entrenamiento, pues aquel es sólo uno de los pasos para desarrollar correctamente estas implementaciones. En el caso del Random Forest base, fue necesario reducir el overfitting con la técnica de GridSearch para hacer ajuste de hiperparámetros, y es gracias a eso que se consiguió que e</w:t>
+      </w:r>
+      <w:r>
+        <w:rPr>
+          <w:lang w:val="es-MX"/>
+        </w:rPr>
+        <w:t xml:space="preserve">l modelo final </w:t>
+      </w:r>
+      <w:r>
+        <w:rPr>
+          <w:lang w:val="es-MX"/>
+        </w:rPr>
+        <w:t xml:space="preserve">presentara un </w:t>
+      </w:r>
+      <w:r>
+        <w:rPr>
+          <w:lang w:val="es-MX"/>
+        </w:rPr>
+        <w:t xml:space="preserve">sesgo bajo, varianza baja y un nivel de ajuste </w:t>
+      </w:r>
+      <w:r>
+        <w:rPr>
+          <w:lang w:val="es-MX"/>
+        </w:rPr>
+        <w:t>óptimo.</w:t>
+      </w:r>
+    </w:p>
+    <w:p>
+      <w:pPr>
+        <w:pStyle w:val="Ttulo1"/>
+        <w:ind w:start="14.40pt" w:hanging="14.40pt"/>
+        <w:rPr>
+          <w:lang w:val="es-ES"/>
+        </w:rPr>
+      </w:pPr>
+      <w:r>
+        <w:rPr>
+          <w:lang w:val="es-ES"/>
+        </w:rPr>
+        <w:lastRenderedPageBreak/>
+        <w:t>Referencias (pendiente</w:t>
+      </w:r>
+      <w:r>
+        <w:rPr>
+          <w:lang w:val="es-ES"/>
+        </w:rPr>
+        <w:t xml:space="preserve"> apa</w:t>
+      </w:r>
+      <w:r>
+        <w:rPr>
+          <w:lang w:val="es-ES"/>
+        </w:rPr>
+        <w:t>)</w:t>
+      </w:r>
+    </w:p>
+    <w:p>
+      <w:pPr>
+        <w:jc w:val="both"/>
+        <w:rPr>
+          <w:lang w:val="es-ES"/>
+        </w:rPr>
+      </w:pPr>
+      <w:hyperlink r:id="rId27" w:history="1">
+        <w:r>
+          <w:rPr>
+            <w:rStyle w:val="Hipervnculo"/>
+            <w:lang w:val="es-ES"/>
+          </w:rPr>
+          <w:t>https://archive-ics-uci-edu.translate.goog/dataset/545/rice+cammeo+and+osmancik?_x_tr_sl=en&amp;_x_tr_tl=es&amp;_x_tr_hl=es&amp;_x_tr_pto=tc</w:t>
+        </w:r>
+      </w:hyperlink>
+    </w:p>
+    <w:p>
+      <w:pPr>
+        <w:jc w:val="both"/>
+        <w:rPr>
+          <w:lang w:val="es-ES"/>
+        </w:rPr>
+      </w:pPr>
+    </w:p>
+    <w:p>
+      <w:pPr>
+        <w:jc w:val="both"/>
+        <w:rPr>
+          <w:lang w:val="es-ES"/>
+        </w:rPr>
+      </w:pPr>
+      <w:hyperlink r:id="rId28" w:history="1">
+        <w:r>
+          <w:rPr>
+            <w:rStyle w:val="Hipervnculo"/>
+            <w:lang w:val="es-ES"/>
+          </w:rPr>
+          <w:t>https://www.geeksforgeeks.org/machine-learning/random-forest-hyperparameter-tuning-in-python/</w:t>
+        </w:r>
+      </w:hyperlink>
+    </w:p>
+    <w:p>
+      <w:pPr>
+        <w:jc w:val="both"/>
+        <w:rPr>
+          <w:lang w:val="es-ES"/>
+        </w:rPr>
+      </w:pPr>
+    </w:p>
+    <w:p>
+      <w:pPr>
+        <w:jc w:val="both"/>
+        <w:rPr>
+          <w:lang w:val="es-ES"/>
+        </w:rPr>
+      </w:pPr>
+      <w:hyperlink r:id="rId29" w:history="1">
+        <w:r>
+          <w:rPr>
+            <w:rStyle w:val="Hipervnculo"/>
+            <w:lang w:val="es-ES"/>
+          </w:rPr>
+          <w:t>https://www.ibm.com/mx-es/think/topics/random-forest</w:t>
+        </w:r>
+      </w:hyperlink>
+    </w:p>
+    <w:p>
+      <w:pPr>
+        <w:jc w:val="both"/>
+        <w:rPr>
+          <w:lang w:val="es-ES"/>
+        </w:rPr>
+      </w:pPr>
+    </w:p>
+    <w:p>
+      <w:pPr>
+        <w:jc w:val="both"/>
+        <w:rPr>
+          <w:lang w:val="es-ES"/>
+        </w:rPr>
+      </w:pPr>
+      <w:hyperlink r:id="rId30" w:history="1">
+        <w:r>
+          <w:rPr>
+            <w:rStyle w:val="Hipervnculo"/>
+            <w:lang w:val="es-ES"/>
+          </w:rPr>
+          <w:t>https://scikit-learn.org/stable/modules/generated/sklearn.model_selection.GridSearchCV.html</w:t>
+        </w:r>
+      </w:hyperlink>
+    </w:p>
+    <w:p>
+      <w:pPr>
+        <w:jc w:val="both"/>
+        <w:rPr>
+          <w:lang w:val="es-ES"/>
+        </w:rPr>
+      </w:pPr>
+    </w:p>
+    <w:p>
+      <w:pPr>
+        <w:jc w:val="both"/>
+        <w:rPr>
+          <w:lang w:val="es-ES"/>
+        </w:rPr>
+      </w:pPr>
+      <w:hyperlink r:id="rId31" w:history="1">
+        <w:r>
+          <w:rPr>
+            <w:rStyle w:val="Hipervnculo"/>
+            <w:lang w:val="es-ES"/>
+          </w:rPr>
+          <w:t>https://medium.com/@piyushkashyap045/understanding-precision-recall-and-f1-score-metrics-ea219b908093</w:t>
+        </w:r>
+      </w:hyperlink>
     </w:p>
     <w:sectPr>
       <w:type w:val="continuous"/>
@@ -5054,6 +9843,7 @@
   <w:style w:type="paragraph" w:default="1" w:styleId="Normal">
     <w:name w:val="Normal"/>
     <w:qFormat/>
+    <w:rsid w:val="00B6026C"/>
     <w:pPr>
       <w:jc w:val="center"/>
     </w:pPr>
@@ -5062,6 +9852,7 @@
     <w:name w:val="heading 1"/>
     <w:basedOn w:val="Normal"/>
     <w:next w:val="Normal"/>
+    <w:link w:val="Ttulo1Car"/>
     <w:qFormat/>
     <w:rsid w:val="006B6B66"/>
     <w:pPr>
@@ -5515,6 +10306,52 @@
       <w:noProof/>
     </w:rPr>
   </w:style>
+  <w:style w:type="character" w:customStyle="1" w:styleId="Ttulo1Car">
+    <w:name w:val="Título 1 Car"/>
+    <w:basedOn w:val="Fuentedeprrafopredeter"/>
+    <w:link w:val="Ttulo1"/>
+    <w:rsid w:val="001519F9"/>
+    <w:rPr>
+      <w:smallCaps/>
+      <w:noProof/>
+    </w:rPr>
+  </w:style>
+  <w:style w:type="table" w:styleId="Tablaconcuadrcula">
+    <w:name w:val="Table Grid"/>
+    <w:basedOn w:val="Tablanormal"/>
+    <w:rsid w:val="00044BEC"/>
+    <w:tblPr>
+      <w:tblBorders>
+        <w:top w:val="single" w:sz="4" w:space="0" w:color="auto"/>
+        <w:start w:val="single" w:sz="4" w:space="0" w:color="auto"/>
+        <w:bottom w:val="single" w:sz="4" w:space="0" w:color="auto"/>
+        <w:end w:val="single" w:sz="4" w:space="0" w:color="auto"/>
+        <w:insideH w:val="single" w:sz="4" w:space="0" w:color="auto"/>
+        <w:insideV w:val="single" w:sz="4" w:space="0" w:color="auto"/>
+      </w:tblBorders>
+    </w:tblPr>
+  </w:style>
+  <w:style w:type="character" w:styleId="Hipervnculo">
+    <w:name w:val="Hyperlink"/>
+    <w:basedOn w:val="Fuentedeprrafopredeter"/>
+    <w:rsid w:val="001353FE"/>
+    <w:rPr>
+      <w:color w:val="0563C1" w:themeColor="hyperlink"/>
+      <w:u w:val="single"/>
+    </w:rPr>
+  </w:style>
+  <w:style w:type="character" w:styleId="Mencinsinresolver">
+    <w:name w:val="Unresolved Mention"/>
+    <w:basedOn w:val="Fuentedeprrafopredeter"/>
+    <w:uiPriority w:val="99"/>
+    <w:semiHidden/>
+    <w:unhideWhenUsed/>
+    <w:rsid w:val="001353FE"/>
+    <w:rPr>
+      <w:color w:val="605E5C"/>
+      <w:shd w:val="clear" w:color="auto" w:fill="E1DFDD"/>
+    </w:rPr>
+  </w:style>
 </w:styles>
 </file>
 
